--- a/Report.docx
+++ b/Report.docx
@@ -3838,6 +3838,7 @@
           </w:tcPr>
           <w:p>
             <w:r>
+              <w:lastRenderedPageBreak/>
               <w:t>Confirm Reservation</w:t>
             </w:r>
           </w:p>
@@ -4385,6 +4386,2279 @@
             </w:r>
             <w:r>
               <w:t>NFR03</w:t>
+            </w:r>
+          </w:p>
+        </w:tc>
+      </w:tr>
+    </w:tbl>
+    <w:p/>
+    <w:p/>
+    <w:p>
+      <w:r>
+        <w:t>Main flow:</w:t>
+      </w:r>
+    </w:p>
+    <w:p/>
+    <w:tbl>
+      <w:tblPr>
+        <w:tblW w:w="9010" w:type="dxa"/>
+        <w:tblBorders>
+          <w:top w:val="outset" w:sz="6" w:space="0" w:color="auto"/>
+          <w:left w:val="outset" w:sz="6" w:space="0" w:color="auto"/>
+          <w:bottom w:val="outset" w:sz="6" w:space="0" w:color="auto"/>
+          <w:right w:val="outset" w:sz="6" w:space="0" w:color="auto"/>
+        </w:tblBorders>
+        <w:tblCellMar>
+          <w:left w:w="0" w:type="dxa"/>
+          <w:right w:w="0" w:type="dxa"/>
+        </w:tblCellMar>
+        <w:tblLook w:val="04A0" w:firstRow="1" w:lastRow="0" w:firstColumn="1" w:lastColumn="0" w:noHBand="0" w:noVBand="1"/>
+      </w:tblPr>
+      <w:tblGrid>
+        <w:gridCol w:w="2555"/>
+        <w:gridCol w:w="3228"/>
+        <w:gridCol w:w="3227"/>
+      </w:tblGrid>
+      <w:tr>
+        <w:trPr>
+          <w:trHeight w:val="285"/>
+        </w:trPr>
+        <w:tc>
+          <w:tcPr>
+            <w:tcW w:w="2555" w:type="dxa"/>
+            <w:tcBorders>
+              <w:top w:val="single" w:sz="6" w:space="0" w:color="auto"/>
+              <w:left w:val="single" w:sz="6" w:space="0" w:color="auto"/>
+              <w:bottom w:val="single" w:sz="6" w:space="0" w:color="auto"/>
+              <w:right w:val="single" w:sz="6" w:space="0" w:color="auto"/>
+            </w:tcBorders>
+            <w:shd w:val="clear" w:color="auto" w:fill="auto"/>
+            <w:hideMark/>
+          </w:tcPr>
+          <w:p>
+            <w:r>
+              <w:rPr>
+                <w:b/>
+                <w:bCs/>
+              </w:rPr>
+              <w:t>Use Case Name</w:t>
+            </w:r>
+            <w:r>
+              <w:t> </w:t>
+            </w:r>
+          </w:p>
+        </w:tc>
+        <w:tc>
+          <w:tcPr>
+            <w:tcW w:w="6455" w:type="dxa"/>
+            <w:gridSpan w:val="2"/>
+            <w:tcBorders>
+              <w:top w:val="single" w:sz="6" w:space="0" w:color="auto"/>
+              <w:left w:val="single" w:sz="6" w:space="0" w:color="auto"/>
+              <w:bottom w:val="single" w:sz="6" w:space="0" w:color="auto"/>
+              <w:right w:val="single" w:sz="6" w:space="0" w:color="auto"/>
+            </w:tcBorders>
+            <w:shd w:val="clear" w:color="auto" w:fill="auto"/>
+            <w:hideMark/>
+          </w:tcPr>
+          <w:p>
+            <w:r>
+              <w:t>Submit Reservation Request</w:t>
+            </w:r>
+          </w:p>
+        </w:tc>
+      </w:tr>
+      <w:tr>
+        <w:trPr>
+          <w:trHeight w:val="285"/>
+        </w:trPr>
+        <w:tc>
+          <w:tcPr>
+            <w:tcW w:w="2555" w:type="dxa"/>
+            <w:tcBorders>
+              <w:top w:val="single" w:sz="6" w:space="0" w:color="auto"/>
+              <w:left w:val="single" w:sz="6" w:space="0" w:color="auto"/>
+              <w:bottom w:val="single" w:sz="6" w:space="0" w:color="auto"/>
+              <w:right w:val="single" w:sz="6" w:space="0" w:color="auto"/>
+            </w:tcBorders>
+            <w:shd w:val="clear" w:color="auto" w:fill="auto"/>
+            <w:hideMark/>
+          </w:tcPr>
+          <w:p>
+            <w:r>
+              <w:rPr>
+                <w:b/>
+                <w:bCs/>
+              </w:rPr>
+              <w:t>Priority</w:t>
+            </w:r>
+            <w:r>
+              <w:t> </w:t>
+            </w:r>
+          </w:p>
+        </w:tc>
+        <w:tc>
+          <w:tcPr>
+            <w:tcW w:w="6455" w:type="dxa"/>
+            <w:gridSpan w:val="2"/>
+            <w:tcBorders>
+              <w:top w:val="single" w:sz="6" w:space="0" w:color="auto"/>
+              <w:left w:val="single" w:sz="6" w:space="0" w:color="auto"/>
+              <w:bottom w:val="single" w:sz="6" w:space="0" w:color="auto"/>
+              <w:right w:val="single" w:sz="6" w:space="0" w:color="auto"/>
+            </w:tcBorders>
+            <w:shd w:val="clear" w:color="auto" w:fill="auto"/>
+            <w:hideMark/>
+          </w:tcPr>
+          <w:p>
+            <w:r>
+              <w:t>High </w:t>
+            </w:r>
+          </w:p>
+        </w:tc>
+      </w:tr>
+      <w:tr>
+        <w:trPr>
+          <w:trHeight w:val="285"/>
+        </w:trPr>
+        <w:tc>
+          <w:tcPr>
+            <w:tcW w:w="2555" w:type="dxa"/>
+            <w:tcBorders>
+              <w:top w:val="single" w:sz="6" w:space="0" w:color="auto"/>
+              <w:left w:val="single" w:sz="6" w:space="0" w:color="auto"/>
+              <w:bottom w:val="single" w:sz="6" w:space="0" w:color="auto"/>
+              <w:right w:val="single" w:sz="6" w:space="0" w:color="auto"/>
+            </w:tcBorders>
+            <w:shd w:val="clear" w:color="auto" w:fill="auto"/>
+            <w:hideMark/>
+          </w:tcPr>
+          <w:p>
+            <w:r>
+              <w:rPr>
+                <w:b/>
+                <w:bCs/>
+              </w:rPr>
+              <w:t>Primary Business Actor</w:t>
+            </w:r>
+            <w:r>
+              <w:t> </w:t>
+            </w:r>
+          </w:p>
+        </w:tc>
+        <w:tc>
+          <w:tcPr>
+            <w:tcW w:w="6455" w:type="dxa"/>
+            <w:gridSpan w:val="2"/>
+            <w:tcBorders>
+              <w:top w:val="single" w:sz="6" w:space="0" w:color="auto"/>
+              <w:left w:val="single" w:sz="6" w:space="0" w:color="auto"/>
+              <w:bottom w:val="single" w:sz="6" w:space="0" w:color="auto"/>
+              <w:right w:val="single" w:sz="6" w:space="0" w:color="auto"/>
+            </w:tcBorders>
+            <w:shd w:val="clear" w:color="auto" w:fill="auto"/>
+            <w:hideMark/>
+          </w:tcPr>
+          <w:p>
+            <w:r>
+              <w:t>Member</w:t>
+            </w:r>
+            <w:r>
+              <w:t> </w:t>
+            </w:r>
+          </w:p>
+        </w:tc>
+      </w:tr>
+      <w:tr>
+        <w:trPr>
+          <w:trHeight w:val="285"/>
+        </w:trPr>
+        <w:tc>
+          <w:tcPr>
+            <w:tcW w:w="2555" w:type="dxa"/>
+            <w:tcBorders>
+              <w:top w:val="single" w:sz="6" w:space="0" w:color="auto"/>
+              <w:left w:val="single" w:sz="6" w:space="0" w:color="auto"/>
+              <w:bottom w:val="single" w:sz="6" w:space="0" w:color="auto"/>
+              <w:right w:val="single" w:sz="6" w:space="0" w:color="auto"/>
+            </w:tcBorders>
+            <w:shd w:val="clear" w:color="auto" w:fill="auto"/>
+            <w:hideMark/>
+          </w:tcPr>
+          <w:p>
+            <w:r>
+              <w:rPr>
+                <w:b/>
+                <w:bCs/>
+              </w:rPr>
+              <w:t>Other Participating Actors</w:t>
+            </w:r>
+            <w:r>
+              <w:t> </w:t>
+            </w:r>
+          </w:p>
+        </w:tc>
+        <w:tc>
+          <w:tcPr>
+            <w:tcW w:w="6455" w:type="dxa"/>
+            <w:gridSpan w:val="2"/>
+            <w:tcBorders>
+              <w:top w:val="single" w:sz="6" w:space="0" w:color="auto"/>
+              <w:left w:val="single" w:sz="6" w:space="0" w:color="auto"/>
+              <w:bottom w:val="single" w:sz="6" w:space="0" w:color="auto"/>
+              <w:right w:val="single" w:sz="6" w:space="0" w:color="auto"/>
+            </w:tcBorders>
+            <w:shd w:val="clear" w:color="auto" w:fill="auto"/>
+            <w:hideMark/>
+          </w:tcPr>
+          <w:p>
+            <w:r>
+              <w:t>None </w:t>
+            </w:r>
+          </w:p>
+        </w:tc>
+      </w:tr>
+      <w:tr>
+        <w:trPr>
+          <w:trHeight w:val="285"/>
+        </w:trPr>
+        <w:tc>
+          <w:tcPr>
+            <w:tcW w:w="2555" w:type="dxa"/>
+            <w:tcBorders>
+              <w:top w:val="single" w:sz="6" w:space="0" w:color="auto"/>
+              <w:left w:val="single" w:sz="6" w:space="0" w:color="auto"/>
+              <w:bottom w:val="single" w:sz="6" w:space="0" w:color="auto"/>
+              <w:right w:val="single" w:sz="6" w:space="0" w:color="auto"/>
+            </w:tcBorders>
+            <w:shd w:val="clear" w:color="auto" w:fill="auto"/>
+            <w:hideMark/>
+          </w:tcPr>
+          <w:p>
+            <w:r>
+              <w:rPr>
+                <w:b/>
+                <w:bCs/>
+              </w:rPr>
+              <w:t>Description</w:t>
+            </w:r>
+            <w:r>
+              <w:t> </w:t>
+            </w:r>
+          </w:p>
+        </w:tc>
+        <w:tc>
+          <w:tcPr>
+            <w:tcW w:w="6455" w:type="dxa"/>
+            <w:gridSpan w:val="2"/>
+            <w:tcBorders>
+              <w:top w:val="single" w:sz="6" w:space="0" w:color="auto"/>
+              <w:left w:val="single" w:sz="6" w:space="0" w:color="auto"/>
+              <w:bottom w:val="single" w:sz="6" w:space="0" w:color="auto"/>
+              <w:right w:val="single" w:sz="6" w:space="0" w:color="auto"/>
+            </w:tcBorders>
+            <w:shd w:val="clear" w:color="auto" w:fill="auto"/>
+            <w:hideMark/>
+          </w:tcPr>
+          <w:p>
+            <w:r>
+              <w:t>The member requests a machine and its attachments for a period, and receives a recorded request with a visible status. </w:t>
+            </w:r>
+          </w:p>
+        </w:tc>
+      </w:tr>
+      <w:tr>
+        <w:trPr>
+          <w:trHeight w:val="285"/>
+        </w:trPr>
+        <w:tc>
+          <w:tcPr>
+            <w:tcW w:w="2555" w:type="dxa"/>
+            <w:tcBorders>
+              <w:top w:val="single" w:sz="6" w:space="0" w:color="auto"/>
+              <w:left w:val="single" w:sz="6" w:space="0" w:color="auto"/>
+              <w:bottom w:val="single" w:sz="6" w:space="0" w:color="auto"/>
+              <w:right w:val="single" w:sz="6" w:space="0" w:color="auto"/>
+            </w:tcBorders>
+            <w:shd w:val="clear" w:color="auto" w:fill="auto"/>
+            <w:hideMark/>
+          </w:tcPr>
+          <w:p>
+            <w:r>
+              <w:rPr>
+                <w:b/>
+                <w:bCs/>
+              </w:rPr>
+              <w:t>Preconditions</w:t>
+            </w:r>
+            <w:r>
+              <w:t> </w:t>
+            </w:r>
+          </w:p>
+        </w:tc>
+        <w:tc>
+          <w:tcPr>
+            <w:tcW w:w="6455" w:type="dxa"/>
+            <w:gridSpan w:val="2"/>
+            <w:tcBorders>
+              <w:top w:val="single" w:sz="6" w:space="0" w:color="auto"/>
+              <w:left w:val="single" w:sz="6" w:space="0" w:color="auto"/>
+              <w:bottom w:val="single" w:sz="6" w:space="0" w:color="auto"/>
+              <w:right w:val="single" w:sz="6" w:space="0" w:color="auto"/>
+            </w:tcBorders>
+            <w:shd w:val="clear" w:color="auto" w:fill="auto"/>
+            <w:hideMark/>
+          </w:tcPr>
+          <w:p>
+            <w:pPr>
+              <w:numPr>
+                <w:ilvl w:val="0"/>
+                <w:numId w:val="9"/>
+              </w:numPr>
+            </w:pPr>
+            <w:r>
+              <w:t xml:space="preserve">The member is logged in. </w:t>
+            </w:r>
+          </w:p>
+          <w:p>
+            <w:pPr>
+              <w:numPr>
+                <w:ilvl w:val="0"/>
+                <w:numId w:val="9"/>
+              </w:numPr>
+            </w:pPr>
+            <w:r>
+              <w:t xml:space="preserve">The member’s membership is active. </w:t>
+            </w:r>
+          </w:p>
+          <w:p>
+            <w:pPr>
+              <w:numPr>
+                <w:ilvl w:val="0"/>
+                <w:numId w:val="9"/>
+              </w:numPr>
+            </w:pPr>
+            <w:r>
+              <w:t xml:space="preserve">The machine and attachment </w:t>
+            </w:r>
+            <w:r>
+              <w:t>are compatible</w:t>
+            </w:r>
+          </w:p>
+        </w:tc>
+      </w:tr>
+      <w:tr>
+        <w:trPr>
+          <w:trHeight w:val="285"/>
+        </w:trPr>
+        <w:tc>
+          <w:tcPr>
+            <w:tcW w:w="2555" w:type="dxa"/>
+            <w:tcBorders>
+              <w:top w:val="single" w:sz="6" w:space="0" w:color="auto"/>
+              <w:left w:val="single" w:sz="6" w:space="0" w:color="auto"/>
+              <w:bottom w:val="single" w:sz="6" w:space="0" w:color="auto"/>
+              <w:right w:val="single" w:sz="6" w:space="0" w:color="auto"/>
+            </w:tcBorders>
+            <w:shd w:val="clear" w:color="auto" w:fill="auto"/>
+            <w:hideMark/>
+          </w:tcPr>
+          <w:p>
+            <w:r>
+              <w:rPr>
+                <w:b/>
+                <w:bCs/>
+              </w:rPr>
+              <w:t>Trigger</w:t>
+            </w:r>
+            <w:r>
+              <w:t> </w:t>
+            </w:r>
+          </w:p>
+        </w:tc>
+        <w:tc>
+          <w:tcPr>
+            <w:tcW w:w="6455" w:type="dxa"/>
+            <w:gridSpan w:val="2"/>
+            <w:tcBorders>
+              <w:top w:val="single" w:sz="6" w:space="0" w:color="auto"/>
+              <w:left w:val="single" w:sz="6" w:space="0" w:color="auto"/>
+              <w:bottom w:val="single" w:sz="6" w:space="0" w:color="auto"/>
+              <w:right w:val="single" w:sz="6" w:space="0" w:color="auto"/>
+            </w:tcBorders>
+            <w:shd w:val="clear" w:color="auto" w:fill="auto"/>
+            <w:hideMark/>
+          </w:tcPr>
+          <w:p>
+            <w:r>
+              <w:t>Member</w:t>
+            </w:r>
+            <w:r>
+              <w:t xml:space="preserve"> selects “Request machinery” from system’s interface. </w:t>
+            </w:r>
+          </w:p>
+        </w:tc>
+      </w:tr>
+      <w:tr>
+        <w:trPr>
+          <w:trHeight w:val="285"/>
+        </w:trPr>
+        <w:tc>
+          <w:tcPr>
+            <w:tcW w:w="2555" w:type="dxa"/>
+            <w:tcBorders>
+              <w:top w:val="single" w:sz="6" w:space="0" w:color="auto"/>
+              <w:left w:val="single" w:sz="6" w:space="0" w:color="auto"/>
+              <w:bottom w:val="single" w:sz="6" w:space="0" w:color="auto"/>
+              <w:right w:val="single" w:sz="6" w:space="0" w:color="auto"/>
+            </w:tcBorders>
+            <w:shd w:val="clear" w:color="auto" w:fill="auto"/>
+            <w:hideMark/>
+          </w:tcPr>
+          <w:p>
+            <w:r>
+              <w:rPr>
+                <w:b/>
+                <w:bCs/>
+              </w:rPr>
+              <w:t>Expected Scenario</w:t>
+            </w:r>
+            <w:r>
+              <w:t> </w:t>
+            </w:r>
+          </w:p>
+        </w:tc>
+        <w:tc>
+          <w:tcPr>
+            <w:tcW w:w="3228" w:type="dxa"/>
+            <w:tcBorders>
+              <w:top w:val="single" w:sz="6" w:space="0" w:color="auto"/>
+              <w:left w:val="single" w:sz="6" w:space="0" w:color="auto"/>
+              <w:bottom w:val="single" w:sz="6" w:space="0" w:color="auto"/>
+              <w:right w:val="single" w:sz="6" w:space="0" w:color="auto"/>
+            </w:tcBorders>
+            <w:shd w:val="clear" w:color="auto" w:fill="auto"/>
+            <w:hideMark/>
+          </w:tcPr>
+          <w:p>
+            <w:r>
+              <w:rPr>
+                <w:b/>
+                <w:bCs/>
+              </w:rPr>
+              <w:t>Actor Name</w:t>
+            </w:r>
+            <w:r>
+              <w:t> </w:t>
+            </w:r>
+          </w:p>
+        </w:tc>
+        <w:tc>
+          <w:tcPr>
+            <w:tcW w:w="3227" w:type="dxa"/>
+            <w:tcBorders>
+              <w:top w:val="single" w:sz="6" w:space="0" w:color="auto"/>
+              <w:left w:val="single" w:sz="6" w:space="0" w:color="auto"/>
+              <w:bottom w:val="single" w:sz="6" w:space="0" w:color="auto"/>
+              <w:right w:val="single" w:sz="6" w:space="0" w:color="auto"/>
+            </w:tcBorders>
+            <w:shd w:val="clear" w:color="auto" w:fill="auto"/>
+            <w:hideMark/>
+          </w:tcPr>
+          <w:p>
+            <w:r>
+              <w:rPr>
+                <w:b/>
+                <w:bCs/>
+              </w:rPr>
+              <w:t>System </w:t>
+            </w:r>
+            <w:r>
+              <w:t> </w:t>
+            </w:r>
+          </w:p>
+        </w:tc>
+      </w:tr>
+      <w:tr>
+        <w:trPr>
+          <w:trHeight w:val="2475"/>
+        </w:trPr>
+        <w:tc>
+          <w:tcPr>
+            <w:tcW w:w="2555" w:type="dxa"/>
+            <w:tcBorders>
+              <w:top w:val="single" w:sz="6" w:space="0" w:color="auto"/>
+              <w:left w:val="single" w:sz="6" w:space="0" w:color="auto"/>
+              <w:bottom w:val="single" w:sz="6" w:space="0" w:color="auto"/>
+              <w:right w:val="single" w:sz="6" w:space="0" w:color="auto"/>
+            </w:tcBorders>
+            <w:shd w:val="clear" w:color="auto" w:fill="auto"/>
+            <w:hideMark/>
+          </w:tcPr>
+          <w:p>
+            <w:r>
+              <w:lastRenderedPageBreak/>
+              <w:t> </w:t>
+            </w:r>
+          </w:p>
+        </w:tc>
+        <w:tc>
+          <w:tcPr>
+            <w:tcW w:w="3228" w:type="dxa"/>
+            <w:tcBorders>
+              <w:top w:val="single" w:sz="6" w:space="0" w:color="auto"/>
+              <w:left w:val="single" w:sz="6" w:space="0" w:color="auto"/>
+              <w:bottom w:val="single" w:sz="6" w:space="0" w:color="auto"/>
+              <w:right w:val="single" w:sz="6" w:space="0" w:color="auto"/>
+            </w:tcBorders>
+            <w:shd w:val="clear" w:color="auto" w:fill="auto"/>
+            <w:hideMark/>
+          </w:tcPr>
+          <w:p>
+            <w:r>
+              <w:rPr>
+                <w:b/>
+                <w:bCs/>
+              </w:rPr>
+              <w:t>Step 1:</w:t>
+            </w:r>
+            <w:r>
+              <w:t> </w:t>
+            </w:r>
+          </w:p>
+          <w:p>
+            <w:r>
+              <w:t>Member</w:t>
+            </w:r>
+            <w:r>
+              <w:t xml:space="preserve"> selects “Request machinery” </w:t>
+            </w:r>
+          </w:p>
+          <w:p>
+            <w:r>
+              <w:t> </w:t>
+            </w:r>
+          </w:p>
+          <w:p>
+            <w:r>
+              <w:rPr>
+                <w:b/>
+                <w:bCs/>
+              </w:rPr>
+              <w:t>Step 3:</w:t>
+            </w:r>
+            <w:r>
+              <w:t> </w:t>
+            </w:r>
+          </w:p>
+          <w:p>
+            <w:r>
+              <w:t>Member enters machinery details and submits the form</w:t>
+            </w:r>
+          </w:p>
+          <w:p>
+            <w:r>
+              <w:t> </w:t>
+            </w:r>
+          </w:p>
+          <w:p>
+            <w:pPr>
+              <w:rPr>
+                <w:b/>
+                <w:bCs/>
+              </w:rPr>
+            </w:pPr>
+          </w:p>
+          <w:p>
+            <w:pPr>
+              <w:rPr>
+                <w:b/>
+                <w:bCs/>
+              </w:rPr>
+            </w:pPr>
+          </w:p>
+          <w:p>
+            <w:pPr>
+              <w:rPr>
+                <w:b/>
+                <w:bCs/>
+              </w:rPr>
+            </w:pPr>
+          </w:p>
+          <w:p>
+            <w:pPr>
+              <w:rPr>
+                <w:b/>
+                <w:bCs/>
+              </w:rPr>
+            </w:pPr>
+          </w:p>
+          <w:p>
+            <w:r>
+              <w:rPr>
+                <w:b/>
+                <w:bCs/>
+              </w:rPr>
+              <w:t xml:space="preserve">Step </w:t>
+            </w:r>
+            <w:r>
+              <w:rPr>
+                <w:b/>
+                <w:bCs/>
+              </w:rPr>
+              <w:t>5</w:t>
+            </w:r>
+            <w:r>
+              <w:rPr>
+                <w:b/>
+                <w:bCs/>
+              </w:rPr>
+              <w:t>: </w:t>
+            </w:r>
+            <w:r>
+              <w:t> </w:t>
+            </w:r>
+          </w:p>
+          <w:p>
+            <w:r>
+              <w:t xml:space="preserve">Member selects the </w:t>
+            </w:r>
+            <w:r>
+              <w:t>machineries and attachments</w:t>
+            </w:r>
+          </w:p>
+          <w:p/>
+          <w:p>
+            <w:r>
+              <w:t> </w:t>
+            </w:r>
+          </w:p>
+          <w:p>
+            <w:r>
+              <w:t> </w:t>
+            </w:r>
+          </w:p>
+          <w:p>
+            <w:r>
+              <w:t> </w:t>
+            </w:r>
+          </w:p>
+          <w:p>
+            <w:r>
+              <w:t> </w:t>
+            </w:r>
+          </w:p>
+          <w:p>
+            <w:r>
+              <w:t> </w:t>
+            </w:r>
+          </w:p>
+          <w:p>
+            <w:r>
+              <w:t> </w:t>
+            </w:r>
+          </w:p>
+          <w:p/>
+          <w:p>
+            <w:r>
+              <w:t> </w:t>
+            </w:r>
+            <w:r>
+              <w:rPr>
+                <w:b/>
+                <w:bCs/>
+              </w:rPr>
+              <w:t>Step 8:</w:t>
+            </w:r>
+            <w:r>
+              <w:t> </w:t>
+            </w:r>
+          </w:p>
+          <w:p>
+            <w:r>
+              <w:t>Member enters the intended period</w:t>
+            </w:r>
+            <w:r>
+              <w:t> </w:t>
+            </w:r>
+          </w:p>
+          <w:p>
+            <w:r>
+              <w:t> </w:t>
+            </w:r>
+          </w:p>
+          <w:p>
+            <w:r>
+              <w:t> </w:t>
+            </w:r>
+          </w:p>
+          <w:p/>
+          <w:p>
+            <w:r>
+              <w:rPr>
+                <w:b/>
+                <w:bCs/>
+              </w:rPr>
+              <w:t xml:space="preserve">Step </w:t>
+            </w:r>
+            <w:r>
+              <w:rPr>
+                <w:b/>
+                <w:bCs/>
+              </w:rPr>
+              <w:t>10</w:t>
+            </w:r>
+            <w:r>
+              <w:rPr>
+                <w:b/>
+                <w:bCs/>
+              </w:rPr>
+              <w:t>:</w:t>
+            </w:r>
+            <w:r>
+              <w:t> </w:t>
+            </w:r>
+          </w:p>
+          <w:p>
+            <w:r>
+              <w:t xml:space="preserve">The member selects a </w:t>
+            </w:r>
+            <w:r>
+              <w:t>dates</w:t>
+            </w:r>
+          </w:p>
+          <w:p/>
+          <w:p>
+            <w:r>
+              <w:rPr>
+                <w:b/>
+                <w:bCs/>
+              </w:rPr>
+              <w:t xml:space="preserve">Step </w:t>
+            </w:r>
+            <w:r>
+              <w:rPr>
+                <w:b/>
+                <w:bCs/>
+              </w:rPr>
+              <w:t>11</w:t>
+            </w:r>
+            <w:r>
+              <w:rPr>
+                <w:b/>
+                <w:bCs/>
+              </w:rPr>
+              <w:t>:</w:t>
+            </w:r>
+            <w:r>
+              <w:t> </w:t>
+            </w:r>
+          </w:p>
+          <w:p>
+            <w:r>
+              <w:t>The member submits the request</w:t>
+            </w:r>
+          </w:p>
+          <w:p/>
+          <w:p/>
+          <w:p/>
+          <w:p/>
+        </w:tc>
+        <w:tc>
+          <w:tcPr>
+            <w:tcW w:w="3227" w:type="dxa"/>
+            <w:tcBorders>
+              <w:top w:val="single" w:sz="6" w:space="0" w:color="auto"/>
+              <w:left w:val="single" w:sz="6" w:space="0" w:color="auto"/>
+              <w:bottom w:val="single" w:sz="6" w:space="0" w:color="auto"/>
+              <w:right w:val="single" w:sz="6" w:space="0" w:color="auto"/>
+            </w:tcBorders>
+            <w:shd w:val="clear" w:color="auto" w:fill="auto"/>
+            <w:hideMark/>
+          </w:tcPr>
+          <w:p>
+            <w:r>
+              <w:t> </w:t>
+            </w:r>
+          </w:p>
+          <w:p>
+            <w:r>
+              <w:t> </w:t>
+            </w:r>
+          </w:p>
+          <w:p>
+            <w:r>
+              <w:rPr>
+                <w:b/>
+                <w:bCs/>
+              </w:rPr>
+              <w:t>Step 2:</w:t>
+            </w:r>
+            <w:r>
+              <w:t> </w:t>
+            </w:r>
+          </w:p>
+          <w:p>
+            <w:r>
+              <w:t>System displays a form requesting machinery</w:t>
+            </w:r>
+            <w:r>
+              <w:t xml:space="preserve"> </w:t>
+            </w:r>
+            <w:r>
+              <w:t>details. </w:t>
+            </w:r>
+          </w:p>
+          <w:p>
+            <w:r>
+              <w:t> </w:t>
+            </w:r>
+          </w:p>
+          <w:p>
+            <w:r>
+              <w:t> </w:t>
+            </w:r>
+          </w:p>
+          <w:p>
+            <w:r>
+              <w:t> </w:t>
+            </w:r>
+            <w:r>
+              <w:rPr>
+                <w:b/>
+                <w:bCs/>
+              </w:rPr>
+              <w:t>Step 4: </w:t>
+            </w:r>
+            <w:r>
+              <w:t> </w:t>
+            </w:r>
+          </w:p>
+          <w:p>
+            <w:r>
+              <w:t>Systems displays machineries and attachments</w:t>
+            </w:r>
+          </w:p>
+          <w:p>
+            <w:r>
+              <w:t> </w:t>
+            </w:r>
+          </w:p>
+          <w:p>
+            <w:r>
+              <w:t> </w:t>
+            </w:r>
+          </w:p>
+          <w:p/>
+          <w:p/>
+          <w:p/>
+          <w:p>
+            <w:r>
+              <w:rPr>
+                <w:b/>
+                <w:bCs/>
+              </w:rPr>
+              <w:t xml:space="preserve">Step </w:t>
+            </w:r>
+            <w:r>
+              <w:rPr>
+                <w:b/>
+                <w:bCs/>
+              </w:rPr>
+              <w:t>6</w:t>
+            </w:r>
+            <w:r>
+              <w:rPr>
+                <w:b/>
+                <w:bCs/>
+              </w:rPr>
+              <w:t>:</w:t>
+            </w:r>
+            <w:r>
+              <w:t> </w:t>
+            </w:r>
+          </w:p>
+          <w:p>
+            <w:r>
+              <w:t>System validates the data</w:t>
+            </w:r>
+            <w:r>
+              <w:t>, insurance, and training information</w:t>
+            </w:r>
+          </w:p>
+          <w:p>
+            <w:r>
+              <w:t> </w:t>
+            </w:r>
+          </w:p>
+          <w:p>
+            <w:r>
+              <w:rPr>
+                <w:b/>
+                <w:bCs/>
+              </w:rPr>
+              <w:t xml:space="preserve">Step </w:t>
+            </w:r>
+            <w:r>
+              <w:rPr>
+                <w:b/>
+                <w:bCs/>
+              </w:rPr>
+              <w:t>7</w:t>
+            </w:r>
+            <w:r>
+              <w:rPr>
+                <w:b/>
+                <w:bCs/>
+              </w:rPr>
+              <w:t>:</w:t>
+            </w:r>
+            <w:r>
+              <w:t> </w:t>
+            </w:r>
+          </w:p>
+          <w:p>
+            <w:r>
+              <w:t xml:space="preserve">The system </w:t>
+            </w:r>
+            <w:r>
+              <w:t>displays the form requestion intended period</w:t>
+            </w:r>
+          </w:p>
+          <w:p>
+            <w:r>
+              <w:t> </w:t>
+            </w:r>
+          </w:p>
+          <w:p/>
+          <w:p/>
+          <w:p>
+            <w:r>
+              <w:rPr>
+                <w:b/>
+                <w:bCs/>
+              </w:rPr>
+              <w:t xml:space="preserve">Step </w:t>
+            </w:r>
+            <w:r>
+              <w:rPr>
+                <w:b/>
+                <w:bCs/>
+              </w:rPr>
+              <w:t>9</w:t>
+            </w:r>
+            <w:r>
+              <w:rPr>
+                <w:b/>
+                <w:bCs/>
+              </w:rPr>
+              <w:t>:</w:t>
+            </w:r>
+            <w:r>
+              <w:t> </w:t>
+            </w:r>
+          </w:p>
+          <w:p>
+            <w:r>
+              <w:t>The system checks availability for the period</w:t>
+            </w:r>
+            <w:r>
+              <w:t xml:space="preserve">, </w:t>
+            </w:r>
+            <w:r>
+              <w:t>and shows the options.</w:t>
+            </w:r>
+            <w:r>
+              <w:t> </w:t>
+            </w:r>
+          </w:p>
+          <w:p>
+            <w:r>
+              <w:t> </w:t>
+            </w:r>
+          </w:p>
+          <w:p/>
+          <w:p/>
+          <w:p/>
+          <w:p>
+            <w:r>
+              <w:rPr>
+                <w:b/>
+                <w:bCs/>
+              </w:rPr>
+              <w:t xml:space="preserve">Step </w:t>
+            </w:r>
+            <w:r>
+              <w:rPr>
+                <w:b/>
+                <w:bCs/>
+              </w:rPr>
+              <w:t>12</w:t>
+            </w:r>
+            <w:r>
+              <w:rPr>
+                <w:b/>
+                <w:bCs/>
+              </w:rPr>
+              <w:t>: </w:t>
+            </w:r>
+            <w:r>
+              <w:t> </w:t>
+            </w:r>
+          </w:p>
+          <w:p>
+            <w:r>
+              <w:t>The system tells the member the status, and for a flexible request when and how it can become firm.</w:t>
+            </w:r>
+          </w:p>
+          <w:p/>
+          <w:p>
+            <w:r>
+              <w:rPr>
+                <w:b/>
+                <w:bCs/>
+              </w:rPr>
+              <w:t xml:space="preserve">Step </w:t>
+            </w:r>
+            <w:r>
+              <w:rPr>
+                <w:b/>
+                <w:bCs/>
+              </w:rPr>
+              <w:t>13</w:t>
+            </w:r>
+            <w:r>
+              <w:rPr>
+                <w:b/>
+                <w:bCs/>
+              </w:rPr>
+              <w:t>: </w:t>
+            </w:r>
+            <w:r>
+              <w:t> </w:t>
+            </w:r>
+          </w:p>
+          <w:p>
+            <w:r>
+              <w:t>The system notifies the coordinator that a request is waiting for confirmation</w:t>
+            </w:r>
+          </w:p>
+        </w:tc>
+      </w:tr>
+      <w:tr>
+        <w:trPr>
+          <w:trHeight w:val="225"/>
+        </w:trPr>
+        <w:tc>
+          <w:tcPr>
+            <w:tcW w:w="2555" w:type="dxa"/>
+            <w:tcBorders>
+              <w:top w:val="single" w:sz="6" w:space="0" w:color="auto"/>
+              <w:left w:val="single" w:sz="6" w:space="0" w:color="auto"/>
+              <w:bottom w:val="single" w:sz="6" w:space="0" w:color="auto"/>
+              <w:right w:val="single" w:sz="6" w:space="0" w:color="auto"/>
+            </w:tcBorders>
+            <w:shd w:val="clear" w:color="auto" w:fill="auto"/>
+            <w:hideMark/>
+          </w:tcPr>
+          <w:p>
+            <w:r>
+              <w:rPr>
+                <w:b/>
+                <w:bCs/>
+              </w:rPr>
+              <w:t>Alternate Scenarios</w:t>
+            </w:r>
+            <w:r>
+              <w:t> </w:t>
+            </w:r>
+          </w:p>
+        </w:tc>
+        <w:tc>
+          <w:tcPr>
+            <w:tcW w:w="3228" w:type="dxa"/>
+            <w:tcBorders>
+              <w:top w:val="single" w:sz="6" w:space="0" w:color="auto"/>
+              <w:left w:val="single" w:sz="6" w:space="0" w:color="auto"/>
+              <w:bottom w:val="single" w:sz="6" w:space="0" w:color="auto"/>
+              <w:right w:val="single" w:sz="6" w:space="0" w:color="auto"/>
+            </w:tcBorders>
+            <w:shd w:val="clear" w:color="auto" w:fill="auto"/>
+            <w:hideMark/>
+          </w:tcPr>
+          <w:p>
+            <w:r>
+              <w:rPr>
+                <w:b/>
+                <w:bCs/>
+              </w:rPr>
+              <w:t>Actor </w:t>
+            </w:r>
+            <w:r>
+              <w:t> </w:t>
+            </w:r>
+          </w:p>
+        </w:tc>
+        <w:tc>
+          <w:tcPr>
+            <w:tcW w:w="3227" w:type="dxa"/>
+            <w:tcBorders>
+              <w:top w:val="single" w:sz="6" w:space="0" w:color="auto"/>
+              <w:left w:val="single" w:sz="6" w:space="0" w:color="auto"/>
+              <w:bottom w:val="single" w:sz="6" w:space="0" w:color="auto"/>
+              <w:right w:val="single" w:sz="6" w:space="0" w:color="auto"/>
+            </w:tcBorders>
+            <w:shd w:val="clear" w:color="auto" w:fill="auto"/>
+            <w:hideMark/>
+          </w:tcPr>
+          <w:p>
+            <w:r>
+              <w:rPr>
+                <w:b/>
+                <w:bCs/>
+              </w:rPr>
+              <w:t>System </w:t>
+            </w:r>
+            <w:r>
+              <w:t> </w:t>
+            </w:r>
+          </w:p>
+        </w:tc>
+      </w:tr>
+      <w:tr>
+        <w:trPr>
+          <w:trHeight w:val="1710"/>
+        </w:trPr>
+        <w:tc>
+          <w:tcPr>
+            <w:tcW w:w="2555" w:type="dxa"/>
+            <w:tcBorders>
+              <w:top w:val="single" w:sz="6" w:space="0" w:color="auto"/>
+              <w:left w:val="single" w:sz="6" w:space="0" w:color="auto"/>
+              <w:bottom w:val="single" w:sz="6" w:space="0" w:color="auto"/>
+              <w:right w:val="single" w:sz="6" w:space="0" w:color="auto"/>
+            </w:tcBorders>
+            <w:shd w:val="clear" w:color="auto" w:fill="auto"/>
+            <w:hideMark/>
+          </w:tcPr>
+          <w:p>
+            <w:r>
+              <w:rPr>
+                <w:b/>
+                <w:bCs/>
+              </w:rPr>
+              <w:lastRenderedPageBreak/>
+              <w:t>Flexible window</w:t>
+            </w:r>
+          </w:p>
+        </w:tc>
+        <w:tc>
+          <w:tcPr>
+            <w:tcW w:w="3228" w:type="dxa"/>
+            <w:tcBorders>
+              <w:top w:val="single" w:sz="6" w:space="0" w:color="auto"/>
+              <w:left w:val="single" w:sz="6" w:space="0" w:color="auto"/>
+              <w:bottom w:val="single" w:sz="6" w:space="0" w:color="auto"/>
+              <w:right w:val="single" w:sz="6" w:space="0" w:color="auto"/>
+            </w:tcBorders>
+            <w:shd w:val="clear" w:color="auto" w:fill="auto"/>
+            <w:hideMark/>
+          </w:tcPr>
+          <w:p>
+            <w:r>
+              <w:rPr>
+                <w:b/>
+                <w:bCs/>
+              </w:rPr>
+              <w:t xml:space="preserve">Step </w:t>
+            </w:r>
+            <w:r>
+              <w:rPr>
+                <w:b/>
+                <w:bCs/>
+              </w:rPr>
+              <w:t>8</w:t>
+            </w:r>
+            <w:r>
+              <w:rPr>
+                <w:b/>
+                <w:bCs/>
+              </w:rPr>
+              <w:t>:</w:t>
+            </w:r>
+            <w:r>
+              <w:t> </w:t>
+            </w:r>
+          </w:p>
+          <w:p>
+            <w:r>
+              <w:t>The member gives a window instead of fixed dates.</w:t>
+            </w:r>
+            <w:r>
+              <w:t> </w:t>
+            </w:r>
+          </w:p>
+          <w:p>
+            <w:r>
+              <w:t> </w:t>
+            </w:r>
+          </w:p>
+          <w:p/>
+        </w:tc>
+        <w:tc>
+          <w:tcPr>
+            <w:tcW w:w="3227" w:type="dxa"/>
+            <w:tcBorders>
+              <w:top w:val="single" w:sz="6" w:space="0" w:color="auto"/>
+              <w:left w:val="single" w:sz="6" w:space="0" w:color="auto"/>
+              <w:bottom w:val="single" w:sz="6" w:space="0" w:color="auto"/>
+              <w:right w:val="single" w:sz="6" w:space="0" w:color="auto"/>
+            </w:tcBorders>
+            <w:shd w:val="clear" w:color="auto" w:fill="auto"/>
+            <w:hideMark/>
+          </w:tcPr>
+          <w:p>
+            <w:r>
+              <w:t> </w:t>
+            </w:r>
+          </w:p>
+          <w:p>
+            <w:r>
+              <w:t> </w:t>
+            </w:r>
+          </w:p>
+          <w:p>
+            <w:r>
+              <w:rPr>
+                <w:b/>
+                <w:bCs/>
+              </w:rPr>
+              <w:t xml:space="preserve">Step </w:t>
+            </w:r>
+            <w:r>
+              <w:rPr>
+                <w:b/>
+                <w:bCs/>
+              </w:rPr>
+              <w:t>9</w:t>
+            </w:r>
+            <w:r>
+              <w:rPr>
+                <w:b/>
+                <w:bCs/>
+              </w:rPr>
+              <w:t>:</w:t>
+            </w:r>
+            <w:r>
+              <w:t> </w:t>
+            </w:r>
+          </w:p>
+          <w:p>
+            <w:r>
+              <w:t>The system records it as provisional, which does not block other members f</w:t>
+            </w:r>
+            <w:r>
+              <w:t>ro</w:t>
+            </w:r>
+            <w:r>
+              <w:t>m bookings</w:t>
+            </w:r>
+            <w:r>
+              <w:t>. </w:t>
+            </w:r>
+          </w:p>
+          <w:p>
+            <w:r>
+              <w:t> </w:t>
+            </w:r>
+          </w:p>
+          <w:p>
+            <w:r>
+              <w:t>  </w:t>
+            </w:r>
+          </w:p>
+        </w:tc>
+      </w:tr>
+      <w:tr>
+        <w:trPr>
+          <w:trHeight w:val="1710"/>
+        </w:trPr>
+        <w:tc>
+          <w:tcPr>
+            <w:tcW w:w="2555" w:type="dxa"/>
+            <w:tcBorders>
+              <w:top w:val="single" w:sz="6" w:space="0" w:color="auto"/>
+              <w:left w:val="single" w:sz="6" w:space="0" w:color="auto"/>
+              <w:bottom w:val="single" w:sz="6" w:space="0" w:color="auto"/>
+              <w:right w:val="single" w:sz="6" w:space="0" w:color="auto"/>
+            </w:tcBorders>
+            <w:shd w:val="clear" w:color="auto" w:fill="auto"/>
+            <w:hideMark/>
+          </w:tcPr>
+          <w:p>
+            <w:r>
+              <w:rPr>
+                <w:b/>
+                <w:bCs/>
+              </w:rPr>
+              <w:t>Ineligible member</w:t>
+            </w:r>
+            <w:r>
+              <w:t> </w:t>
+            </w:r>
+          </w:p>
+        </w:tc>
+        <w:tc>
+          <w:tcPr>
+            <w:tcW w:w="3228" w:type="dxa"/>
+            <w:tcBorders>
+              <w:top w:val="single" w:sz="6" w:space="0" w:color="auto"/>
+              <w:left w:val="single" w:sz="6" w:space="0" w:color="auto"/>
+              <w:bottom w:val="single" w:sz="6" w:space="0" w:color="auto"/>
+              <w:right w:val="single" w:sz="6" w:space="0" w:color="auto"/>
+            </w:tcBorders>
+            <w:shd w:val="clear" w:color="auto" w:fill="auto"/>
+            <w:hideMark/>
+          </w:tcPr>
+          <w:p>
+            <w:r>
+              <w:rPr>
+                <w:b/>
+                <w:bCs/>
+              </w:rPr>
+              <w:t xml:space="preserve">Step </w:t>
+            </w:r>
+            <w:r>
+              <w:rPr>
+                <w:b/>
+                <w:bCs/>
+              </w:rPr>
+              <w:t>5</w:t>
+            </w:r>
+            <w:r>
+              <w:rPr>
+                <w:b/>
+                <w:bCs/>
+              </w:rPr>
+              <w:t>: </w:t>
+            </w:r>
+            <w:r>
+              <w:t> </w:t>
+            </w:r>
+          </w:p>
+          <w:p>
+            <w:r>
+              <w:t>Member selects the machineries and attachments</w:t>
+            </w:r>
+          </w:p>
+          <w:p>
+            <w:r>
+              <w:t> </w:t>
+            </w:r>
+          </w:p>
+          <w:p>
+            <w:r>
+              <w:t> </w:t>
+            </w:r>
+          </w:p>
+          <w:p>
+            <w:r>
+              <w:t> </w:t>
+            </w:r>
+          </w:p>
+          <w:p>
+            <w:r>
+              <w:t> </w:t>
+            </w:r>
+          </w:p>
+          <w:p>
+            <w:r>
+              <w:t> </w:t>
+            </w:r>
+          </w:p>
+          <w:p/>
+        </w:tc>
+        <w:tc>
+          <w:tcPr>
+            <w:tcW w:w="3227" w:type="dxa"/>
+            <w:tcBorders>
+              <w:top w:val="single" w:sz="6" w:space="0" w:color="auto"/>
+              <w:left w:val="single" w:sz="6" w:space="0" w:color="auto"/>
+              <w:bottom w:val="single" w:sz="6" w:space="0" w:color="auto"/>
+              <w:right w:val="single" w:sz="6" w:space="0" w:color="auto"/>
+            </w:tcBorders>
+            <w:shd w:val="clear" w:color="auto" w:fill="auto"/>
+            <w:hideMark/>
+          </w:tcPr>
+          <w:p>
+            <w:r>
+              <w:t> </w:t>
+            </w:r>
+          </w:p>
+          <w:p>
+            <w:r>
+              <w:t> </w:t>
+            </w:r>
+          </w:p>
+          <w:p>
+            <w:r>
+              <w:rPr>
+                <w:b/>
+                <w:bCs/>
+              </w:rPr>
+              <w:t xml:space="preserve">Step </w:t>
+            </w:r>
+            <w:r>
+              <w:rPr>
+                <w:b/>
+                <w:bCs/>
+              </w:rPr>
+              <w:t>6</w:t>
+            </w:r>
+            <w:r>
+              <w:rPr>
+                <w:b/>
+                <w:bCs/>
+              </w:rPr>
+              <w:t>:</w:t>
+            </w:r>
+            <w:r>
+              <w:t> </w:t>
+            </w:r>
+          </w:p>
+          <w:p>
+            <w:r>
+              <w:t>System validates the data</w:t>
+            </w:r>
+            <w:r>
+              <w:t>, insurance, and training information</w:t>
+            </w:r>
+          </w:p>
+          <w:p>
+            <w:r>
+              <w:t> </w:t>
+            </w:r>
+          </w:p>
+          <w:p>
+            <w:r>
+              <w:t> </w:t>
+            </w:r>
+            <w:r>
+              <w:rPr>
+                <w:b/>
+                <w:bCs/>
+              </w:rPr>
+              <w:t xml:space="preserve">Step </w:t>
+            </w:r>
+            <w:r>
+              <w:rPr>
+                <w:b/>
+                <w:bCs/>
+              </w:rPr>
+              <w:t>7</w:t>
+            </w:r>
+            <w:r>
+              <w:rPr>
+                <w:b/>
+                <w:bCs/>
+              </w:rPr>
+              <w:t>:</w:t>
+            </w:r>
+            <w:r>
+              <w:t> </w:t>
+            </w:r>
+          </w:p>
+          <w:p>
+            <w:r>
+              <w:t>System blocks the booking and shows error message “ineligible member”</w:t>
+            </w:r>
+          </w:p>
+          <w:p/>
+          <w:p>
+            <w:r>
+              <w:t> </w:t>
+            </w:r>
+          </w:p>
+          <w:p/>
+        </w:tc>
+      </w:tr>
+      <w:tr>
+        <w:trPr>
+          <w:trHeight w:val="285"/>
+        </w:trPr>
+        <w:tc>
+          <w:tcPr>
+            <w:tcW w:w="2555" w:type="dxa"/>
+            <w:tcBorders>
+              <w:top w:val="single" w:sz="6" w:space="0" w:color="auto"/>
+              <w:left w:val="single" w:sz="6" w:space="0" w:color="auto"/>
+              <w:bottom w:val="single" w:sz="6" w:space="0" w:color="auto"/>
+              <w:right w:val="single" w:sz="6" w:space="0" w:color="auto"/>
+            </w:tcBorders>
+            <w:shd w:val="clear" w:color="auto" w:fill="auto"/>
+            <w:hideMark/>
+          </w:tcPr>
+          <w:p>
+            <w:r>
+              <w:rPr>
+                <w:b/>
+                <w:bCs/>
+              </w:rPr>
+              <w:t>Conclusions</w:t>
+            </w:r>
+            <w:r>
+              <w:t> </w:t>
+            </w:r>
+          </w:p>
+        </w:tc>
+        <w:tc>
+          <w:tcPr>
+            <w:tcW w:w="6455" w:type="dxa"/>
+            <w:gridSpan w:val="2"/>
+            <w:tcBorders>
+              <w:top w:val="single" w:sz="6" w:space="0" w:color="auto"/>
+              <w:left w:val="single" w:sz="6" w:space="0" w:color="auto"/>
+              <w:bottom w:val="single" w:sz="6" w:space="0" w:color="auto"/>
+              <w:right w:val="single" w:sz="6" w:space="0" w:color="auto"/>
+            </w:tcBorders>
+            <w:shd w:val="clear" w:color="auto" w:fill="auto"/>
+            <w:hideMark/>
+          </w:tcPr>
+          <w:p>
+            <w:r>
+              <w:t>R</w:t>
+            </w:r>
+            <w:r>
+              <w:t xml:space="preserve">equest is stored with the member, equipment, attachments, </w:t>
+            </w:r>
+            <w:r>
+              <w:t xml:space="preserve">and </w:t>
+            </w:r>
+            <w:r>
+              <w:t>period</w:t>
+            </w:r>
+            <w:r>
+              <w:t xml:space="preserve">. </w:t>
+            </w:r>
+            <w:r>
+              <w:t xml:space="preserve">The member can view it. </w:t>
+            </w:r>
+          </w:p>
+        </w:tc>
+      </w:tr>
+      <w:tr>
+        <w:trPr>
+          <w:trHeight w:val="285"/>
+        </w:trPr>
+        <w:tc>
+          <w:tcPr>
+            <w:tcW w:w="2555" w:type="dxa"/>
+            <w:tcBorders>
+              <w:top w:val="single" w:sz="6" w:space="0" w:color="auto"/>
+              <w:left w:val="single" w:sz="6" w:space="0" w:color="auto"/>
+              <w:bottom w:val="single" w:sz="6" w:space="0" w:color="auto"/>
+              <w:right w:val="single" w:sz="6" w:space="0" w:color="auto"/>
+            </w:tcBorders>
+            <w:shd w:val="clear" w:color="auto" w:fill="auto"/>
+            <w:hideMark/>
+          </w:tcPr>
+          <w:p>
+            <w:r>
+              <w:rPr>
+                <w:b/>
+                <w:bCs/>
+              </w:rPr>
+              <w:t>Business Rules</w:t>
+            </w:r>
+            <w:r>
+              <w:t> </w:t>
+            </w:r>
+          </w:p>
+        </w:tc>
+        <w:tc>
+          <w:tcPr>
+            <w:tcW w:w="6455" w:type="dxa"/>
+            <w:gridSpan w:val="2"/>
+            <w:tcBorders>
+              <w:top w:val="single" w:sz="6" w:space="0" w:color="auto"/>
+              <w:left w:val="single" w:sz="6" w:space="0" w:color="auto"/>
+              <w:bottom w:val="single" w:sz="6" w:space="0" w:color="auto"/>
+              <w:right w:val="single" w:sz="6" w:space="0" w:color="auto"/>
+            </w:tcBorders>
+            <w:shd w:val="clear" w:color="auto" w:fill="auto"/>
+            <w:hideMark/>
+          </w:tcPr>
+          <w:p>
+            <w:pPr>
+              <w:numPr>
+                <w:ilvl w:val="0"/>
+                <w:numId w:val="10"/>
+              </w:numPr>
+            </w:pPr>
+            <w:r>
+              <w:t>Member must be eligible for the machinery</w:t>
+            </w:r>
+            <w:r>
+              <w:t>  </w:t>
+            </w:r>
+          </w:p>
+          <w:p>
+            <w:pPr>
+              <w:numPr>
+                <w:ilvl w:val="0"/>
+                <w:numId w:val="12"/>
+              </w:numPr>
+            </w:pPr>
+            <w:r>
+              <w:t xml:space="preserve">Machinery and </w:t>
+            </w:r>
+            <w:r>
+              <w:t>attachments</w:t>
+            </w:r>
+            <w:r>
+              <w:t xml:space="preserve"> must be available and </w:t>
+            </w:r>
+            <w:r>
+              <w:t>compatible</w:t>
+            </w:r>
+            <w:r>
+              <w:t xml:space="preserve"> for firm booking</w:t>
+            </w:r>
+            <w:r>
+              <w:t> </w:t>
+            </w:r>
+          </w:p>
+        </w:tc>
+      </w:tr>
+      <w:tr>
+        <w:trPr>
+          <w:trHeight w:val="285"/>
+        </w:trPr>
+        <w:tc>
+          <w:tcPr>
+            <w:tcW w:w="2555" w:type="dxa"/>
+            <w:tcBorders>
+              <w:top w:val="single" w:sz="6" w:space="0" w:color="auto"/>
+              <w:left w:val="single" w:sz="6" w:space="0" w:color="auto"/>
+              <w:bottom w:val="single" w:sz="6" w:space="0" w:color="auto"/>
+              <w:right w:val="single" w:sz="6" w:space="0" w:color="auto"/>
+            </w:tcBorders>
+            <w:shd w:val="clear" w:color="auto" w:fill="auto"/>
+            <w:hideMark/>
+          </w:tcPr>
+          <w:p>
+            <w:r>
+              <w:rPr>
+                <w:b/>
+                <w:bCs/>
+              </w:rPr>
+              <w:t>Implementation Constraints</w:t>
+            </w:r>
+            <w:r>
+              <w:t> </w:t>
+            </w:r>
+          </w:p>
+        </w:tc>
+        <w:tc>
+          <w:tcPr>
+            <w:tcW w:w="6455" w:type="dxa"/>
+            <w:gridSpan w:val="2"/>
+            <w:tcBorders>
+              <w:top w:val="single" w:sz="6" w:space="0" w:color="auto"/>
+              <w:left w:val="single" w:sz="6" w:space="0" w:color="auto"/>
+              <w:bottom w:val="single" w:sz="6" w:space="0" w:color="auto"/>
+              <w:right w:val="single" w:sz="6" w:space="0" w:color="auto"/>
+            </w:tcBorders>
+            <w:shd w:val="clear" w:color="auto" w:fill="auto"/>
+            <w:hideMark/>
+          </w:tcPr>
+          <w:p>
+            <w:pPr>
+              <w:numPr>
+                <w:ilvl w:val="0"/>
+                <w:numId w:val="13"/>
+              </w:numPr>
+            </w:pPr>
+            <w:r>
+              <w:t>System must validate inputs before submission.  </w:t>
+            </w:r>
+          </w:p>
+          <w:p>
+            <w:pPr>
+              <w:numPr>
+                <w:ilvl w:val="0"/>
+                <w:numId w:val="14"/>
+              </w:numPr>
+            </w:pPr>
+            <w:r>
+              <w:t xml:space="preserve">System must enforce unique key constraints on </w:t>
+            </w:r>
+            <w:r>
+              <w:t>Booking</w:t>
+            </w:r>
+            <w:r>
+              <w:t xml:space="preserve"> Id. </w:t>
+            </w:r>
+          </w:p>
+        </w:tc>
+      </w:tr>
+    </w:tbl>
+    <w:p/>
+    <w:p>
+      <w:pPr>
+        <w:rPr>
+          <w:b/>
+          <w:bCs/>
+        </w:rPr>
+      </w:pPr>
+      <w:r>
+        <w:rPr>
+          <w:b/>
+          <w:bCs/>
+        </w:rPr>
+        <w:t>Gherkin examples</w:t>
+      </w:r>
+    </w:p>
+    <w:p>
+      <w:pPr>
+        <w:rPr>
+          <w:b/>
+          <w:bCs/>
+        </w:rPr>
+      </w:pPr>
+    </w:p>
+    <w:p>
+      <w:r>
+        <w:t xml:space="preserve">Scenario 1: Eligible member requests an available machine </w:t>
+      </w:r>
+    </w:p>
+    <w:p/>
+    <w:p>
+      <w:r>
+        <w:t>Other relevant confirmed evidence</w:t>
+      </w:r>
+      <w:r>
+        <w:t>: A reservation request needs an eligible member and an available machine with its required attachments.</w:t>
+      </w:r>
+    </w:p>
+    <w:p/>
+    <w:p>
+      <w:pPr>
+        <w:rPr>
+          <w:b/>
+          <w:bCs/>
+        </w:rPr>
+      </w:pPr>
+    </w:p>
+    <w:p>
+      <w:r>
+        <w:t xml:space="preserve">Given a </w:t>
+      </w:r>
+      <w:r>
+        <w:t xml:space="preserve">valid </w:t>
+      </w:r>
+      <w:r>
+        <w:t xml:space="preserve">member with an active membership, And a topper </w:t>
+      </w:r>
+      <w:r>
+        <w:t>is</w:t>
+      </w:r>
+      <w:r>
+        <w:t xml:space="preserve"> available for the requested dates</w:t>
+      </w:r>
+      <w:r>
+        <w:t xml:space="preserve"> </w:t>
+      </w:r>
+    </w:p>
+    <w:p>
+      <w:r>
+        <w:t xml:space="preserve">When the member requests the topper for 3 to 5 </w:t>
+      </w:r>
+      <w:r>
+        <w:t>March</w:t>
+      </w:r>
+      <w:r>
+        <w:t xml:space="preserve"> </w:t>
+      </w:r>
+    </w:p>
+    <w:p>
+      <w:r>
+        <w:t xml:space="preserve">Then the request is recorded with </w:t>
+      </w:r>
+      <w:r>
+        <w:t>the</w:t>
+      </w:r>
+      <w:r>
+        <w:t xml:space="preserve"> status “Requested”</w:t>
+      </w:r>
+      <w:r>
+        <w:t xml:space="preserve"> </w:t>
+      </w:r>
+      <w:r>
+        <w:t>And the coordinator is notified</w:t>
+      </w:r>
+    </w:p>
+    <w:p/>
+    <w:tbl>
+      <w:tblPr>
+        <w:tblW w:w="0" w:type="auto"/>
+        <w:tblCellSpacing w:w="15" w:type="dxa"/>
+        <w:tblBorders>
+          <w:top w:val="single" w:sz="4" w:space="0" w:color="auto"/>
+          <w:left w:val="single" w:sz="4" w:space="0" w:color="auto"/>
+          <w:bottom w:val="single" w:sz="4" w:space="0" w:color="auto"/>
+          <w:right w:val="single" w:sz="4" w:space="0" w:color="auto"/>
+          <w:insideH w:val="single" w:sz="4" w:space="0" w:color="auto"/>
+          <w:insideV w:val="single" w:sz="4" w:space="0" w:color="auto"/>
+        </w:tblBorders>
+        <w:tblCellMar>
+          <w:top w:w="15" w:type="dxa"/>
+          <w:left w:w="15" w:type="dxa"/>
+          <w:bottom w:w="15" w:type="dxa"/>
+          <w:right w:w="15" w:type="dxa"/>
+        </w:tblCellMar>
+        <w:tblLook w:val="04A0" w:firstRow="1" w:lastRow="0" w:firstColumn="1" w:lastColumn="0" w:noHBand="0" w:noVBand="1"/>
+      </w:tblPr>
+      <w:tblGrid>
+        <w:gridCol w:w="3754"/>
+        <w:gridCol w:w="5262"/>
+      </w:tblGrid>
+      <w:tr>
+        <w:trPr>
+          <w:tblHeader/>
+          <w:tblCellSpacing w:w="15" w:type="dxa"/>
+        </w:trPr>
+        <w:tc>
+          <w:tcPr>
+            <w:tcW w:w="0" w:type="auto"/>
+            <w:vAlign w:val="center"/>
+            <w:hideMark/>
+          </w:tcPr>
+          <w:p>
+            <w:pPr>
+              <w:rPr>
+                <w:b/>
+                <w:bCs/>
+              </w:rPr>
+            </w:pPr>
+            <w:r>
+              <w:rPr>
+                <w:b/>
+                <w:bCs/>
+              </w:rPr>
+              <w:t>Gherkin</w:t>
+            </w:r>
+          </w:p>
+        </w:tc>
+        <w:tc>
+          <w:tcPr>
+            <w:tcW w:w="0" w:type="auto"/>
+            <w:vAlign w:val="center"/>
+            <w:hideMark/>
+          </w:tcPr>
+          <w:p>
+            <w:pPr>
+              <w:rPr>
+                <w:b/>
+                <w:bCs/>
+              </w:rPr>
+            </w:pPr>
+            <w:r>
+              <w:rPr>
+                <w:b/>
+                <w:bCs/>
+              </w:rPr>
+              <w:t>Interpretation</w:t>
+            </w:r>
+          </w:p>
+        </w:tc>
+      </w:tr>
+      <w:tr>
+        <w:trPr>
+          <w:tblCellSpacing w:w="15" w:type="dxa"/>
+        </w:trPr>
+        <w:tc>
+          <w:tcPr>
+            <w:tcW w:w="0" w:type="auto"/>
+            <w:vAlign w:val="center"/>
+            <w:hideMark/>
+          </w:tcPr>
+          <w:p>
+            <w:r>
+              <w:t xml:space="preserve">Given </w:t>
+            </w:r>
+            <w:r>
+              <w:t xml:space="preserve">an active </w:t>
+            </w:r>
+            <w:r>
+              <w:t xml:space="preserve">member and a topper </w:t>
+            </w:r>
+            <w:r>
+              <w:t>is</w:t>
+            </w:r>
+            <w:r>
+              <w:t xml:space="preserve"> available</w:t>
+            </w:r>
+          </w:p>
+        </w:tc>
+        <w:tc>
+          <w:tcPr>
+            <w:tcW w:w="0" w:type="auto"/>
+            <w:vAlign w:val="center"/>
+            <w:hideMark/>
+          </w:tcPr>
+          <w:p>
+            <w:r>
+              <w:t>Existing state relevant to eligibility and availability</w:t>
+            </w:r>
+          </w:p>
+        </w:tc>
+      </w:tr>
+      <w:tr>
+        <w:trPr>
+          <w:tblCellSpacing w:w="15" w:type="dxa"/>
+        </w:trPr>
+        <w:tc>
+          <w:tcPr>
+            <w:tcW w:w="0" w:type="auto"/>
+            <w:vAlign w:val="center"/>
+            <w:hideMark/>
+          </w:tcPr>
+          <w:p>
+            <w:r>
+              <w:lastRenderedPageBreak/>
+              <w:t xml:space="preserve">When the member requests the topper for 3 to 5 March </w:t>
+            </w:r>
+          </w:p>
+        </w:tc>
+        <w:tc>
+          <w:tcPr>
+            <w:tcW w:w="0" w:type="auto"/>
+            <w:vAlign w:val="center"/>
+            <w:hideMark/>
+          </w:tcPr>
+          <w:p>
+            <w:r>
+              <w:t xml:space="preserve">Candidate system event: </w:t>
+            </w:r>
+            <w:proofErr w:type="spellStart"/>
+            <w:r>
+              <w:t>submitReservationRequest</w:t>
+            </w:r>
+            <w:proofErr w:type="spellEnd"/>
+            <w:r>
+              <w:t>(</w:t>
+            </w:r>
+            <w:proofErr w:type="spellStart"/>
+            <w:r>
+              <w:t>memberId</w:t>
+            </w:r>
+            <w:proofErr w:type="spellEnd"/>
+            <w:r>
+              <w:t xml:space="preserve">, </w:t>
+            </w:r>
+            <w:proofErr w:type="spellStart"/>
+            <w:r>
+              <w:t>machineId</w:t>
+            </w:r>
+            <w:proofErr w:type="spellEnd"/>
+            <w:r>
+              <w:t>, period, collection, attachments)</w:t>
+            </w:r>
+          </w:p>
+        </w:tc>
+      </w:tr>
+      <w:tr>
+        <w:trPr>
+          <w:tblCellSpacing w:w="15" w:type="dxa"/>
+        </w:trPr>
+        <w:tc>
+          <w:tcPr>
+            <w:tcW w:w="0" w:type="auto"/>
+            <w:vAlign w:val="center"/>
+            <w:hideMark/>
+          </w:tcPr>
+          <w:p>
+            <w:r>
+              <w:t>Then the request is recorded with a reference and the status “Requested”</w:t>
+            </w:r>
+            <w:r>
+              <w:t xml:space="preserve"> and </w:t>
+            </w:r>
+            <w:r>
+              <w:t>the coordinator is notified that a request is waiting</w:t>
+            </w:r>
+          </w:p>
+        </w:tc>
+        <w:tc>
+          <w:tcPr>
+            <w:tcW w:w="0" w:type="auto"/>
+            <w:vAlign w:val="center"/>
+            <w:hideMark/>
+          </w:tcPr>
+          <w:p>
+            <w:r>
+              <w:t xml:space="preserve">A </w:t>
+            </w:r>
+            <w:r>
+              <w:t>new reservation exists, but it is not yet firm</w:t>
+            </w:r>
+          </w:p>
+        </w:tc>
+      </w:tr>
+    </w:tbl>
+    <w:p/>
+    <w:p>
+      <w:r>
+        <w:t>Scenario 2: Member with an expired document is refused</w:t>
+      </w:r>
+    </w:p>
+    <w:p/>
+    <w:p>
+      <w:r>
+        <w:t>Other relevant confirmed evidence: A membership alone does not make a member eligible.</w:t>
+      </w:r>
+    </w:p>
+    <w:p/>
+    <w:p>
+      <w:r>
+        <w:t xml:space="preserve">Given a member with an active membership whose insurance expired </w:t>
+      </w:r>
+    </w:p>
+    <w:p>
+      <w:r>
+        <w:t xml:space="preserve">When the member requests a </w:t>
+      </w:r>
+      <w:r>
+        <w:t>machinery</w:t>
+      </w:r>
+      <w:r>
+        <w:t xml:space="preserve"> for the </w:t>
+      </w:r>
+      <w:r>
+        <w:t>next</w:t>
+      </w:r>
+      <w:r>
+        <w:t xml:space="preserve"> week</w:t>
+      </w:r>
+      <w:r>
+        <w:t xml:space="preserve"> </w:t>
+      </w:r>
+    </w:p>
+    <w:p>
+      <w:r>
+        <w:t>Then the request is not recorded</w:t>
+      </w:r>
+      <w:r>
+        <w:t xml:space="preserve"> </w:t>
+      </w:r>
+      <w:r>
+        <w:t>And the member is told which document has expired</w:t>
+      </w:r>
+    </w:p>
+    <w:p/>
+    <w:tbl>
+      <w:tblPr>
+        <w:tblW w:w="0" w:type="auto"/>
+        <w:tblCellSpacing w:w="15" w:type="dxa"/>
+        <w:tblBorders>
+          <w:top w:val="single" w:sz="4" w:space="0" w:color="auto"/>
+          <w:left w:val="single" w:sz="4" w:space="0" w:color="auto"/>
+          <w:bottom w:val="single" w:sz="4" w:space="0" w:color="auto"/>
+          <w:right w:val="single" w:sz="4" w:space="0" w:color="auto"/>
+          <w:insideH w:val="single" w:sz="4" w:space="0" w:color="auto"/>
+          <w:insideV w:val="single" w:sz="4" w:space="0" w:color="auto"/>
+        </w:tblBorders>
+        <w:tblCellMar>
+          <w:top w:w="15" w:type="dxa"/>
+          <w:left w:w="15" w:type="dxa"/>
+          <w:bottom w:w="15" w:type="dxa"/>
+          <w:right w:w="15" w:type="dxa"/>
+        </w:tblCellMar>
+        <w:tblLook w:val="04A0" w:firstRow="1" w:lastRow="0" w:firstColumn="1" w:lastColumn="0" w:noHBand="0" w:noVBand="1"/>
+      </w:tblPr>
+      <w:tblGrid>
+        <w:gridCol w:w="3934"/>
+        <w:gridCol w:w="5082"/>
+      </w:tblGrid>
+      <w:tr>
+        <w:trPr>
+          <w:tblHeader/>
+          <w:tblCellSpacing w:w="15" w:type="dxa"/>
+        </w:trPr>
+        <w:tc>
+          <w:tcPr>
+            <w:tcW w:w="0" w:type="auto"/>
+            <w:vAlign w:val="center"/>
+            <w:hideMark/>
+          </w:tcPr>
+          <w:p>
+            <w:pPr>
+              <w:rPr>
+                <w:b/>
+                <w:bCs/>
+              </w:rPr>
+            </w:pPr>
+            <w:r>
+              <w:rPr>
+                <w:b/>
+                <w:bCs/>
+              </w:rPr>
+              <w:t>Gherkin</w:t>
+            </w:r>
+          </w:p>
+        </w:tc>
+        <w:tc>
+          <w:tcPr>
+            <w:tcW w:w="0" w:type="auto"/>
+            <w:vAlign w:val="center"/>
+            <w:hideMark/>
+          </w:tcPr>
+          <w:p>
+            <w:pPr>
+              <w:rPr>
+                <w:b/>
+                <w:bCs/>
+              </w:rPr>
+            </w:pPr>
+            <w:r>
+              <w:rPr>
+                <w:b/>
+                <w:bCs/>
+              </w:rPr>
+              <w:t>Interpretation</w:t>
+            </w:r>
+          </w:p>
+        </w:tc>
+      </w:tr>
+      <w:tr>
+        <w:trPr>
+          <w:tblCellSpacing w:w="15" w:type="dxa"/>
+        </w:trPr>
+        <w:tc>
+          <w:tcPr>
+            <w:tcW w:w="0" w:type="auto"/>
+            <w:vAlign w:val="center"/>
+            <w:hideMark/>
+          </w:tcPr>
+          <w:p>
+            <w:r>
+              <w:t>Given a member with an active membership whose insurance evidence expired last month</w:t>
+            </w:r>
+          </w:p>
+        </w:tc>
+        <w:tc>
+          <w:tcPr>
+            <w:tcW w:w="0" w:type="auto"/>
+            <w:vAlign w:val="center"/>
+            <w:hideMark/>
+          </w:tcPr>
+          <w:p>
+            <w:r>
+              <w:t>Existing state: the member is active but not eligible (BR01).</w:t>
+            </w:r>
+          </w:p>
+        </w:tc>
+      </w:tr>
+      <w:tr>
+        <w:trPr>
+          <w:tblCellSpacing w:w="15" w:type="dxa"/>
+        </w:trPr>
+        <w:tc>
+          <w:tcPr>
+            <w:tcW w:w="0" w:type="auto"/>
+            <w:vAlign w:val="center"/>
+            <w:hideMark/>
+          </w:tcPr>
+          <w:p>
+            <w:r>
+              <w:t xml:space="preserve">When the member requests a </w:t>
+            </w:r>
+            <w:proofErr w:type="spellStart"/>
+            <w:r>
+              <w:t>seeder</w:t>
+            </w:r>
+            <w:proofErr w:type="spellEnd"/>
+            <w:r>
+              <w:t xml:space="preserve"> for the following week</w:t>
+            </w:r>
+          </w:p>
+        </w:tc>
+        <w:tc>
+          <w:tcPr>
+            <w:tcW w:w="0" w:type="auto"/>
+            <w:vAlign w:val="center"/>
+            <w:hideMark/>
+          </w:tcPr>
+          <w:p>
+            <w:r>
+              <w:t xml:space="preserve">Candidate system event: </w:t>
+            </w:r>
+            <w:proofErr w:type="spellStart"/>
+            <w:r>
+              <w:t>submitReservationRequest</w:t>
+            </w:r>
+            <w:proofErr w:type="spellEnd"/>
+            <w:r>
+              <w:t>(...), with an eligibility check inside it.</w:t>
+            </w:r>
+          </w:p>
+        </w:tc>
+      </w:tr>
+      <w:tr>
+        <w:trPr>
+          <w:tblCellSpacing w:w="15" w:type="dxa"/>
+        </w:trPr>
+        <w:tc>
+          <w:tcPr>
+            <w:tcW w:w="0" w:type="auto"/>
+            <w:vAlign w:val="center"/>
+            <w:hideMark/>
+          </w:tcPr>
+          <w:p>
+            <w:r>
+              <w:t>Then the request is not recorded</w:t>
+            </w:r>
+          </w:p>
+        </w:tc>
+        <w:tc>
+          <w:tcPr>
+            <w:tcW w:w="0" w:type="auto"/>
+            <w:vAlign w:val="center"/>
+            <w:hideMark/>
+          </w:tcPr>
+          <w:p>
+            <w:r>
+              <w:t>State change: none. No reservation is created.</w:t>
+            </w:r>
+          </w:p>
+        </w:tc>
+      </w:tr>
+      <w:tr>
+        <w:trPr>
+          <w:tblCellSpacing w:w="15" w:type="dxa"/>
+        </w:trPr>
+        <w:tc>
+          <w:tcPr>
+            <w:tcW w:w="0" w:type="auto"/>
+            <w:vAlign w:val="center"/>
+            <w:hideMark/>
+          </w:tcPr>
+          <w:p>
+            <w:r>
+              <w:t>And the member is told which document has expired</w:t>
+            </w:r>
+          </w:p>
+        </w:tc>
+        <w:tc>
+          <w:tcPr>
+            <w:tcW w:w="0" w:type="auto"/>
+            <w:vAlign w:val="center"/>
+            <w:hideMark/>
+          </w:tcPr>
+          <w:p>
+            <w:r>
+              <w:t>Observable result: the reason for refusal (the document, not only “ineligible”).</w:t>
             </w:r>
           </w:p>
         </w:tc>
@@ -4666,6 +6940,155 @@
     </w:lvl>
   </w:abstractNum>
   <w:abstractNum w:abstractNumId="2" w15:restartNumberingAfterBreak="0">
+    <w:nsid w:val="26B10E04"/>
+    <w:multiLevelType w:val="multilevel"/>
+    <w:tmpl w:val="E33067EC"/>
+    <w:lvl w:ilvl="0">
+      <w:start w:val="1"/>
+      <w:numFmt w:val="bullet"/>
+      <w:lvlText w:val=""/>
+      <w:lvlJc w:val="left"/>
+      <w:pPr>
+        <w:tabs>
+          <w:tab w:val="num" w:pos="720"/>
+        </w:tabs>
+        <w:ind w:left="720" w:hanging="360"/>
+      </w:pPr>
+      <w:rPr>
+        <w:rFonts w:ascii="Symbol" w:hAnsi="Symbol" w:hint="default"/>
+        <w:sz w:val="20"/>
+      </w:rPr>
+    </w:lvl>
+    <w:lvl w:ilvl="1" w:tentative="1">
+      <w:start w:val="1"/>
+      <w:numFmt w:val="bullet"/>
+      <w:lvlText w:val=""/>
+      <w:lvlJc w:val="left"/>
+      <w:pPr>
+        <w:tabs>
+          <w:tab w:val="num" w:pos="1440"/>
+        </w:tabs>
+        <w:ind w:left="1440" w:hanging="360"/>
+      </w:pPr>
+      <w:rPr>
+        <w:rFonts w:ascii="Symbol" w:hAnsi="Symbol" w:hint="default"/>
+        <w:sz w:val="20"/>
+      </w:rPr>
+    </w:lvl>
+    <w:lvl w:ilvl="2" w:tentative="1">
+      <w:start w:val="1"/>
+      <w:numFmt w:val="bullet"/>
+      <w:lvlText w:val=""/>
+      <w:lvlJc w:val="left"/>
+      <w:pPr>
+        <w:tabs>
+          <w:tab w:val="num" w:pos="2160"/>
+        </w:tabs>
+        <w:ind w:left="2160" w:hanging="360"/>
+      </w:pPr>
+      <w:rPr>
+        <w:rFonts w:ascii="Symbol" w:hAnsi="Symbol" w:hint="default"/>
+        <w:sz w:val="20"/>
+      </w:rPr>
+    </w:lvl>
+    <w:lvl w:ilvl="3" w:tentative="1">
+      <w:start w:val="1"/>
+      <w:numFmt w:val="bullet"/>
+      <w:lvlText w:val=""/>
+      <w:lvlJc w:val="left"/>
+      <w:pPr>
+        <w:tabs>
+          <w:tab w:val="num" w:pos="2880"/>
+        </w:tabs>
+        <w:ind w:left="2880" w:hanging="360"/>
+      </w:pPr>
+      <w:rPr>
+        <w:rFonts w:ascii="Symbol" w:hAnsi="Symbol" w:hint="default"/>
+        <w:sz w:val="20"/>
+      </w:rPr>
+    </w:lvl>
+    <w:lvl w:ilvl="4" w:tentative="1">
+      <w:start w:val="1"/>
+      <w:numFmt w:val="bullet"/>
+      <w:lvlText w:val=""/>
+      <w:lvlJc w:val="left"/>
+      <w:pPr>
+        <w:tabs>
+          <w:tab w:val="num" w:pos="3600"/>
+        </w:tabs>
+        <w:ind w:left="3600" w:hanging="360"/>
+      </w:pPr>
+      <w:rPr>
+        <w:rFonts w:ascii="Symbol" w:hAnsi="Symbol" w:hint="default"/>
+        <w:sz w:val="20"/>
+      </w:rPr>
+    </w:lvl>
+    <w:lvl w:ilvl="5" w:tentative="1">
+      <w:start w:val="1"/>
+      <w:numFmt w:val="bullet"/>
+      <w:lvlText w:val=""/>
+      <w:lvlJc w:val="left"/>
+      <w:pPr>
+        <w:tabs>
+          <w:tab w:val="num" w:pos="4320"/>
+        </w:tabs>
+        <w:ind w:left="4320" w:hanging="360"/>
+      </w:pPr>
+      <w:rPr>
+        <w:rFonts w:ascii="Symbol" w:hAnsi="Symbol" w:hint="default"/>
+        <w:sz w:val="20"/>
+      </w:rPr>
+    </w:lvl>
+    <w:lvl w:ilvl="6" w:tentative="1">
+      <w:start w:val="1"/>
+      <w:numFmt w:val="bullet"/>
+      <w:lvlText w:val=""/>
+      <w:lvlJc w:val="left"/>
+      <w:pPr>
+        <w:tabs>
+          <w:tab w:val="num" w:pos="5040"/>
+        </w:tabs>
+        <w:ind w:left="5040" w:hanging="360"/>
+      </w:pPr>
+      <w:rPr>
+        <w:rFonts w:ascii="Symbol" w:hAnsi="Symbol" w:hint="default"/>
+        <w:sz w:val="20"/>
+      </w:rPr>
+    </w:lvl>
+    <w:lvl w:ilvl="7" w:tentative="1">
+      <w:start w:val="1"/>
+      <w:numFmt w:val="bullet"/>
+      <w:lvlText w:val=""/>
+      <w:lvlJc w:val="left"/>
+      <w:pPr>
+        <w:tabs>
+          <w:tab w:val="num" w:pos="5760"/>
+        </w:tabs>
+        <w:ind w:left="5760" w:hanging="360"/>
+      </w:pPr>
+      <w:rPr>
+        <w:rFonts w:ascii="Symbol" w:hAnsi="Symbol" w:hint="default"/>
+        <w:sz w:val="20"/>
+      </w:rPr>
+    </w:lvl>
+    <w:lvl w:ilvl="8" w:tentative="1">
+      <w:start w:val="1"/>
+      <w:numFmt w:val="bullet"/>
+      <w:lvlText w:val=""/>
+      <w:lvlJc w:val="left"/>
+      <w:pPr>
+        <w:tabs>
+          <w:tab w:val="num" w:pos="6480"/>
+        </w:tabs>
+        <w:ind w:left="6480" w:hanging="360"/>
+      </w:pPr>
+      <w:rPr>
+        <w:rFonts w:ascii="Symbol" w:hAnsi="Symbol" w:hint="default"/>
+        <w:sz w:val="20"/>
+      </w:rPr>
+    </w:lvl>
+  </w:abstractNum>
+  <w:abstractNum w:abstractNumId="3" w15:restartNumberingAfterBreak="0">
     <w:nsid w:val="324E19E1"/>
     <w:multiLevelType w:val="multilevel"/>
     <w:tmpl w:val="0ACC9CA4"/>
@@ -4814,7 +7237,600 @@
       </w:rPr>
     </w:lvl>
   </w:abstractNum>
-  <w:abstractNum w:abstractNumId="3" w15:restartNumberingAfterBreak="0">
+  <w:abstractNum w:abstractNumId="4" w15:restartNumberingAfterBreak="0">
+    <w:nsid w:val="38AB2B74"/>
+    <w:multiLevelType w:val="multilevel"/>
+    <w:tmpl w:val="9DE03D3E"/>
+    <w:lvl w:ilvl="0">
+      <w:start w:val="1"/>
+      <w:numFmt w:val="bullet"/>
+      <w:lvlText w:val=""/>
+      <w:lvlJc w:val="left"/>
+      <w:pPr>
+        <w:tabs>
+          <w:tab w:val="num" w:pos="720"/>
+        </w:tabs>
+        <w:ind w:left="720" w:hanging="360"/>
+      </w:pPr>
+      <w:rPr>
+        <w:rFonts w:ascii="Symbol" w:hAnsi="Symbol" w:hint="default"/>
+        <w:sz w:val="20"/>
+      </w:rPr>
+    </w:lvl>
+    <w:lvl w:ilvl="1" w:tentative="1">
+      <w:start w:val="1"/>
+      <w:numFmt w:val="bullet"/>
+      <w:lvlText w:val=""/>
+      <w:lvlJc w:val="left"/>
+      <w:pPr>
+        <w:tabs>
+          <w:tab w:val="num" w:pos="1440"/>
+        </w:tabs>
+        <w:ind w:left="1440" w:hanging="360"/>
+      </w:pPr>
+      <w:rPr>
+        <w:rFonts w:ascii="Symbol" w:hAnsi="Symbol" w:hint="default"/>
+        <w:sz w:val="20"/>
+      </w:rPr>
+    </w:lvl>
+    <w:lvl w:ilvl="2" w:tentative="1">
+      <w:start w:val="1"/>
+      <w:numFmt w:val="bullet"/>
+      <w:lvlText w:val=""/>
+      <w:lvlJc w:val="left"/>
+      <w:pPr>
+        <w:tabs>
+          <w:tab w:val="num" w:pos="2160"/>
+        </w:tabs>
+        <w:ind w:left="2160" w:hanging="360"/>
+      </w:pPr>
+      <w:rPr>
+        <w:rFonts w:ascii="Symbol" w:hAnsi="Symbol" w:hint="default"/>
+        <w:sz w:val="20"/>
+      </w:rPr>
+    </w:lvl>
+    <w:lvl w:ilvl="3" w:tentative="1">
+      <w:start w:val="1"/>
+      <w:numFmt w:val="bullet"/>
+      <w:lvlText w:val=""/>
+      <w:lvlJc w:val="left"/>
+      <w:pPr>
+        <w:tabs>
+          <w:tab w:val="num" w:pos="2880"/>
+        </w:tabs>
+        <w:ind w:left="2880" w:hanging="360"/>
+      </w:pPr>
+      <w:rPr>
+        <w:rFonts w:ascii="Symbol" w:hAnsi="Symbol" w:hint="default"/>
+        <w:sz w:val="20"/>
+      </w:rPr>
+    </w:lvl>
+    <w:lvl w:ilvl="4" w:tentative="1">
+      <w:start w:val="1"/>
+      <w:numFmt w:val="bullet"/>
+      <w:lvlText w:val=""/>
+      <w:lvlJc w:val="left"/>
+      <w:pPr>
+        <w:tabs>
+          <w:tab w:val="num" w:pos="3600"/>
+        </w:tabs>
+        <w:ind w:left="3600" w:hanging="360"/>
+      </w:pPr>
+      <w:rPr>
+        <w:rFonts w:ascii="Symbol" w:hAnsi="Symbol" w:hint="default"/>
+        <w:sz w:val="20"/>
+      </w:rPr>
+    </w:lvl>
+    <w:lvl w:ilvl="5" w:tentative="1">
+      <w:start w:val="1"/>
+      <w:numFmt w:val="bullet"/>
+      <w:lvlText w:val=""/>
+      <w:lvlJc w:val="left"/>
+      <w:pPr>
+        <w:tabs>
+          <w:tab w:val="num" w:pos="4320"/>
+        </w:tabs>
+        <w:ind w:left="4320" w:hanging="360"/>
+      </w:pPr>
+      <w:rPr>
+        <w:rFonts w:ascii="Symbol" w:hAnsi="Symbol" w:hint="default"/>
+        <w:sz w:val="20"/>
+      </w:rPr>
+    </w:lvl>
+    <w:lvl w:ilvl="6" w:tentative="1">
+      <w:start w:val="1"/>
+      <w:numFmt w:val="bullet"/>
+      <w:lvlText w:val=""/>
+      <w:lvlJc w:val="left"/>
+      <w:pPr>
+        <w:tabs>
+          <w:tab w:val="num" w:pos="5040"/>
+        </w:tabs>
+        <w:ind w:left="5040" w:hanging="360"/>
+      </w:pPr>
+      <w:rPr>
+        <w:rFonts w:ascii="Symbol" w:hAnsi="Symbol" w:hint="default"/>
+        <w:sz w:val="20"/>
+      </w:rPr>
+    </w:lvl>
+    <w:lvl w:ilvl="7" w:tentative="1">
+      <w:start w:val="1"/>
+      <w:numFmt w:val="bullet"/>
+      <w:lvlText w:val=""/>
+      <w:lvlJc w:val="left"/>
+      <w:pPr>
+        <w:tabs>
+          <w:tab w:val="num" w:pos="5760"/>
+        </w:tabs>
+        <w:ind w:left="5760" w:hanging="360"/>
+      </w:pPr>
+      <w:rPr>
+        <w:rFonts w:ascii="Symbol" w:hAnsi="Symbol" w:hint="default"/>
+        <w:sz w:val="20"/>
+      </w:rPr>
+    </w:lvl>
+    <w:lvl w:ilvl="8" w:tentative="1">
+      <w:start w:val="1"/>
+      <w:numFmt w:val="bullet"/>
+      <w:lvlText w:val=""/>
+      <w:lvlJc w:val="left"/>
+      <w:pPr>
+        <w:tabs>
+          <w:tab w:val="num" w:pos="6480"/>
+        </w:tabs>
+        <w:ind w:left="6480" w:hanging="360"/>
+      </w:pPr>
+      <w:rPr>
+        <w:rFonts w:ascii="Symbol" w:hAnsi="Symbol" w:hint="default"/>
+        <w:sz w:val="20"/>
+      </w:rPr>
+    </w:lvl>
+  </w:abstractNum>
+  <w:abstractNum w:abstractNumId="5" w15:restartNumberingAfterBreak="0">
+    <w:nsid w:val="418E208A"/>
+    <w:multiLevelType w:val="multilevel"/>
+    <w:tmpl w:val="2A6A70A4"/>
+    <w:lvl w:ilvl="0">
+      <w:start w:val="1"/>
+      <w:numFmt w:val="decimal"/>
+      <w:lvlText w:val="%1."/>
+      <w:lvlJc w:val="left"/>
+      <w:pPr>
+        <w:ind w:left="720" w:hanging="360"/>
+      </w:pPr>
+      <w:rPr>
+        <w:rFonts w:hint="default"/>
+        <w:sz w:val="20"/>
+      </w:rPr>
+    </w:lvl>
+    <w:lvl w:ilvl="1" w:tentative="1">
+      <w:start w:val="1"/>
+      <w:numFmt w:val="bullet"/>
+      <w:lvlText w:val=""/>
+      <w:lvlJc w:val="left"/>
+      <w:pPr>
+        <w:tabs>
+          <w:tab w:val="num" w:pos="1440"/>
+        </w:tabs>
+        <w:ind w:left="1440" w:hanging="360"/>
+      </w:pPr>
+      <w:rPr>
+        <w:rFonts w:ascii="Symbol" w:hAnsi="Symbol" w:hint="default"/>
+        <w:sz w:val="20"/>
+      </w:rPr>
+    </w:lvl>
+    <w:lvl w:ilvl="2" w:tentative="1">
+      <w:start w:val="1"/>
+      <w:numFmt w:val="bullet"/>
+      <w:lvlText w:val=""/>
+      <w:lvlJc w:val="left"/>
+      <w:pPr>
+        <w:tabs>
+          <w:tab w:val="num" w:pos="2160"/>
+        </w:tabs>
+        <w:ind w:left="2160" w:hanging="360"/>
+      </w:pPr>
+      <w:rPr>
+        <w:rFonts w:ascii="Symbol" w:hAnsi="Symbol" w:hint="default"/>
+        <w:sz w:val="20"/>
+      </w:rPr>
+    </w:lvl>
+    <w:lvl w:ilvl="3" w:tentative="1">
+      <w:start w:val="1"/>
+      <w:numFmt w:val="bullet"/>
+      <w:lvlText w:val=""/>
+      <w:lvlJc w:val="left"/>
+      <w:pPr>
+        <w:tabs>
+          <w:tab w:val="num" w:pos="2880"/>
+        </w:tabs>
+        <w:ind w:left="2880" w:hanging="360"/>
+      </w:pPr>
+      <w:rPr>
+        <w:rFonts w:ascii="Symbol" w:hAnsi="Symbol" w:hint="default"/>
+        <w:sz w:val="20"/>
+      </w:rPr>
+    </w:lvl>
+    <w:lvl w:ilvl="4" w:tentative="1">
+      <w:start w:val="1"/>
+      <w:numFmt w:val="bullet"/>
+      <w:lvlText w:val=""/>
+      <w:lvlJc w:val="left"/>
+      <w:pPr>
+        <w:tabs>
+          <w:tab w:val="num" w:pos="3600"/>
+        </w:tabs>
+        <w:ind w:left="3600" w:hanging="360"/>
+      </w:pPr>
+      <w:rPr>
+        <w:rFonts w:ascii="Symbol" w:hAnsi="Symbol" w:hint="default"/>
+        <w:sz w:val="20"/>
+      </w:rPr>
+    </w:lvl>
+    <w:lvl w:ilvl="5" w:tentative="1">
+      <w:start w:val="1"/>
+      <w:numFmt w:val="bullet"/>
+      <w:lvlText w:val=""/>
+      <w:lvlJc w:val="left"/>
+      <w:pPr>
+        <w:tabs>
+          <w:tab w:val="num" w:pos="4320"/>
+        </w:tabs>
+        <w:ind w:left="4320" w:hanging="360"/>
+      </w:pPr>
+      <w:rPr>
+        <w:rFonts w:ascii="Symbol" w:hAnsi="Symbol" w:hint="default"/>
+        <w:sz w:val="20"/>
+      </w:rPr>
+    </w:lvl>
+    <w:lvl w:ilvl="6" w:tentative="1">
+      <w:start w:val="1"/>
+      <w:numFmt w:val="bullet"/>
+      <w:lvlText w:val=""/>
+      <w:lvlJc w:val="left"/>
+      <w:pPr>
+        <w:tabs>
+          <w:tab w:val="num" w:pos="5040"/>
+        </w:tabs>
+        <w:ind w:left="5040" w:hanging="360"/>
+      </w:pPr>
+      <w:rPr>
+        <w:rFonts w:ascii="Symbol" w:hAnsi="Symbol" w:hint="default"/>
+        <w:sz w:val="20"/>
+      </w:rPr>
+    </w:lvl>
+    <w:lvl w:ilvl="7" w:tentative="1">
+      <w:start w:val="1"/>
+      <w:numFmt w:val="bullet"/>
+      <w:lvlText w:val=""/>
+      <w:lvlJc w:val="left"/>
+      <w:pPr>
+        <w:tabs>
+          <w:tab w:val="num" w:pos="5760"/>
+        </w:tabs>
+        <w:ind w:left="5760" w:hanging="360"/>
+      </w:pPr>
+      <w:rPr>
+        <w:rFonts w:ascii="Symbol" w:hAnsi="Symbol" w:hint="default"/>
+        <w:sz w:val="20"/>
+      </w:rPr>
+    </w:lvl>
+    <w:lvl w:ilvl="8" w:tentative="1">
+      <w:start w:val="1"/>
+      <w:numFmt w:val="bullet"/>
+      <w:lvlText w:val=""/>
+      <w:lvlJc w:val="left"/>
+      <w:pPr>
+        <w:tabs>
+          <w:tab w:val="num" w:pos="6480"/>
+        </w:tabs>
+        <w:ind w:left="6480" w:hanging="360"/>
+      </w:pPr>
+      <w:rPr>
+        <w:rFonts w:ascii="Symbol" w:hAnsi="Symbol" w:hint="default"/>
+        <w:sz w:val="20"/>
+      </w:rPr>
+    </w:lvl>
+  </w:abstractNum>
+  <w:abstractNum w:abstractNumId="6" w15:restartNumberingAfterBreak="0">
+    <w:nsid w:val="4CFA63D9"/>
+    <w:multiLevelType w:val="multilevel"/>
+    <w:tmpl w:val="6AA493CC"/>
+    <w:lvl w:ilvl="0">
+      <w:start w:val="1"/>
+      <w:numFmt w:val="bullet"/>
+      <w:lvlText w:val=""/>
+      <w:lvlJc w:val="left"/>
+      <w:pPr>
+        <w:tabs>
+          <w:tab w:val="num" w:pos="720"/>
+        </w:tabs>
+        <w:ind w:left="720" w:hanging="360"/>
+      </w:pPr>
+      <w:rPr>
+        <w:rFonts w:ascii="Symbol" w:hAnsi="Symbol" w:hint="default"/>
+        <w:sz w:val="20"/>
+      </w:rPr>
+    </w:lvl>
+    <w:lvl w:ilvl="1" w:tentative="1">
+      <w:start w:val="1"/>
+      <w:numFmt w:val="bullet"/>
+      <w:lvlText w:val=""/>
+      <w:lvlJc w:val="left"/>
+      <w:pPr>
+        <w:tabs>
+          <w:tab w:val="num" w:pos="1440"/>
+        </w:tabs>
+        <w:ind w:left="1440" w:hanging="360"/>
+      </w:pPr>
+      <w:rPr>
+        <w:rFonts w:ascii="Symbol" w:hAnsi="Symbol" w:hint="default"/>
+        <w:sz w:val="20"/>
+      </w:rPr>
+    </w:lvl>
+    <w:lvl w:ilvl="2" w:tentative="1">
+      <w:start w:val="1"/>
+      <w:numFmt w:val="bullet"/>
+      <w:lvlText w:val=""/>
+      <w:lvlJc w:val="left"/>
+      <w:pPr>
+        <w:tabs>
+          <w:tab w:val="num" w:pos="2160"/>
+        </w:tabs>
+        <w:ind w:left="2160" w:hanging="360"/>
+      </w:pPr>
+      <w:rPr>
+        <w:rFonts w:ascii="Symbol" w:hAnsi="Symbol" w:hint="default"/>
+        <w:sz w:val="20"/>
+      </w:rPr>
+    </w:lvl>
+    <w:lvl w:ilvl="3" w:tentative="1">
+      <w:start w:val="1"/>
+      <w:numFmt w:val="bullet"/>
+      <w:lvlText w:val=""/>
+      <w:lvlJc w:val="left"/>
+      <w:pPr>
+        <w:tabs>
+          <w:tab w:val="num" w:pos="2880"/>
+        </w:tabs>
+        <w:ind w:left="2880" w:hanging="360"/>
+      </w:pPr>
+      <w:rPr>
+        <w:rFonts w:ascii="Symbol" w:hAnsi="Symbol" w:hint="default"/>
+        <w:sz w:val="20"/>
+      </w:rPr>
+    </w:lvl>
+    <w:lvl w:ilvl="4" w:tentative="1">
+      <w:start w:val="1"/>
+      <w:numFmt w:val="bullet"/>
+      <w:lvlText w:val=""/>
+      <w:lvlJc w:val="left"/>
+      <w:pPr>
+        <w:tabs>
+          <w:tab w:val="num" w:pos="3600"/>
+        </w:tabs>
+        <w:ind w:left="3600" w:hanging="360"/>
+      </w:pPr>
+      <w:rPr>
+        <w:rFonts w:ascii="Symbol" w:hAnsi="Symbol" w:hint="default"/>
+        <w:sz w:val="20"/>
+      </w:rPr>
+    </w:lvl>
+    <w:lvl w:ilvl="5" w:tentative="1">
+      <w:start w:val="1"/>
+      <w:numFmt w:val="bullet"/>
+      <w:lvlText w:val=""/>
+      <w:lvlJc w:val="left"/>
+      <w:pPr>
+        <w:tabs>
+          <w:tab w:val="num" w:pos="4320"/>
+        </w:tabs>
+        <w:ind w:left="4320" w:hanging="360"/>
+      </w:pPr>
+      <w:rPr>
+        <w:rFonts w:ascii="Symbol" w:hAnsi="Symbol" w:hint="default"/>
+        <w:sz w:val="20"/>
+      </w:rPr>
+    </w:lvl>
+    <w:lvl w:ilvl="6" w:tentative="1">
+      <w:start w:val="1"/>
+      <w:numFmt w:val="bullet"/>
+      <w:lvlText w:val=""/>
+      <w:lvlJc w:val="left"/>
+      <w:pPr>
+        <w:tabs>
+          <w:tab w:val="num" w:pos="5040"/>
+        </w:tabs>
+        <w:ind w:left="5040" w:hanging="360"/>
+      </w:pPr>
+      <w:rPr>
+        <w:rFonts w:ascii="Symbol" w:hAnsi="Symbol" w:hint="default"/>
+        <w:sz w:val="20"/>
+      </w:rPr>
+    </w:lvl>
+    <w:lvl w:ilvl="7" w:tentative="1">
+      <w:start w:val="1"/>
+      <w:numFmt w:val="bullet"/>
+      <w:lvlText w:val=""/>
+      <w:lvlJc w:val="left"/>
+      <w:pPr>
+        <w:tabs>
+          <w:tab w:val="num" w:pos="5760"/>
+        </w:tabs>
+        <w:ind w:left="5760" w:hanging="360"/>
+      </w:pPr>
+      <w:rPr>
+        <w:rFonts w:ascii="Symbol" w:hAnsi="Symbol" w:hint="default"/>
+        <w:sz w:val="20"/>
+      </w:rPr>
+    </w:lvl>
+    <w:lvl w:ilvl="8" w:tentative="1">
+      <w:start w:val="1"/>
+      <w:numFmt w:val="bullet"/>
+      <w:lvlText w:val=""/>
+      <w:lvlJc w:val="left"/>
+      <w:pPr>
+        <w:tabs>
+          <w:tab w:val="num" w:pos="6480"/>
+        </w:tabs>
+        <w:ind w:left="6480" w:hanging="360"/>
+      </w:pPr>
+      <w:rPr>
+        <w:rFonts w:ascii="Symbol" w:hAnsi="Symbol" w:hint="default"/>
+        <w:sz w:val="20"/>
+      </w:rPr>
+    </w:lvl>
+  </w:abstractNum>
+  <w:abstractNum w:abstractNumId="7" w15:restartNumberingAfterBreak="0">
+    <w:nsid w:val="524E31FC"/>
+    <w:multiLevelType w:val="multilevel"/>
+    <w:tmpl w:val="7A429738"/>
+    <w:lvl w:ilvl="0">
+      <w:start w:val="1"/>
+      <w:numFmt w:val="bullet"/>
+      <w:lvlText w:val=""/>
+      <w:lvlJc w:val="left"/>
+      <w:pPr>
+        <w:tabs>
+          <w:tab w:val="num" w:pos="720"/>
+        </w:tabs>
+        <w:ind w:left="720" w:hanging="360"/>
+      </w:pPr>
+      <w:rPr>
+        <w:rFonts w:ascii="Symbol" w:hAnsi="Symbol" w:hint="default"/>
+        <w:sz w:val="20"/>
+      </w:rPr>
+    </w:lvl>
+    <w:lvl w:ilvl="1" w:tentative="1">
+      <w:start w:val="1"/>
+      <w:numFmt w:val="bullet"/>
+      <w:lvlText w:val=""/>
+      <w:lvlJc w:val="left"/>
+      <w:pPr>
+        <w:tabs>
+          <w:tab w:val="num" w:pos="1440"/>
+        </w:tabs>
+        <w:ind w:left="1440" w:hanging="360"/>
+      </w:pPr>
+      <w:rPr>
+        <w:rFonts w:ascii="Symbol" w:hAnsi="Symbol" w:hint="default"/>
+        <w:sz w:val="20"/>
+      </w:rPr>
+    </w:lvl>
+    <w:lvl w:ilvl="2" w:tentative="1">
+      <w:start w:val="1"/>
+      <w:numFmt w:val="bullet"/>
+      <w:lvlText w:val=""/>
+      <w:lvlJc w:val="left"/>
+      <w:pPr>
+        <w:tabs>
+          <w:tab w:val="num" w:pos="2160"/>
+        </w:tabs>
+        <w:ind w:left="2160" w:hanging="360"/>
+      </w:pPr>
+      <w:rPr>
+        <w:rFonts w:ascii="Symbol" w:hAnsi="Symbol" w:hint="default"/>
+        <w:sz w:val="20"/>
+      </w:rPr>
+    </w:lvl>
+    <w:lvl w:ilvl="3" w:tentative="1">
+      <w:start w:val="1"/>
+      <w:numFmt w:val="bullet"/>
+      <w:lvlText w:val=""/>
+      <w:lvlJc w:val="left"/>
+      <w:pPr>
+        <w:tabs>
+          <w:tab w:val="num" w:pos="2880"/>
+        </w:tabs>
+        <w:ind w:left="2880" w:hanging="360"/>
+      </w:pPr>
+      <w:rPr>
+        <w:rFonts w:ascii="Symbol" w:hAnsi="Symbol" w:hint="default"/>
+        <w:sz w:val="20"/>
+      </w:rPr>
+    </w:lvl>
+    <w:lvl w:ilvl="4" w:tentative="1">
+      <w:start w:val="1"/>
+      <w:numFmt w:val="bullet"/>
+      <w:lvlText w:val=""/>
+      <w:lvlJc w:val="left"/>
+      <w:pPr>
+        <w:tabs>
+          <w:tab w:val="num" w:pos="3600"/>
+        </w:tabs>
+        <w:ind w:left="3600" w:hanging="360"/>
+      </w:pPr>
+      <w:rPr>
+        <w:rFonts w:ascii="Symbol" w:hAnsi="Symbol" w:hint="default"/>
+        <w:sz w:val="20"/>
+      </w:rPr>
+    </w:lvl>
+    <w:lvl w:ilvl="5" w:tentative="1">
+      <w:start w:val="1"/>
+      <w:numFmt w:val="bullet"/>
+      <w:lvlText w:val=""/>
+      <w:lvlJc w:val="left"/>
+      <w:pPr>
+        <w:tabs>
+          <w:tab w:val="num" w:pos="4320"/>
+        </w:tabs>
+        <w:ind w:left="4320" w:hanging="360"/>
+      </w:pPr>
+      <w:rPr>
+        <w:rFonts w:ascii="Symbol" w:hAnsi="Symbol" w:hint="default"/>
+        <w:sz w:val="20"/>
+      </w:rPr>
+    </w:lvl>
+    <w:lvl w:ilvl="6" w:tentative="1">
+      <w:start w:val="1"/>
+      <w:numFmt w:val="bullet"/>
+      <w:lvlText w:val=""/>
+      <w:lvlJc w:val="left"/>
+      <w:pPr>
+        <w:tabs>
+          <w:tab w:val="num" w:pos="5040"/>
+        </w:tabs>
+        <w:ind w:left="5040" w:hanging="360"/>
+      </w:pPr>
+      <w:rPr>
+        <w:rFonts w:ascii="Symbol" w:hAnsi="Symbol" w:hint="default"/>
+        <w:sz w:val="20"/>
+      </w:rPr>
+    </w:lvl>
+    <w:lvl w:ilvl="7" w:tentative="1">
+      <w:start w:val="1"/>
+      <w:numFmt w:val="bullet"/>
+      <w:lvlText w:val=""/>
+      <w:lvlJc w:val="left"/>
+      <w:pPr>
+        <w:tabs>
+          <w:tab w:val="num" w:pos="5760"/>
+        </w:tabs>
+        <w:ind w:left="5760" w:hanging="360"/>
+      </w:pPr>
+      <w:rPr>
+        <w:rFonts w:ascii="Symbol" w:hAnsi="Symbol" w:hint="default"/>
+        <w:sz w:val="20"/>
+      </w:rPr>
+    </w:lvl>
+    <w:lvl w:ilvl="8" w:tentative="1">
+      <w:start w:val="1"/>
+      <w:numFmt w:val="bullet"/>
+      <w:lvlText w:val=""/>
+      <w:lvlJc w:val="left"/>
+      <w:pPr>
+        <w:tabs>
+          <w:tab w:val="num" w:pos="6480"/>
+        </w:tabs>
+        <w:ind w:left="6480" w:hanging="360"/>
+      </w:pPr>
+      <w:rPr>
+        <w:rFonts w:ascii="Symbol" w:hAnsi="Symbol" w:hint="default"/>
+        <w:sz w:val="20"/>
+      </w:rPr>
+    </w:lvl>
+  </w:abstractNum>
+  <w:abstractNum w:abstractNumId="8" w15:restartNumberingAfterBreak="0">
     <w:nsid w:val="645B3700"/>
     <w:multiLevelType w:val="hybridMultilevel"/>
     <w:tmpl w:val="6D443734"/>
@@ -4900,7 +7916,156 @@
       </w:pPr>
     </w:lvl>
   </w:abstractNum>
-  <w:abstractNum w:abstractNumId="4" w15:restartNumberingAfterBreak="0">
+  <w:abstractNum w:abstractNumId="9" w15:restartNumberingAfterBreak="0">
+    <w:nsid w:val="64FA08C3"/>
+    <w:multiLevelType w:val="multilevel"/>
+    <w:tmpl w:val="C1E4BF8E"/>
+    <w:lvl w:ilvl="0">
+      <w:start w:val="1"/>
+      <w:numFmt w:val="bullet"/>
+      <w:lvlText w:val=""/>
+      <w:lvlJc w:val="left"/>
+      <w:pPr>
+        <w:tabs>
+          <w:tab w:val="num" w:pos="720"/>
+        </w:tabs>
+        <w:ind w:left="720" w:hanging="360"/>
+      </w:pPr>
+      <w:rPr>
+        <w:rFonts w:ascii="Symbol" w:hAnsi="Symbol" w:hint="default"/>
+        <w:sz w:val="20"/>
+      </w:rPr>
+    </w:lvl>
+    <w:lvl w:ilvl="1" w:tentative="1">
+      <w:start w:val="1"/>
+      <w:numFmt w:val="bullet"/>
+      <w:lvlText w:val=""/>
+      <w:lvlJc w:val="left"/>
+      <w:pPr>
+        <w:tabs>
+          <w:tab w:val="num" w:pos="1440"/>
+        </w:tabs>
+        <w:ind w:left="1440" w:hanging="360"/>
+      </w:pPr>
+      <w:rPr>
+        <w:rFonts w:ascii="Symbol" w:hAnsi="Symbol" w:hint="default"/>
+        <w:sz w:val="20"/>
+      </w:rPr>
+    </w:lvl>
+    <w:lvl w:ilvl="2" w:tentative="1">
+      <w:start w:val="1"/>
+      <w:numFmt w:val="bullet"/>
+      <w:lvlText w:val=""/>
+      <w:lvlJc w:val="left"/>
+      <w:pPr>
+        <w:tabs>
+          <w:tab w:val="num" w:pos="2160"/>
+        </w:tabs>
+        <w:ind w:left="2160" w:hanging="360"/>
+      </w:pPr>
+      <w:rPr>
+        <w:rFonts w:ascii="Symbol" w:hAnsi="Symbol" w:hint="default"/>
+        <w:sz w:val="20"/>
+      </w:rPr>
+    </w:lvl>
+    <w:lvl w:ilvl="3" w:tentative="1">
+      <w:start w:val="1"/>
+      <w:numFmt w:val="bullet"/>
+      <w:lvlText w:val=""/>
+      <w:lvlJc w:val="left"/>
+      <w:pPr>
+        <w:tabs>
+          <w:tab w:val="num" w:pos="2880"/>
+        </w:tabs>
+        <w:ind w:left="2880" w:hanging="360"/>
+      </w:pPr>
+      <w:rPr>
+        <w:rFonts w:ascii="Symbol" w:hAnsi="Symbol" w:hint="default"/>
+        <w:sz w:val="20"/>
+      </w:rPr>
+    </w:lvl>
+    <w:lvl w:ilvl="4" w:tentative="1">
+      <w:start w:val="1"/>
+      <w:numFmt w:val="bullet"/>
+      <w:lvlText w:val=""/>
+      <w:lvlJc w:val="left"/>
+      <w:pPr>
+        <w:tabs>
+          <w:tab w:val="num" w:pos="3600"/>
+        </w:tabs>
+        <w:ind w:left="3600" w:hanging="360"/>
+      </w:pPr>
+      <w:rPr>
+        <w:rFonts w:ascii="Symbol" w:hAnsi="Symbol" w:hint="default"/>
+        <w:sz w:val="20"/>
+      </w:rPr>
+    </w:lvl>
+    <w:lvl w:ilvl="5" w:tentative="1">
+      <w:start w:val="1"/>
+      <w:numFmt w:val="bullet"/>
+      <w:lvlText w:val=""/>
+      <w:lvlJc w:val="left"/>
+      <w:pPr>
+        <w:tabs>
+          <w:tab w:val="num" w:pos="4320"/>
+        </w:tabs>
+        <w:ind w:left="4320" w:hanging="360"/>
+      </w:pPr>
+      <w:rPr>
+        <w:rFonts w:ascii="Symbol" w:hAnsi="Symbol" w:hint="default"/>
+        <w:sz w:val="20"/>
+      </w:rPr>
+    </w:lvl>
+    <w:lvl w:ilvl="6" w:tentative="1">
+      <w:start w:val="1"/>
+      <w:numFmt w:val="bullet"/>
+      <w:lvlText w:val=""/>
+      <w:lvlJc w:val="left"/>
+      <w:pPr>
+        <w:tabs>
+          <w:tab w:val="num" w:pos="5040"/>
+        </w:tabs>
+        <w:ind w:left="5040" w:hanging="360"/>
+      </w:pPr>
+      <w:rPr>
+        <w:rFonts w:ascii="Symbol" w:hAnsi="Symbol" w:hint="default"/>
+        <w:sz w:val="20"/>
+      </w:rPr>
+    </w:lvl>
+    <w:lvl w:ilvl="7" w:tentative="1">
+      <w:start w:val="1"/>
+      <w:numFmt w:val="bullet"/>
+      <w:lvlText w:val=""/>
+      <w:lvlJc w:val="left"/>
+      <w:pPr>
+        <w:tabs>
+          <w:tab w:val="num" w:pos="5760"/>
+        </w:tabs>
+        <w:ind w:left="5760" w:hanging="360"/>
+      </w:pPr>
+      <w:rPr>
+        <w:rFonts w:ascii="Symbol" w:hAnsi="Symbol" w:hint="default"/>
+        <w:sz w:val="20"/>
+      </w:rPr>
+    </w:lvl>
+    <w:lvl w:ilvl="8" w:tentative="1">
+      <w:start w:val="1"/>
+      <w:numFmt w:val="bullet"/>
+      <w:lvlText w:val=""/>
+      <w:lvlJc w:val="left"/>
+      <w:pPr>
+        <w:tabs>
+          <w:tab w:val="num" w:pos="6480"/>
+        </w:tabs>
+        <w:ind w:left="6480" w:hanging="360"/>
+      </w:pPr>
+      <w:rPr>
+        <w:rFonts w:ascii="Symbol" w:hAnsi="Symbol" w:hint="default"/>
+        <w:sz w:val="20"/>
+      </w:rPr>
+    </w:lvl>
+  </w:abstractNum>
+  <w:abstractNum w:abstractNumId="10" w15:restartNumberingAfterBreak="0">
     <w:nsid w:val="76765E20"/>
     <w:multiLevelType w:val="hybridMultilevel"/>
     <w:tmpl w:val="8B76BCE4"/>
@@ -5013,7 +8178,156 @@
       </w:rPr>
     </w:lvl>
   </w:abstractNum>
-  <w:abstractNum w:abstractNumId="5" w15:restartNumberingAfterBreak="0">
+  <w:abstractNum w:abstractNumId="11" w15:restartNumberingAfterBreak="0">
+    <w:nsid w:val="7AC35ABD"/>
+    <w:multiLevelType w:val="multilevel"/>
+    <w:tmpl w:val="B0345770"/>
+    <w:lvl w:ilvl="0">
+      <w:start w:val="1"/>
+      <w:numFmt w:val="bullet"/>
+      <w:lvlText w:val=""/>
+      <w:lvlJc w:val="left"/>
+      <w:pPr>
+        <w:tabs>
+          <w:tab w:val="num" w:pos="720"/>
+        </w:tabs>
+        <w:ind w:left="720" w:hanging="360"/>
+      </w:pPr>
+      <w:rPr>
+        <w:rFonts w:ascii="Symbol" w:hAnsi="Symbol" w:hint="default"/>
+        <w:sz w:val="20"/>
+      </w:rPr>
+    </w:lvl>
+    <w:lvl w:ilvl="1" w:tentative="1">
+      <w:start w:val="1"/>
+      <w:numFmt w:val="bullet"/>
+      <w:lvlText w:val=""/>
+      <w:lvlJc w:val="left"/>
+      <w:pPr>
+        <w:tabs>
+          <w:tab w:val="num" w:pos="1440"/>
+        </w:tabs>
+        <w:ind w:left="1440" w:hanging="360"/>
+      </w:pPr>
+      <w:rPr>
+        <w:rFonts w:ascii="Symbol" w:hAnsi="Symbol" w:hint="default"/>
+        <w:sz w:val="20"/>
+      </w:rPr>
+    </w:lvl>
+    <w:lvl w:ilvl="2" w:tentative="1">
+      <w:start w:val="1"/>
+      <w:numFmt w:val="bullet"/>
+      <w:lvlText w:val=""/>
+      <w:lvlJc w:val="left"/>
+      <w:pPr>
+        <w:tabs>
+          <w:tab w:val="num" w:pos="2160"/>
+        </w:tabs>
+        <w:ind w:left="2160" w:hanging="360"/>
+      </w:pPr>
+      <w:rPr>
+        <w:rFonts w:ascii="Symbol" w:hAnsi="Symbol" w:hint="default"/>
+        <w:sz w:val="20"/>
+      </w:rPr>
+    </w:lvl>
+    <w:lvl w:ilvl="3" w:tentative="1">
+      <w:start w:val="1"/>
+      <w:numFmt w:val="bullet"/>
+      <w:lvlText w:val=""/>
+      <w:lvlJc w:val="left"/>
+      <w:pPr>
+        <w:tabs>
+          <w:tab w:val="num" w:pos="2880"/>
+        </w:tabs>
+        <w:ind w:left="2880" w:hanging="360"/>
+      </w:pPr>
+      <w:rPr>
+        <w:rFonts w:ascii="Symbol" w:hAnsi="Symbol" w:hint="default"/>
+        <w:sz w:val="20"/>
+      </w:rPr>
+    </w:lvl>
+    <w:lvl w:ilvl="4" w:tentative="1">
+      <w:start w:val="1"/>
+      <w:numFmt w:val="bullet"/>
+      <w:lvlText w:val=""/>
+      <w:lvlJc w:val="left"/>
+      <w:pPr>
+        <w:tabs>
+          <w:tab w:val="num" w:pos="3600"/>
+        </w:tabs>
+        <w:ind w:left="3600" w:hanging="360"/>
+      </w:pPr>
+      <w:rPr>
+        <w:rFonts w:ascii="Symbol" w:hAnsi="Symbol" w:hint="default"/>
+        <w:sz w:val="20"/>
+      </w:rPr>
+    </w:lvl>
+    <w:lvl w:ilvl="5" w:tentative="1">
+      <w:start w:val="1"/>
+      <w:numFmt w:val="bullet"/>
+      <w:lvlText w:val=""/>
+      <w:lvlJc w:val="left"/>
+      <w:pPr>
+        <w:tabs>
+          <w:tab w:val="num" w:pos="4320"/>
+        </w:tabs>
+        <w:ind w:left="4320" w:hanging="360"/>
+      </w:pPr>
+      <w:rPr>
+        <w:rFonts w:ascii="Symbol" w:hAnsi="Symbol" w:hint="default"/>
+        <w:sz w:val="20"/>
+      </w:rPr>
+    </w:lvl>
+    <w:lvl w:ilvl="6" w:tentative="1">
+      <w:start w:val="1"/>
+      <w:numFmt w:val="bullet"/>
+      <w:lvlText w:val=""/>
+      <w:lvlJc w:val="left"/>
+      <w:pPr>
+        <w:tabs>
+          <w:tab w:val="num" w:pos="5040"/>
+        </w:tabs>
+        <w:ind w:left="5040" w:hanging="360"/>
+      </w:pPr>
+      <w:rPr>
+        <w:rFonts w:ascii="Symbol" w:hAnsi="Symbol" w:hint="default"/>
+        <w:sz w:val="20"/>
+      </w:rPr>
+    </w:lvl>
+    <w:lvl w:ilvl="7" w:tentative="1">
+      <w:start w:val="1"/>
+      <w:numFmt w:val="bullet"/>
+      <w:lvlText w:val=""/>
+      <w:lvlJc w:val="left"/>
+      <w:pPr>
+        <w:tabs>
+          <w:tab w:val="num" w:pos="5760"/>
+        </w:tabs>
+        <w:ind w:left="5760" w:hanging="360"/>
+      </w:pPr>
+      <w:rPr>
+        <w:rFonts w:ascii="Symbol" w:hAnsi="Symbol" w:hint="default"/>
+        <w:sz w:val="20"/>
+      </w:rPr>
+    </w:lvl>
+    <w:lvl w:ilvl="8" w:tentative="1">
+      <w:start w:val="1"/>
+      <w:numFmt w:val="bullet"/>
+      <w:lvlText w:val=""/>
+      <w:lvlJc w:val="left"/>
+      <w:pPr>
+        <w:tabs>
+          <w:tab w:val="num" w:pos="6480"/>
+        </w:tabs>
+        <w:ind w:left="6480" w:hanging="360"/>
+      </w:pPr>
+      <w:rPr>
+        <w:rFonts w:ascii="Symbol" w:hAnsi="Symbol" w:hint="default"/>
+        <w:sz w:val="20"/>
+      </w:rPr>
+    </w:lvl>
+  </w:abstractNum>
+  <w:abstractNum w:abstractNumId="12" w15:restartNumberingAfterBreak="0">
     <w:nsid w:val="7CC574BB"/>
     <w:multiLevelType w:val="multilevel"/>
     <w:tmpl w:val="01A2E904"/>
@@ -5162,7 +8476,7 @@
       </w:rPr>
     </w:lvl>
   </w:abstractNum>
-  <w:abstractNum w:abstractNumId="6" w15:restartNumberingAfterBreak="0">
+  <w:abstractNum w:abstractNumId="13" w15:restartNumberingAfterBreak="0">
     <w:nsid w:val="7F2B6165"/>
     <w:multiLevelType w:val="multilevel"/>
     <w:tmpl w:val="503EF0A6"/>
@@ -5315,22 +8629,43 @@
     <w:abstractNumId w:val="0"/>
   </w:num>
   <w:num w:numId="2" w16cid:durableId="1597787854">
-    <w:abstractNumId w:val="6"/>
+    <w:abstractNumId w:val="13"/>
   </w:num>
   <w:num w:numId="3" w16cid:durableId="1998026852">
-    <w:abstractNumId w:val="4"/>
+    <w:abstractNumId w:val="10"/>
   </w:num>
   <w:num w:numId="4" w16cid:durableId="1752505866">
-    <w:abstractNumId w:val="5"/>
+    <w:abstractNumId w:val="12"/>
   </w:num>
   <w:num w:numId="5" w16cid:durableId="1748964107">
-    <w:abstractNumId w:val="2"/>
+    <w:abstractNumId w:val="3"/>
   </w:num>
   <w:num w:numId="6" w16cid:durableId="2007126660">
-    <w:abstractNumId w:val="3"/>
+    <w:abstractNumId w:val="8"/>
   </w:num>
   <w:num w:numId="7" w16cid:durableId="873032682">
     <w:abstractNumId w:val="1"/>
+  </w:num>
+  <w:num w:numId="8" w16cid:durableId="1912544448">
+    <w:abstractNumId w:val="4"/>
+  </w:num>
+  <w:num w:numId="9" w16cid:durableId="360129344">
+    <w:abstractNumId w:val="5"/>
+  </w:num>
+  <w:num w:numId="10" w16cid:durableId="1142504472">
+    <w:abstractNumId w:val="6"/>
+  </w:num>
+  <w:num w:numId="11" w16cid:durableId="683288487">
+    <w:abstractNumId w:val="9"/>
+  </w:num>
+  <w:num w:numId="12" w16cid:durableId="1468083290">
+    <w:abstractNumId w:val="7"/>
+  </w:num>
+  <w:num w:numId="13" w16cid:durableId="705985438">
+    <w:abstractNumId w:val="2"/>
+  </w:num>
+  <w:num w:numId="14" w16cid:durableId="1669670520">
+    <w:abstractNumId w:val="11"/>
   </w:num>
 </w:numbering>
 </file>

--- a/Report.docx
+++ b/Report.docx
@@ -3003,13 +3003,7 @@
           </w:tcPr>
           <w:p>
             <w:r>
-              <w:t xml:space="preserve">Only eligible members may share equipment. </w:t>
-            </w:r>
-            <w:r>
-              <w:t>T</w:t>
-            </w:r>
-            <w:r>
-              <w:t>he member must have valid training, insurance evidence and approval for the equipment category requested.</w:t>
+              <w:t>Only eligible members may share equipment. The member must have valid training, insurance evidence and approval for the equipment category requested.</w:t>
             </w:r>
           </w:p>
         </w:tc>
@@ -5021,10 +5015,7 @@
           </w:p>
           <w:p>
             <w:r>
-              <w:t xml:space="preserve">Member selects the </w:t>
-            </w:r>
-            <w:r>
-              <w:t>machineries and attachments</w:t>
+              <w:t>Member selects the machineries and attachments</w:t>
             </w:r>
           </w:p>
           <w:p/>
@@ -5200,13 +5191,7 @@
           </w:p>
           <w:p>
             <w:r>
-              <w:t>System displays a form requesting machinery</w:t>
-            </w:r>
-            <w:r>
-              <w:t xml:space="preserve"> </w:t>
-            </w:r>
-            <w:r>
-              <w:t>details. </w:t>
+              <w:t>System displays a form requesting machinery details. </w:t>
             </w:r>
           </w:p>
           <w:p>
@@ -6016,13 +6001,7 @@
               <w:t>attachments</w:t>
             </w:r>
             <w:r>
-              <w:t xml:space="preserve"> must be available and </w:t>
-            </w:r>
-            <w:r>
-              <w:t>compatible</w:t>
-            </w:r>
-            <w:r>
-              <w:t xml:space="preserve"> for firm booking</w:t>
+              <w:t xml:space="preserve"> must be available and compatible for firm booking</w:t>
             </w:r>
             <w:r>
               <w:t> </w:t>
@@ -6152,50 +6131,17 @@
     </w:p>
     <w:p>
       <w:r>
-        <w:t xml:space="preserve">Given a </w:t>
-      </w:r>
-      <w:r>
-        <w:t xml:space="preserve">valid </w:t>
-      </w:r>
-      <w:r>
-        <w:t xml:space="preserve">member with an active membership, And a topper </w:t>
-      </w:r>
-      <w:r>
-        <w:t>is</w:t>
-      </w:r>
-      <w:r>
-        <w:t xml:space="preserve"> available for the requested dates</w:t>
-      </w:r>
-      <w:r>
-        <w:t xml:space="preserve"> </w:t>
+        <w:t xml:space="preserve">Given a valid member with an active membership, And a topper is available for the requested dates </w:t>
       </w:r>
     </w:p>
     <w:p>
       <w:r>
-        <w:t xml:space="preserve">When the member requests the topper for 3 to 5 </w:t>
-      </w:r>
-      <w:r>
-        <w:t>March</w:t>
-      </w:r>
-      <w:r>
-        <w:t xml:space="preserve"> </w:t>
+        <w:t xml:space="preserve">When the member requests the topper for 3 to 5 March </w:t>
       </w:r>
     </w:p>
     <w:p>
       <w:r>
-        <w:t xml:space="preserve">Then the request is recorded with </w:t>
-      </w:r>
-      <w:r>
-        <w:t>the</w:t>
-      </w:r>
-      <w:r>
-        <w:t xml:space="preserve"> status “Requested”</w:t>
-      </w:r>
-      <w:r>
-        <w:t xml:space="preserve"> </w:t>
-      </w:r>
-      <w:r>
-        <w:t>And the coordinator is notified</w:t>
+        <w:t>Then the request is recorded with the status “Requested” And the coordinator is notified</w:t>
       </w:r>
     </w:p>
     <w:p/>
@@ -6285,19 +6231,7 @@
           </w:tcPr>
           <w:p>
             <w:r>
-              <w:t xml:space="preserve">Given </w:t>
-            </w:r>
-            <w:r>
-              <w:t xml:space="preserve">an active </w:t>
-            </w:r>
-            <w:r>
-              <w:t xml:space="preserve">member and a topper </w:t>
-            </w:r>
-            <w:r>
-              <w:t>is</w:t>
-            </w:r>
-            <w:r>
-              <w:t xml:space="preserve"> available</w:t>
+              <w:t>Given an active member and a topper is available</w:t>
             </w:r>
           </w:p>
         </w:tc>
@@ -6427,33 +6361,12 @@
     </w:p>
     <w:p>
       <w:r>
-        <w:t xml:space="preserve">When the member requests a </w:t>
-      </w:r>
-      <w:r>
-        <w:t>machinery</w:t>
-      </w:r>
-      <w:r>
-        <w:t xml:space="preserve"> for the </w:t>
-      </w:r>
-      <w:r>
-        <w:t>next</w:t>
-      </w:r>
-      <w:r>
-        <w:t xml:space="preserve"> week</w:t>
-      </w:r>
-      <w:r>
-        <w:t xml:space="preserve"> </w:t>
+        <w:t xml:space="preserve">When the member requests a machinery for the next week </w:t>
       </w:r>
     </w:p>
     <w:p>
       <w:r>
-        <w:t>Then the request is not recorded</w:t>
-      </w:r>
-      <w:r>
-        <w:t xml:space="preserve"> </w:t>
-      </w:r>
-      <w:r>
-        <w:t>And the member is told which document has expired</w:t>
+        <w:t>Then the request is not recorded And the member is told which document has expired</w:t>
       </w:r>
     </w:p>
     <w:p/>
@@ -6478,8 +6391,8 @@
         <w:tblLook w:val="04A0" w:firstRow="1" w:lastRow="0" w:firstColumn="1" w:lastColumn="0" w:noHBand="0" w:noVBand="1"/>
       </w:tblPr>
       <w:tblGrid>
-        <w:gridCol w:w="3934"/>
-        <w:gridCol w:w="5082"/>
+        <w:gridCol w:w="4047"/>
+        <w:gridCol w:w="4969"/>
       </w:tblGrid>
       <w:tr>
         <w:trPr>
@@ -6543,19 +6456,22 @@
           </w:tcPr>
           <w:p>
             <w:r>
-              <w:t>Given a member with an active membership whose insurance evidence expired last month</w:t>
-            </w:r>
-          </w:p>
-        </w:tc>
-        <w:tc>
-          <w:tcPr>
-            <w:tcW w:w="0" w:type="auto"/>
-            <w:vAlign w:val="center"/>
-            <w:hideMark/>
-          </w:tcPr>
-          <w:p>
-            <w:r>
-              <w:t>Existing state: the member is active but not eligible (BR01).</w:t>
+              <w:t xml:space="preserve">Given a member with an active membership whose insurance expired </w:t>
+            </w:r>
+          </w:p>
+        </w:tc>
+        <w:tc>
+          <w:tcPr>
+            <w:tcW w:w="0" w:type="auto"/>
+            <w:vAlign w:val="center"/>
+            <w:hideMark/>
+          </w:tcPr>
+          <w:p>
+            <w:r>
+              <w:t>T</w:t>
+            </w:r>
+            <w:r>
+              <w:t xml:space="preserve">he member is active but not eligible </w:t>
             </w:r>
           </w:p>
         </w:tc>
@@ -6600,7 +6516,7 @@
             </w:r>
             <w:proofErr w:type="spellEnd"/>
             <w:r>
-              <w:t>(...), with an eligibility check inside it.</w:t>
+              <w:t>(...), with an eligibility check</w:t>
             </w:r>
           </w:p>
         </w:tc>
@@ -6619,23 +6535,99 @@
             <w:r>
               <w:t>Then the request is not recorded</w:t>
             </w:r>
-          </w:p>
-        </w:tc>
-        <w:tc>
-          <w:tcPr>
-            <w:tcW w:w="0" w:type="auto"/>
-            <w:vAlign w:val="center"/>
-            <w:hideMark/>
-          </w:tcPr>
-          <w:p>
-            <w:r>
-              <w:t>State change: none. No reservation is created.</w:t>
-            </w:r>
-          </w:p>
-        </w:tc>
-      </w:tr>
-      <w:tr>
-        <w:trPr>
+            <w:r>
+              <w:t xml:space="preserve"> a</w:t>
+            </w:r>
+            <w:r>
+              <w:t>nd the member is told which document has expired</w:t>
+            </w:r>
+          </w:p>
+        </w:tc>
+        <w:tc>
+          <w:tcPr>
+            <w:tcW w:w="0" w:type="auto"/>
+            <w:vAlign w:val="center"/>
+            <w:hideMark/>
+          </w:tcPr>
+          <w:p>
+            <w:r>
+              <w:t>No reservation is created.</w:t>
+            </w:r>
+            <w:r>
+              <w:t xml:space="preserve"> T</w:t>
+            </w:r>
+            <w:r>
+              <w:t>he reason for refusal</w:t>
+            </w:r>
+            <w:r>
+              <w:t xml:space="preserve"> displayed</w:t>
+            </w:r>
+          </w:p>
+        </w:tc>
+      </w:tr>
+    </w:tbl>
+    <w:p/>
+    <w:p>
+      <w:r>
+        <w:t xml:space="preserve">Scenario </w:t>
+      </w:r>
+      <w:r>
+        <w:t>3</w:t>
+      </w:r>
+      <w:r>
+        <w:t>: Extension conflicts with a later confirmed booking</w:t>
+      </w:r>
+    </w:p>
+    <w:p/>
+    <w:p>
+      <w:r>
+        <w:t>Rule: An extension is not a private arrangement and must be checked against other confirmed reservations.</w:t>
+      </w:r>
+    </w:p>
+    <w:p/>
+    <w:p>
+      <w:r>
+        <w:t>Given a member has an active reservation for a trailer ending on Friday</w:t>
+      </w:r>
+    </w:p>
+    <w:p>
+      <w:r>
+        <w:t>And another member has a confirmed reservation for the same trailer starting on Saturday</w:t>
+      </w:r>
+    </w:p>
+    <w:p>
+      <w:r>
+        <w:t>When the first member requests an extension until Sunday</w:t>
+      </w:r>
+    </w:p>
+    <w:p/>
+    <w:tbl>
+      <w:tblPr>
+        <w:tblW w:w="0" w:type="auto"/>
+        <w:tblCellSpacing w:w="15" w:type="dxa"/>
+        <w:tblBorders>
+          <w:top w:val="single" w:sz="4" w:space="0" w:color="auto"/>
+          <w:left w:val="single" w:sz="4" w:space="0" w:color="auto"/>
+          <w:bottom w:val="single" w:sz="4" w:space="0" w:color="auto"/>
+          <w:right w:val="single" w:sz="4" w:space="0" w:color="auto"/>
+          <w:insideH w:val="single" w:sz="4" w:space="0" w:color="auto"/>
+          <w:insideV w:val="single" w:sz="4" w:space="0" w:color="auto"/>
+        </w:tblBorders>
+        <w:tblCellMar>
+          <w:top w:w="15" w:type="dxa"/>
+          <w:left w:w="15" w:type="dxa"/>
+          <w:bottom w:w="15" w:type="dxa"/>
+          <w:right w:w="15" w:type="dxa"/>
+        </w:tblCellMar>
+        <w:tblLook w:val="04A0" w:firstRow="1" w:lastRow="0" w:firstColumn="1" w:lastColumn="0" w:noHBand="0" w:noVBand="1"/>
+      </w:tblPr>
+      <w:tblGrid>
+        <w:gridCol w:w="4200"/>
+        <w:gridCol w:w="4816"/>
+      </w:tblGrid>
+      <w:tr>
+        <w:trPr>
+          <w:tblHeader/>
           <w:tblCellSpacing w:w="15" w:type="dxa"/>
         </w:trPr>
         <w:tc>
@@ -6645,21 +6637,4110 @@
             <w:hideMark/>
           </w:tcPr>
           <w:p>
-            <w:r>
-              <w:t>And the member is told which document has expired</w:t>
-            </w:r>
-          </w:p>
-        </w:tc>
-        <w:tc>
-          <w:tcPr>
-            <w:tcW w:w="0" w:type="auto"/>
-            <w:vAlign w:val="center"/>
-            <w:hideMark/>
-          </w:tcPr>
-          <w:p>
-            <w:r>
-              <w:t>Observable result: the reason for refusal (the document, not only “ineligible”).</w:t>
-            </w:r>
+            <w:pPr>
+              <w:rPr>
+                <w:b/>
+                <w:bCs/>
+              </w:rPr>
+            </w:pPr>
+            <w:r>
+              <w:rPr>
+                <w:b/>
+                <w:bCs/>
+              </w:rPr>
+              <w:t>Gherkin</w:t>
+            </w:r>
+          </w:p>
+        </w:tc>
+        <w:tc>
+          <w:tcPr>
+            <w:tcW w:w="0" w:type="auto"/>
+            <w:vAlign w:val="center"/>
+            <w:hideMark/>
+          </w:tcPr>
+          <w:p>
+            <w:pPr>
+              <w:rPr>
+                <w:b/>
+                <w:bCs/>
+              </w:rPr>
+            </w:pPr>
+            <w:r>
+              <w:rPr>
+                <w:b/>
+                <w:bCs/>
+              </w:rPr>
+              <w:t>Interpretation</w:t>
+            </w:r>
+          </w:p>
+        </w:tc>
+      </w:tr>
+      <w:tr>
+        <w:trPr>
+          <w:tblCellSpacing w:w="15" w:type="dxa"/>
+        </w:trPr>
+        <w:tc>
+          <w:tcPr>
+            <w:tcW w:w="0" w:type="auto"/>
+            <w:vAlign w:val="center"/>
+            <w:hideMark/>
+          </w:tcPr>
+          <w:p>
+            <w:r>
+              <w:t>Given a member has an active reservation for a trailer ending on Friday</w:t>
+            </w:r>
+          </w:p>
+        </w:tc>
+        <w:tc>
+          <w:tcPr>
+            <w:tcW w:w="0" w:type="auto"/>
+            <w:vAlign w:val="center"/>
+            <w:hideMark/>
+          </w:tcPr>
+          <w:p>
+            <w:r>
+              <w:t>E</w:t>
+            </w:r>
+            <w:r>
+              <w:t>quipment in use.</w:t>
+            </w:r>
+          </w:p>
+        </w:tc>
+      </w:tr>
+      <w:tr>
+        <w:trPr>
+          <w:tblCellSpacing w:w="15" w:type="dxa"/>
+        </w:trPr>
+        <w:tc>
+          <w:tcPr>
+            <w:tcW w:w="0" w:type="auto"/>
+            <w:vAlign w:val="center"/>
+            <w:hideMark/>
+          </w:tcPr>
+          <w:p>
+            <w:r>
+              <w:t>And another member has a confirmed reservation for the same trailer starting on Saturday</w:t>
+            </w:r>
+          </w:p>
+        </w:tc>
+        <w:tc>
+          <w:tcPr>
+            <w:tcW w:w="0" w:type="auto"/>
+            <w:vAlign w:val="center"/>
+            <w:hideMark/>
+          </w:tcPr>
+          <w:p>
+            <w:r>
+              <w:t xml:space="preserve">A </w:t>
+            </w:r>
+            <w:r>
+              <w:t xml:space="preserve">later confirmed booking </w:t>
+            </w:r>
+          </w:p>
+        </w:tc>
+      </w:tr>
+      <w:tr>
+        <w:trPr>
+          <w:tblCellSpacing w:w="15" w:type="dxa"/>
+        </w:trPr>
+        <w:tc>
+          <w:tcPr>
+            <w:tcW w:w="0" w:type="auto"/>
+            <w:vAlign w:val="center"/>
+            <w:hideMark/>
+          </w:tcPr>
+          <w:p>
+            <w:r>
+              <w:t>When the first member requests an extension until Sunday</w:t>
+            </w:r>
+          </w:p>
+        </w:tc>
+        <w:tc>
+          <w:tcPr>
+            <w:tcW w:w="0" w:type="auto"/>
+            <w:vAlign w:val="center"/>
+            <w:hideMark/>
+          </w:tcPr>
+          <w:p>
+            <w:r>
+              <w:t xml:space="preserve">Candidate system event: </w:t>
+            </w:r>
+            <w:proofErr w:type="spellStart"/>
+            <w:r>
+              <w:t>requestExtension</w:t>
+            </w:r>
+            <w:proofErr w:type="spellEnd"/>
+            <w:r>
+              <w:t>(</w:t>
+            </w:r>
+            <w:proofErr w:type="spellStart"/>
+            <w:r>
+              <w:t>reservationId</w:t>
+            </w:r>
+            <w:proofErr w:type="spellEnd"/>
+            <w:r>
+              <w:t xml:space="preserve">, </w:t>
+            </w:r>
+            <w:proofErr w:type="spellStart"/>
+            <w:r>
+              <w:t>newEnd</w:t>
+            </w:r>
+            <w:proofErr w:type="spellEnd"/>
+            <w:r>
+              <w:t>, reason).</w:t>
+            </w:r>
+          </w:p>
+        </w:tc>
+      </w:tr>
+      <w:tr>
+        <w:trPr>
+          <w:tblCellSpacing w:w="15" w:type="dxa"/>
+        </w:trPr>
+        <w:tc>
+          <w:tcPr>
+            <w:tcW w:w="0" w:type="auto"/>
+            <w:vAlign w:val="center"/>
+            <w:hideMark/>
+          </w:tcPr>
+          <w:p>
+            <w:r>
+              <w:lastRenderedPageBreak/>
+              <w:t xml:space="preserve">Then the conflict is shown </w:t>
+            </w:r>
+            <w:r>
+              <w:t>and the reservation stays unchanged</w:t>
+            </w:r>
+          </w:p>
+        </w:tc>
+        <w:tc>
+          <w:tcPr>
+            <w:tcW w:w="0" w:type="auto"/>
+            <w:vAlign w:val="center"/>
+            <w:hideMark/>
+          </w:tcPr>
+          <w:p>
+            <w:r>
+              <w:t>T</w:t>
+            </w:r>
+            <w:r>
+              <w:t>he end time is not changed</w:t>
+            </w:r>
+          </w:p>
+        </w:tc>
+      </w:tr>
+    </w:tbl>
+    <w:p/>
+    <w:p/>
+    <w:p>
+      <w:r>
+        <w:t>Candidates</w:t>
+      </w:r>
+      <w:r>
+        <w:t xml:space="preserve"> classification</w:t>
+      </w:r>
+    </w:p>
+    <w:p/>
+    <w:tbl>
+      <w:tblPr>
+        <w:tblW w:w="0" w:type="auto"/>
+        <w:tblCellSpacing w:w="15" w:type="dxa"/>
+        <w:tblBorders>
+          <w:top w:val="single" w:sz="4" w:space="0" w:color="auto"/>
+          <w:left w:val="single" w:sz="4" w:space="0" w:color="auto"/>
+          <w:bottom w:val="single" w:sz="4" w:space="0" w:color="auto"/>
+          <w:right w:val="single" w:sz="4" w:space="0" w:color="auto"/>
+          <w:insideH w:val="single" w:sz="4" w:space="0" w:color="auto"/>
+          <w:insideV w:val="single" w:sz="4" w:space="0" w:color="auto"/>
+        </w:tblBorders>
+        <w:tblCellMar>
+          <w:top w:w="15" w:type="dxa"/>
+          <w:left w:w="15" w:type="dxa"/>
+          <w:bottom w:w="15" w:type="dxa"/>
+          <w:right w:w="15" w:type="dxa"/>
+        </w:tblCellMar>
+        <w:tblLook w:val="04A0" w:firstRow="1" w:lastRow="0" w:firstColumn="1" w:lastColumn="0" w:noHBand="0" w:noVBand="1"/>
+      </w:tblPr>
+      <w:tblGrid>
+        <w:gridCol w:w="335"/>
+        <w:gridCol w:w="3398"/>
+        <w:gridCol w:w="1467"/>
+        <w:gridCol w:w="3816"/>
+      </w:tblGrid>
+      <w:tr>
+        <w:trPr>
+          <w:tblHeader/>
+          <w:tblCellSpacing w:w="15" w:type="dxa"/>
+        </w:trPr>
+        <w:tc>
+          <w:tcPr>
+            <w:tcW w:w="0" w:type="auto"/>
+            <w:vAlign w:val="center"/>
+            <w:hideMark/>
+          </w:tcPr>
+          <w:p>
+            <w:pPr>
+              <w:rPr>
+                <w:b/>
+                <w:bCs/>
+              </w:rPr>
+            </w:pPr>
+            <w:r>
+              <w:rPr>
+                <w:b/>
+                <w:bCs/>
+              </w:rPr>
+              <w:t>#</w:t>
+            </w:r>
+          </w:p>
+        </w:tc>
+        <w:tc>
+          <w:tcPr>
+            <w:tcW w:w="0" w:type="auto"/>
+            <w:vAlign w:val="center"/>
+            <w:hideMark/>
+          </w:tcPr>
+          <w:p>
+            <w:pPr>
+              <w:rPr>
+                <w:b/>
+                <w:bCs/>
+              </w:rPr>
+            </w:pPr>
+            <w:r>
+              <w:rPr>
+                <w:b/>
+                <w:bCs/>
+              </w:rPr>
+              <w:t>Candidate term</w:t>
+            </w:r>
+          </w:p>
+        </w:tc>
+        <w:tc>
+          <w:tcPr>
+            <w:tcW w:w="0" w:type="auto"/>
+            <w:vAlign w:val="center"/>
+            <w:hideMark/>
+          </w:tcPr>
+          <w:p>
+            <w:pPr>
+              <w:rPr>
+                <w:b/>
+                <w:bCs/>
+              </w:rPr>
+            </w:pPr>
+            <w:r>
+              <w:rPr>
+                <w:b/>
+                <w:bCs/>
+              </w:rPr>
+              <w:t>Classification</w:t>
+            </w:r>
+          </w:p>
+        </w:tc>
+        <w:tc>
+          <w:tcPr>
+            <w:tcW w:w="0" w:type="auto"/>
+            <w:vAlign w:val="center"/>
+            <w:hideMark/>
+          </w:tcPr>
+          <w:p>
+            <w:pPr>
+              <w:rPr>
+                <w:b/>
+                <w:bCs/>
+              </w:rPr>
+            </w:pPr>
+            <w:r>
+              <w:rPr>
+                <w:b/>
+                <w:bCs/>
+              </w:rPr>
+              <w:t>Decision</w:t>
+            </w:r>
+          </w:p>
+        </w:tc>
+      </w:tr>
+      <w:tr>
+        <w:trPr>
+          <w:tblCellSpacing w:w="15" w:type="dxa"/>
+        </w:trPr>
+        <w:tc>
+          <w:tcPr>
+            <w:tcW w:w="0" w:type="auto"/>
+            <w:vAlign w:val="center"/>
+            <w:hideMark/>
+          </w:tcPr>
+          <w:p>
+            <w:r>
+              <w:t>1</w:t>
+            </w:r>
+          </w:p>
+        </w:tc>
+        <w:tc>
+          <w:tcPr>
+            <w:tcW w:w="0" w:type="auto"/>
+            <w:vAlign w:val="center"/>
+            <w:hideMark/>
+          </w:tcPr>
+          <w:p>
+            <w:r>
+              <w:t>Member</w:t>
+            </w:r>
+          </w:p>
+        </w:tc>
+        <w:tc>
+          <w:tcPr>
+            <w:tcW w:w="0" w:type="auto"/>
+            <w:vAlign w:val="center"/>
+            <w:hideMark/>
+          </w:tcPr>
+          <w:p>
+            <w:r>
+              <w:t>Entity, Actor</w:t>
+            </w:r>
+          </w:p>
+        </w:tc>
+        <w:tc>
+          <w:tcPr>
+            <w:tcW w:w="0" w:type="auto"/>
+            <w:vAlign w:val="center"/>
+            <w:hideMark/>
+          </w:tcPr>
+          <w:p>
+            <w:r>
+              <w:t>Keep</w:t>
+            </w:r>
+          </w:p>
+        </w:tc>
+      </w:tr>
+      <w:tr>
+        <w:trPr>
+          <w:tblCellSpacing w:w="15" w:type="dxa"/>
+        </w:trPr>
+        <w:tc>
+          <w:tcPr>
+            <w:tcW w:w="0" w:type="auto"/>
+            <w:vAlign w:val="center"/>
+            <w:hideMark/>
+          </w:tcPr>
+          <w:p>
+            <w:r>
+              <w:t>2</w:t>
+            </w:r>
+          </w:p>
+        </w:tc>
+        <w:tc>
+          <w:tcPr>
+            <w:tcW w:w="0" w:type="auto"/>
+            <w:vAlign w:val="center"/>
+            <w:hideMark/>
+          </w:tcPr>
+          <w:p>
+            <w:r>
+              <w:t>Membership</w:t>
+            </w:r>
+          </w:p>
+        </w:tc>
+        <w:tc>
+          <w:tcPr>
+            <w:tcW w:w="0" w:type="auto"/>
+            <w:vAlign w:val="center"/>
+            <w:hideMark/>
+          </w:tcPr>
+          <w:p>
+            <w:r>
+              <w:t>Attribute</w:t>
+            </w:r>
+          </w:p>
+        </w:tc>
+        <w:tc>
+          <w:tcPr>
+            <w:tcW w:w="0" w:type="auto"/>
+            <w:vAlign w:val="center"/>
+            <w:hideMark/>
+          </w:tcPr>
+          <w:p>
+            <w:r>
+              <w:t>Convert to Member status (active, inactive)</w:t>
+            </w:r>
+          </w:p>
+        </w:tc>
+      </w:tr>
+      <w:tr>
+        <w:trPr>
+          <w:tblCellSpacing w:w="15" w:type="dxa"/>
+        </w:trPr>
+        <w:tc>
+          <w:tcPr>
+            <w:tcW w:w="0" w:type="auto"/>
+            <w:vAlign w:val="center"/>
+            <w:hideMark/>
+          </w:tcPr>
+          <w:p>
+            <w:r>
+              <w:t>3</w:t>
+            </w:r>
+          </w:p>
+        </w:tc>
+        <w:tc>
+          <w:tcPr>
+            <w:tcW w:w="0" w:type="auto"/>
+            <w:vAlign w:val="center"/>
+            <w:hideMark/>
+          </w:tcPr>
+          <w:p>
+            <w:r>
+              <w:t>Farm</w:t>
+            </w:r>
+          </w:p>
+        </w:tc>
+        <w:tc>
+          <w:tcPr>
+            <w:tcW w:w="0" w:type="auto"/>
+            <w:vAlign w:val="center"/>
+            <w:hideMark/>
+          </w:tcPr>
+          <w:p>
+            <w:r>
+              <w:t>Attribute</w:t>
+            </w:r>
+          </w:p>
+        </w:tc>
+        <w:tc>
+          <w:tcPr>
+            <w:tcW w:w="0" w:type="auto"/>
+            <w:vAlign w:val="center"/>
+            <w:hideMark/>
+          </w:tcPr>
+          <w:p>
+            <w:r>
+              <w:t>Merge into Member</w:t>
+            </w:r>
+          </w:p>
+        </w:tc>
+      </w:tr>
+      <w:tr>
+        <w:trPr>
+          <w:tblCellSpacing w:w="15" w:type="dxa"/>
+        </w:trPr>
+        <w:tc>
+          <w:tcPr>
+            <w:tcW w:w="0" w:type="auto"/>
+            <w:vAlign w:val="center"/>
+            <w:hideMark/>
+          </w:tcPr>
+          <w:p>
+            <w:r>
+              <w:t>4</w:t>
+            </w:r>
+          </w:p>
+        </w:tc>
+        <w:tc>
+          <w:tcPr>
+            <w:tcW w:w="0" w:type="auto"/>
+            <w:vAlign w:val="center"/>
+            <w:hideMark/>
+          </w:tcPr>
+          <w:p>
+            <w:r>
+              <w:t>Training record</w:t>
+            </w:r>
+          </w:p>
+        </w:tc>
+        <w:tc>
+          <w:tcPr>
+            <w:tcW w:w="0" w:type="auto"/>
+            <w:vAlign w:val="center"/>
+            <w:hideMark/>
+          </w:tcPr>
+          <w:p>
+            <w:r>
+              <w:t>Entity</w:t>
+            </w:r>
+          </w:p>
+        </w:tc>
+        <w:tc>
+          <w:tcPr>
+            <w:tcW w:w="0" w:type="auto"/>
+            <w:vAlign w:val="center"/>
+            <w:hideMark/>
+          </w:tcPr>
+          <w:p>
+            <w:r>
+              <w:t>Merge into Documents</w:t>
+            </w:r>
+          </w:p>
+        </w:tc>
+      </w:tr>
+      <w:tr>
+        <w:trPr>
+          <w:tblCellSpacing w:w="15" w:type="dxa"/>
+        </w:trPr>
+        <w:tc>
+          <w:tcPr>
+            <w:tcW w:w="0" w:type="auto"/>
+            <w:vAlign w:val="center"/>
+            <w:hideMark/>
+          </w:tcPr>
+          <w:p>
+            <w:r>
+              <w:t>5</w:t>
+            </w:r>
+          </w:p>
+        </w:tc>
+        <w:tc>
+          <w:tcPr>
+            <w:tcW w:w="0" w:type="auto"/>
+            <w:vAlign w:val="center"/>
+            <w:hideMark/>
+          </w:tcPr>
+          <w:p>
+            <w:r>
+              <w:t>Insurance evidence</w:t>
+            </w:r>
+          </w:p>
+        </w:tc>
+        <w:tc>
+          <w:tcPr>
+            <w:tcW w:w="0" w:type="auto"/>
+            <w:vAlign w:val="center"/>
+            <w:hideMark/>
+          </w:tcPr>
+          <w:p>
+            <w:r>
+              <w:t>Entity</w:t>
+            </w:r>
+          </w:p>
+        </w:tc>
+        <w:tc>
+          <w:tcPr>
+            <w:tcW w:w="0" w:type="auto"/>
+            <w:vAlign w:val="center"/>
+            <w:hideMark/>
+          </w:tcPr>
+          <w:p>
+            <w:r>
+              <w:t>Merge into Documents</w:t>
+            </w:r>
+          </w:p>
+        </w:tc>
+      </w:tr>
+      <w:tr>
+        <w:trPr>
+          <w:tblCellSpacing w:w="15" w:type="dxa"/>
+        </w:trPr>
+        <w:tc>
+          <w:tcPr>
+            <w:tcW w:w="0" w:type="auto"/>
+            <w:vAlign w:val="center"/>
+            <w:hideMark/>
+          </w:tcPr>
+          <w:p>
+            <w:r>
+              <w:t>6</w:t>
+            </w:r>
+          </w:p>
+        </w:tc>
+        <w:tc>
+          <w:tcPr>
+            <w:tcW w:w="0" w:type="auto"/>
+            <w:vAlign w:val="center"/>
+            <w:hideMark/>
+          </w:tcPr>
+          <w:p>
+            <w:r>
+              <w:t>Operator approval</w:t>
+            </w:r>
+          </w:p>
+        </w:tc>
+        <w:tc>
+          <w:tcPr>
+            <w:tcW w:w="0" w:type="auto"/>
+            <w:vAlign w:val="center"/>
+            <w:hideMark/>
+          </w:tcPr>
+          <w:p>
+            <w:r>
+              <w:t>Entity</w:t>
+            </w:r>
+          </w:p>
+        </w:tc>
+        <w:tc>
+          <w:tcPr>
+            <w:tcW w:w="0" w:type="auto"/>
+            <w:vAlign w:val="center"/>
+            <w:hideMark/>
+          </w:tcPr>
+          <w:p>
+            <w:r>
+              <w:t xml:space="preserve">Keep </w:t>
+            </w:r>
+          </w:p>
+        </w:tc>
+      </w:tr>
+      <w:tr>
+        <w:trPr>
+          <w:tblCellSpacing w:w="15" w:type="dxa"/>
+        </w:trPr>
+        <w:tc>
+          <w:tcPr>
+            <w:tcW w:w="0" w:type="auto"/>
+            <w:vAlign w:val="center"/>
+            <w:hideMark/>
+          </w:tcPr>
+          <w:p>
+            <w:r>
+              <w:t>7</w:t>
+            </w:r>
+          </w:p>
+        </w:tc>
+        <w:tc>
+          <w:tcPr>
+            <w:tcW w:w="0" w:type="auto"/>
+            <w:vAlign w:val="center"/>
+            <w:hideMark/>
+          </w:tcPr>
+          <w:p>
+            <w:r>
+              <w:t>Equipment category</w:t>
+            </w:r>
+          </w:p>
+        </w:tc>
+        <w:tc>
+          <w:tcPr>
+            <w:tcW w:w="0" w:type="auto"/>
+            <w:vAlign w:val="center"/>
+            <w:hideMark/>
+          </w:tcPr>
+          <w:p>
+            <w:r>
+              <w:t>Entity</w:t>
+            </w:r>
+          </w:p>
+        </w:tc>
+        <w:tc>
+          <w:tcPr>
+            <w:tcW w:w="0" w:type="auto"/>
+            <w:vAlign w:val="center"/>
+            <w:hideMark/>
+          </w:tcPr>
+          <w:p>
+            <w:r>
+              <w:t>Keep</w:t>
+            </w:r>
+          </w:p>
+        </w:tc>
+      </w:tr>
+      <w:tr>
+        <w:trPr>
+          <w:tblCellSpacing w:w="15" w:type="dxa"/>
+        </w:trPr>
+        <w:tc>
+          <w:tcPr>
+            <w:tcW w:w="0" w:type="auto"/>
+            <w:vAlign w:val="center"/>
+            <w:hideMark/>
+          </w:tcPr>
+          <w:p>
+            <w:r>
+              <w:t>8</w:t>
+            </w:r>
+          </w:p>
+        </w:tc>
+        <w:tc>
+          <w:tcPr>
+            <w:tcW w:w="0" w:type="auto"/>
+            <w:vAlign w:val="center"/>
+            <w:hideMark/>
+          </w:tcPr>
+          <w:p>
+            <w:r>
+              <w:t>Equipment</w:t>
+            </w:r>
+          </w:p>
+        </w:tc>
+        <w:tc>
+          <w:tcPr>
+            <w:tcW w:w="0" w:type="auto"/>
+            <w:vAlign w:val="center"/>
+            <w:hideMark/>
+          </w:tcPr>
+          <w:p>
+            <w:r>
+              <w:t>Generic term</w:t>
+            </w:r>
+          </w:p>
+        </w:tc>
+        <w:tc>
+          <w:tcPr>
+            <w:tcW w:w="0" w:type="auto"/>
+            <w:vAlign w:val="center"/>
+            <w:hideMark/>
+          </w:tcPr>
+          <w:p>
+            <w:r>
+              <w:t>Merge into Machine and Attachment</w:t>
+            </w:r>
+          </w:p>
+        </w:tc>
+      </w:tr>
+      <w:tr>
+        <w:trPr>
+          <w:tblCellSpacing w:w="15" w:type="dxa"/>
+        </w:trPr>
+        <w:tc>
+          <w:tcPr>
+            <w:tcW w:w="0" w:type="auto"/>
+            <w:vAlign w:val="center"/>
+            <w:hideMark/>
+          </w:tcPr>
+          <w:p>
+            <w:r>
+              <w:t>9</w:t>
+            </w:r>
+          </w:p>
+        </w:tc>
+        <w:tc>
+          <w:tcPr>
+            <w:tcW w:w="0" w:type="auto"/>
+            <w:vAlign w:val="center"/>
+            <w:hideMark/>
+          </w:tcPr>
+          <w:p>
+            <w:r>
+              <w:t>Machine</w:t>
+            </w:r>
+          </w:p>
+        </w:tc>
+        <w:tc>
+          <w:tcPr>
+            <w:tcW w:w="0" w:type="auto"/>
+            <w:vAlign w:val="center"/>
+            <w:hideMark/>
+          </w:tcPr>
+          <w:p>
+            <w:r>
+              <w:t>Entity</w:t>
+            </w:r>
+          </w:p>
+        </w:tc>
+        <w:tc>
+          <w:tcPr>
+            <w:tcW w:w="0" w:type="auto"/>
+            <w:vAlign w:val="center"/>
+            <w:hideMark/>
+          </w:tcPr>
+          <w:p>
+            <w:r>
+              <w:t>Keep</w:t>
+            </w:r>
+          </w:p>
+        </w:tc>
+      </w:tr>
+      <w:tr>
+        <w:trPr>
+          <w:tblCellSpacing w:w="15" w:type="dxa"/>
+        </w:trPr>
+        <w:tc>
+          <w:tcPr>
+            <w:tcW w:w="0" w:type="auto"/>
+            <w:vAlign w:val="center"/>
+            <w:hideMark/>
+          </w:tcPr>
+          <w:p>
+            <w:r>
+              <w:t>10</w:t>
+            </w:r>
+          </w:p>
+        </w:tc>
+        <w:tc>
+          <w:tcPr>
+            <w:tcW w:w="0" w:type="auto"/>
+            <w:vAlign w:val="center"/>
+            <w:hideMark/>
+          </w:tcPr>
+          <w:p>
+            <w:r>
+              <w:t>Attachment</w:t>
+            </w:r>
+          </w:p>
+        </w:tc>
+        <w:tc>
+          <w:tcPr>
+            <w:tcW w:w="0" w:type="auto"/>
+            <w:vAlign w:val="center"/>
+            <w:hideMark/>
+          </w:tcPr>
+          <w:p>
+            <w:r>
+              <w:t>Entity</w:t>
+            </w:r>
+          </w:p>
+        </w:tc>
+        <w:tc>
+          <w:tcPr>
+            <w:tcW w:w="0" w:type="auto"/>
+            <w:vAlign w:val="center"/>
+            <w:hideMark/>
+          </w:tcPr>
+          <w:p>
+            <w:r>
+              <w:t>Keep</w:t>
+            </w:r>
+          </w:p>
+        </w:tc>
+      </w:tr>
+      <w:tr>
+        <w:trPr>
+          <w:tblCellSpacing w:w="15" w:type="dxa"/>
+        </w:trPr>
+        <w:tc>
+          <w:tcPr>
+            <w:tcW w:w="0" w:type="auto"/>
+            <w:vAlign w:val="center"/>
+            <w:hideMark/>
+          </w:tcPr>
+          <w:p>
+            <w:r>
+              <w:t>12</w:t>
+            </w:r>
+          </w:p>
+        </w:tc>
+        <w:tc>
+          <w:tcPr>
+            <w:tcW w:w="0" w:type="auto"/>
+            <w:vAlign w:val="center"/>
+            <w:hideMark/>
+          </w:tcPr>
+          <w:p>
+            <w:r>
+              <w:t>Compatibility</w:t>
+            </w:r>
+          </w:p>
+        </w:tc>
+        <w:tc>
+          <w:tcPr>
+            <w:tcW w:w="0" w:type="auto"/>
+            <w:vAlign w:val="center"/>
+            <w:hideMark/>
+          </w:tcPr>
+          <w:p>
+            <w:r>
+              <w:t xml:space="preserve">Entity </w:t>
+            </w:r>
+          </w:p>
+        </w:tc>
+        <w:tc>
+          <w:tcPr>
+            <w:tcW w:w="0" w:type="auto"/>
+            <w:vAlign w:val="center"/>
+            <w:hideMark/>
+          </w:tcPr>
+          <w:p>
+            <w:r>
+              <w:t xml:space="preserve">Keep </w:t>
+            </w:r>
+          </w:p>
+        </w:tc>
+      </w:tr>
+      <w:tr>
+        <w:trPr>
+          <w:tblCellSpacing w:w="15" w:type="dxa"/>
+        </w:trPr>
+        <w:tc>
+          <w:tcPr>
+            <w:tcW w:w="0" w:type="auto"/>
+            <w:vAlign w:val="center"/>
+            <w:hideMark/>
+          </w:tcPr>
+          <w:p>
+            <w:r>
+              <w:t>13</w:t>
+            </w:r>
+          </w:p>
+        </w:tc>
+        <w:tc>
+          <w:tcPr>
+            <w:tcW w:w="0" w:type="auto"/>
+            <w:vAlign w:val="center"/>
+            <w:hideMark/>
+          </w:tcPr>
+          <w:p>
+            <w:r>
+              <w:t>Location</w:t>
+            </w:r>
+          </w:p>
+        </w:tc>
+        <w:tc>
+          <w:tcPr>
+            <w:tcW w:w="0" w:type="auto"/>
+            <w:vAlign w:val="center"/>
+            <w:hideMark/>
+          </w:tcPr>
+          <w:p>
+            <w:r>
+              <w:t>Attribute</w:t>
+            </w:r>
+          </w:p>
+        </w:tc>
+        <w:tc>
+          <w:tcPr>
+            <w:tcW w:w="0" w:type="auto"/>
+            <w:vAlign w:val="center"/>
+            <w:hideMark/>
+          </w:tcPr>
+          <w:p>
+            <w:r>
+              <w:t>Convert to Machine and Attachment attribute</w:t>
+            </w:r>
+          </w:p>
+        </w:tc>
+      </w:tr>
+      <w:tr>
+        <w:trPr>
+          <w:tblCellSpacing w:w="15" w:type="dxa"/>
+        </w:trPr>
+        <w:tc>
+          <w:tcPr>
+            <w:tcW w:w="0" w:type="auto"/>
+            <w:vAlign w:val="center"/>
+            <w:hideMark/>
+          </w:tcPr>
+          <w:p>
+            <w:r>
+              <w:t>14</w:t>
+            </w:r>
+          </w:p>
+        </w:tc>
+        <w:tc>
+          <w:tcPr>
+            <w:tcW w:w="0" w:type="auto"/>
+            <w:vAlign w:val="center"/>
+            <w:hideMark/>
+          </w:tcPr>
+          <w:p>
+            <w:r>
+              <w:t>Reservation request</w:t>
+            </w:r>
+          </w:p>
+        </w:tc>
+        <w:tc>
+          <w:tcPr>
+            <w:tcW w:w="0" w:type="auto"/>
+            <w:vAlign w:val="center"/>
+            <w:hideMark/>
+          </w:tcPr>
+          <w:p>
+            <w:r>
+              <w:t>Entity</w:t>
+            </w:r>
+          </w:p>
+        </w:tc>
+        <w:tc>
+          <w:tcPr>
+            <w:tcW w:w="0" w:type="auto"/>
+            <w:vAlign w:val="center"/>
+            <w:hideMark/>
+          </w:tcPr>
+          <w:p>
+            <w:r>
+              <w:t>Merge with Reservation</w:t>
+            </w:r>
+          </w:p>
+        </w:tc>
+      </w:tr>
+      <w:tr>
+        <w:trPr>
+          <w:tblCellSpacing w:w="15" w:type="dxa"/>
+        </w:trPr>
+        <w:tc>
+          <w:tcPr>
+            <w:tcW w:w="0" w:type="auto"/>
+            <w:vAlign w:val="center"/>
+            <w:hideMark/>
+          </w:tcPr>
+          <w:p>
+            <w:r>
+              <w:t>15</w:t>
+            </w:r>
+          </w:p>
+        </w:tc>
+        <w:tc>
+          <w:tcPr>
+            <w:tcW w:w="0" w:type="auto"/>
+            <w:vAlign w:val="center"/>
+            <w:hideMark/>
+          </w:tcPr>
+          <w:p>
+            <w:r>
+              <w:t>Reservation</w:t>
+            </w:r>
+          </w:p>
+        </w:tc>
+        <w:tc>
+          <w:tcPr>
+            <w:tcW w:w="0" w:type="auto"/>
+            <w:vAlign w:val="center"/>
+            <w:hideMark/>
+          </w:tcPr>
+          <w:p>
+            <w:r>
+              <w:t>Entity</w:t>
+            </w:r>
+          </w:p>
+        </w:tc>
+        <w:tc>
+          <w:tcPr>
+            <w:tcW w:w="0" w:type="auto"/>
+            <w:vAlign w:val="center"/>
+            <w:hideMark/>
+          </w:tcPr>
+          <w:p>
+            <w:r>
+              <w:t xml:space="preserve">Keep </w:t>
+            </w:r>
+          </w:p>
+        </w:tc>
+      </w:tr>
+      <w:tr>
+        <w:trPr>
+          <w:tblCellSpacing w:w="15" w:type="dxa"/>
+        </w:trPr>
+        <w:tc>
+          <w:tcPr>
+            <w:tcW w:w="0" w:type="auto"/>
+            <w:vAlign w:val="center"/>
+            <w:hideMark/>
+          </w:tcPr>
+          <w:p>
+            <w:r>
+              <w:t>16</w:t>
+            </w:r>
+          </w:p>
+        </w:tc>
+        <w:tc>
+          <w:tcPr>
+            <w:tcW w:w="0" w:type="auto"/>
+            <w:vAlign w:val="center"/>
+            <w:hideMark/>
+          </w:tcPr>
+          <w:p>
+            <w:r>
+              <w:t>Flexible window</w:t>
+            </w:r>
+          </w:p>
+        </w:tc>
+        <w:tc>
+          <w:tcPr>
+            <w:tcW w:w="0" w:type="auto"/>
+            <w:vAlign w:val="center"/>
+            <w:hideMark/>
+          </w:tcPr>
+          <w:p>
+            <w:r>
+              <w:t>Attribute</w:t>
+            </w:r>
+          </w:p>
+        </w:tc>
+        <w:tc>
+          <w:tcPr>
+            <w:tcW w:w="0" w:type="auto"/>
+            <w:vAlign w:val="center"/>
+            <w:hideMark/>
+          </w:tcPr>
+          <w:p>
+            <w:r>
+              <w:t xml:space="preserve">Convert to Reservation attributes </w:t>
+            </w:r>
+          </w:p>
+        </w:tc>
+      </w:tr>
+      <w:tr>
+        <w:trPr>
+          <w:tblCellSpacing w:w="15" w:type="dxa"/>
+        </w:trPr>
+        <w:tc>
+          <w:tcPr>
+            <w:tcW w:w="0" w:type="auto"/>
+            <w:vAlign w:val="center"/>
+            <w:hideMark/>
+          </w:tcPr>
+          <w:p>
+            <w:r>
+              <w:t>17</w:t>
+            </w:r>
+          </w:p>
+        </w:tc>
+        <w:tc>
+          <w:tcPr>
+            <w:tcW w:w="0" w:type="auto"/>
+            <w:vAlign w:val="center"/>
+            <w:hideMark/>
+          </w:tcPr>
+          <w:p>
+            <w:r>
+              <w:t>Intended period</w:t>
+            </w:r>
+          </w:p>
+        </w:tc>
+        <w:tc>
+          <w:tcPr>
+            <w:tcW w:w="0" w:type="auto"/>
+            <w:vAlign w:val="center"/>
+            <w:hideMark/>
+          </w:tcPr>
+          <w:p>
+            <w:r>
+              <w:t>Attribute</w:t>
+            </w:r>
+          </w:p>
+        </w:tc>
+        <w:tc>
+          <w:tcPr>
+            <w:tcW w:w="0" w:type="auto"/>
+            <w:vAlign w:val="center"/>
+            <w:hideMark/>
+          </w:tcPr>
+          <w:p>
+            <w:r>
+              <w:t xml:space="preserve">Merge into Reservation </w:t>
+            </w:r>
+          </w:p>
+        </w:tc>
+      </w:tr>
+      <w:tr>
+        <w:trPr>
+          <w:tblCellSpacing w:w="15" w:type="dxa"/>
+        </w:trPr>
+        <w:tc>
+          <w:tcPr>
+            <w:tcW w:w="0" w:type="auto"/>
+            <w:vAlign w:val="center"/>
+            <w:hideMark/>
+          </w:tcPr>
+          <w:p>
+            <w:r>
+              <w:t>18</w:t>
+            </w:r>
+          </w:p>
+        </w:tc>
+        <w:tc>
+          <w:tcPr>
+            <w:tcW w:w="0" w:type="auto"/>
+            <w:vAlign w:val="center"/>
+            <w:hideMark/>
+          </w:tcPr>
+          <w:p>
+            <w:r>
+              <w:t>Collection arrangement</w:t>
+            </w:r>
+          </w:p>
+        </w:tc>
+        <w:tc>
+          <w:tcPr>
+            <w:tcW w:w="0" w:type="auto"/>
+            <w:vAlign w:val="center"/>
+            <w:hideMark/>
+          </w:tcPr>
+          <w:p>
+            <w:r>
+              <w:t>Attribute</w:t>
+            </w:r>
+          </w:p>
+        </w:tc>
+        <w:tc>
+          <w:tcPr>
+            <w:tcW w:w="0" w:type="auto"/>
+            <w:vAlign w:val="center"/>
+            <w:hideMark/>
+          </w:tcPr>
+          <w:p>
+            <w:r>
+              <w:t>Merge into Reservation</w:t>
+            </w:r>
+          </w:p>
+        </w:tc>
+      </w:tr>
+      <w:tr>
+        <w:trPr>
+          <w:tblCellSpacing w:w="15" w:type="dxa"/>
+        </w:trPr>
+        <w:tc>
+          <w:tcPr>
+            <w:tcW w:w="0" w:type="auto"/>
+            <w:vAlign w:val="center"/>
+            <w:hideMark/>
+          </w:tcPr>
+          <w:p>
+            <w:r>
+              <w:t>19</w:t>
+            </w:r>
+          </w:p>
+        </w:tc>
+        <w:tc>
+          <w:tcPr>
+            <w:tcW w:w="0" w:type="auto"/>
+            <w:vAlign w:val="center"/>
+            <w:hideMark/>
+          </w:tcPr>
+          <w:p>
+            <w:r>
+              <w:t>Priority</w:t>
+            </w:r>
+            <w:r>
+              <w:t xml:space="preserve"> rule</w:t>
+            </w:r>
+          </w:p>
+        </w:tc>
+        <w:tc>
+          <w:tcPr>
+            <w:tcW w:w="0" w:type="auto"/>
+            <w:vAlign w:val="center"/>
+            <w:hideMark/>
+          </w:tcPr>
+          <w:p>
+            <w:r>
+              <w:t>Rule</w:t>
+            </w:r>
+          </w:p>
+        </w:tc>
+        <w:tc>
+          <w:tcPr>
+            <w:tcW w:w="0" w:type="auto"/>
+            <w:vAlign w:val="center"/>
+            <w:hideMark/>
+          </w:tcPr>
+          <w:p>
+            <w:r>
+              <w:t>keep</w:t>
+            </w:r>
+          </w:p>
+        </w:tc>
+      </w:tr>
+      <w:tr>
+        <w:trPr>
+          <w:tblCellSpacing w:w="15" w:type="dxa"/>
+        </w:trPr>
+        <w:tc>
+          <w:tcPr>
+            <w:tcW w:w="0" w:type="auto"/>
+            <w:vAlign w:val="center"/>
+            <w:hideMark/>
+          </w:tcPr>
+          <w:p>
+            <w:r>
+              <w:t>20</w:t>
+            </w:r>
+          </w:p>
+        </w:tc>
+        <w:tc>
+          <w:tcPr>
+            <w:tcW w:w="0" w:type="auto"/>
+            <w:vAlign w:val="center"/>
+            <w:hideMark/>
+          </w:tcPr>
+          <w:p>
+            <w:r>
+              <w:t>Season, urgency, booking order, previous use</w:t>
+            </w:r>
+          </w:p>
+        </w:tc>
+        <w:tc>
+          <w:tcPr>
+            <w:tcW w:w="0" w:type="auto"/>
+            <w:vAlign w:val="center"/>
+            <w:hideMark/>
+          </w:tcPr>
+          <w:p>
+            <w:r>
+              <w:t>Values</w:t>
+            </w:r>
+          </w:p>
+        </w:tc>
+        <w:tc>
+          <w:tcPr>
+            <w:tcW w:w="0" w:type="auto"/>
+            <w:vAlign w:val="center"/>
+            <w:hideMark/>
+          </w:tcPr>
+          <w:p>
+            <w:r>
+              <w:t>Convert to Priority Factors used by the Priority Rule</w:t>
+            </w:r>
+          </w:p>
+        </w:tc>
+      </w:tr>
+      <w:tr>
+        <w:trPr>
+          <w:tblCellSpacing w:w="15" w:type="dxa"/>
+        </w:trPr>
+        <w:tc>
+          <w:tcPr>
+            <w:tcW w:w="0" w:type="auto"/>
+            <w:vAlign w:val="center"/>
+            <w:hideMark/>
+          </w:tcPr>
+          <w:p>
+            <w:r>
+              <w:t>21</w:t>
+            </w:r>
+          </w:p>
+        </w:tc>
+        <w:tc>
+          <w:tcPr>
+            <w:tcW w:w="0" w:type="auto"/>
+            <w:vAlign w:val="center"/>
+            <w:hideMark/>
+          </w:tcPr>
+          <w:p>
+            <w:r>
+              <w:t>Conflict</w:t>
+            </w:r>
+          </w:p>
+        </w:tc>
+        <w:tc>
+          <w:tcPr>
+            <w:tcW w:w="0" w:type="auto"/>
+            <w:vAlign w:val="center"/>
+            <w:hideMark/>
+          </w:tcPr>
+          <w:p>
+            <w:r>
+              <w:t xml:space="preserve">Event </w:t>
+            </w:r>
+          </w:p>
+        </w:tc>
+        <w:tc>
+          <w:tcPr>
+            <w:tcW w:w="0" w:type="auto"/>
+            <w:vAlign w:val="center"/>
+            <w:hideMark/>
+          </w:tcPr>
+          <w:p>
+            <w:r>
+              <w:t xml:space="preserve">Keep </w:t>
+            </w:r>
+          </w:p>
+        </w:tc>
+      </w:tr>
+      <w:tr>
+        <w:trPr>
+          <w:tblCellSpacing w:w="15" w:type="dxa"/>
+        </w:trPr>
+        <w:tc>
+          <w:tcPr>
+            <w:tcW w:w="0" w:type="auto"/>
+            <w:vAlign w:val="center"/>
+            <w:hideMark/>
+          </w:tcPr>
+          <w:p>
+            <w:r>
+              <w:t>22</w:t>
+            </w:r>
+          </w:p>
+        </w:tc>
+        <w:tc>
+          <w:tcPr>
+            <w:tcW w:w="0" w:type="auto"/>
+            <w:vAlign w:val="center"/>
+            <w:hideMark/>
+          </w:tcPr>
+          <w:p>
+            <w:r>
+              <w:t>Collection</w:t>
+            </w:r>
+          </w:p>
+        </w:tc>
+        <w:tc>
+          <w:tcPr>
+            <w:tcW w:w="0" w:type="auto"/>
+            <w:vAlign w:val="center"/>
+            <w:hideMark/>
+          </w:tcPr>
+          <w:p>
+            <w:r>
+              <w:t>Event</w:t>
+            </w:r>
+          </w:p>
+        </w:tc>
+        <w:tc>
+          <w:tcPr>
+            <w:tcW w:w="0" w:type="auto"/>
+            <w:vAlign w:val="center"/>
+            <w:hideMark/>
+          </w:tcPr>
+          <w:p>
+            <w:r>
+              <w:t>Keep as Collection Record</w:t>
+            </w:r>
+          </w:p>
+        </w:tc>
+      </w:tr>
+      <w:tr>
+        <w:trPr>
+          <w:tblCellSpacing w:w="15" w:type="dxa"/>
+        </w:trPr>
+        <w:tc>
+          <w:tcPr>
+            <w:tcW w:w="0" w:type="auto"/>
+            <w:vAlign w:val="center"/>
+            <w:hideMark/>
+          </w:tcPr>
+          <w:p>
+            <w:r>
+              <w:t>23</w:t>
+            </w:r>
+          </w:p>
+        </w:tc>
+        <w:tc>
+          <w:tcPr>
+            <w:tcW w:w="0" w:type="auto"/>
+            <w:vAlign w:val="center"/>
+            <w:hideMark/>
+          </w:tcPr>
+          <w:p>
+            <w:r>
+              <w:t>C</w:t>
+            </w:r>
+            <w:r>
+              <w:t>ollector</w:t>
+            </w:r>
+          </w:p>
+        </w:tc>
+        <w:tc>
+          <w:tcPr>
+            <w:tcW w:w="0" w:type="auto"/>
+            <w:vAlign w:val="center"/>
+            <w:hideMark/>
+          </w:tcPr>
+          <w:p>
+            <w:r>
+              <w:t xml:space="preserve">Actor </w:t>
+            </w:r>
+          </w:p>
+        </w:tc>
+        <w:tc>
+          <w:tcPr>
+            <w:tcW w:w="0" w:type="auto"/>
+            <w:vAlign w:val="center"/>
+            <w:hideMark/>
+          </w:tcPr>
+          <w:p>
+            <w:r>
+              <w:t xml:space="preserve">Convert to a Collection Record attribute </w:t>
+            </w:r>
+          </w:p>
+        </w:tc>
+      </w:tr>
+      <w:tr>
+        <w:trPr>
+          <w:tblCellSpacing w:w="15" w:type="dxa"/>
+        </w:trPr>
+        <w:tc>
+          <w:tcPr>
+            <w:tcW w:w="0" w:type="auto"/>
+            <w:vAlign w:val="center"/>
+            <w:hideMark/>
+          </w:tcPr>
+          <w:p>
+            <w:r>
+              <w:t>24</w:t>
+            </w:r>
+          </w:p>
+        </w:tc>
+        <w:tc>
+          <w:tcPr>
+            <w:tcW w:w="0" w:type="auto"/>
+            <w:vAlign w:val="center"/>
+            <w:hideMark/>
+          </w:tcPr>
+          <w:p>
+            <w:r>
+              <w:t>Operator</w:t>
+            </w:r>
+          </w:p>
+        </w:tc>
+        <w:tc>
+          <w:tcPr>
+            <w:tcW w:w="0" w:type="auto"/>
+            <w:vAlign w:val="center"/>
+            <w:hideMark/>
+          </w:tcPr>
+          <w:p>
+            <w:r>
+              <w:t>Role</w:t>
+            </w:r>
+          </w:p>
+        </w:tc>
+        <w:tc>
+          <w:tcPr>
+            <w:tcW w:w="0" w:type="auto"/>
+            <w:vAlign w:val="center"/>
+            <w:hideMark/>
+          </w:tcPr>
+          <w:p>
+            <w:r>
+              <w:t xml:space="preserve">Convert to a </w:t>
+            </w:r>
+            <w:r>
+              <w:t>Reservation</w:t>
+            </w:r>
+            <w:r>
+              <w:t xml:space="preserve"> Record attribute</w:t>
+            </w:r>
+          </w:p>
+        </w:tc>
+      </w:tr>
+      <w:tr>
+        <w:trPr>
+          <w:tblCellSpacing w:w="15" w:type="dxa"/>
+        </w:trPr>
+        <w:tc>
+          <w:tcPr>
+            <w:tcW w:w="0" w:type="auto"/>
+            <w:vAlign w:val="center"/>
+            <w:hideMark/>
+          </w:tcPr>
+          <w:p>
+            <w:r>
+              <w:t>25</w:t>
+            </w:r>
+          </w:p>
+        </w:tc>
+        <w:tc>
+          <w:tcPr>
+            <w:tcW w:w="0" w:type="auto"/>
+            <w:vAlign w:val="center"/>
+            <w:hideMark/>
+          </w:tcPr>
+          <w:p>
+            <w:r>
+              <w:t xml:space="preserve">Usage reading </w:t>
+            </w:r>
+          </w:p>
+        </w:tc>
+        <w:tc>
+          <w:tcPr>
+            <w:tcW w:w="0" w:type="auto"/>
+            <w:vAlign w:val="center"/>
+            <w:hideMark/>
+          </w:tcPr>
+          <w:p>
+            <w:r>
+              <w:t>Attribute</w:t>
+            </w:r>
+          </w:p>
+        </w:tc>
+        <w:tc>
+          <w:tcPr>
+            <w:tcW w:w="0" w:type="auto"/>
+            <w:vAlign w:val="center"/>
+            <w:hideMark/>
+          </w:tcPr>
+          <w:p>
+            <w:r>
+              <w:t xml:space="preserve">Keep </w:t>
+            </w:r>
+          </w:p>
+        </w:tc>
+      </w:tr>
+      <w:tr>
+        <w:trPr>
+          <w:tblCellSpacing w:w="15" w:type="dxa"/>
+        </w:trPr>
+        <w:tc>
+          <w:tcPr>
+            <w:tcW w:w="0" w:type="auto"/>
+            <w:vAlign w:val="center"/>
+            <w:hideMark/>
+          </w:tcPr>
+          <w:p>
+            <w:r>
+              <w:t>26</w:t>
+            </w:r>
+          </w:p>
+        </w:tc>
+        <w:tc>
+          <w:tcPr>
+            <w:tcW w:w="0" w:type="auto"/>
+            <w:vAlign w:val="center"/>
+            <w:hideMark/>
+          </w:tcPr>
+          <w:p>
+            <w:r>
+              <w:t>Extension</w:t>
+            </w:r>
+          </w:p>
+        </w:tc>
+        <w:tc>
+          <w:tcPr>
+            <w:tcW w:w="0" w:type="auto"/>
+            <w:vAlign w:val="center"/>
+            <w:hideMark/>
+          </w:tcPr>
+          <w:p>
+            <w:r>
+              <w:t>Entity</w:t>
+            </w:r>
+          </w:p>
+        </w:tc>
+        <w:tc>
+          <w:tcPr>
+            <w:tcW w:w="0" w:type="auto"/>
+            <w:vAlign w:val="center"/>
+            <w:hideMark/>
+          </w:tcPr>
+          <w:p>
+            <w:r>
+              <w:t xml:space="preserve">Keep as Extension Request </w:t>
+            </w:r>
+          </w:p>
+        </w:tc>
+      </w:tr>
+      <w:tr>
+        <w:trPr>
+          <w:tblCellSpacing w:w="15" w:type="dxa"/>
+        </w:trPr>
+        <w:tc>
+          <w:tcPr>
+            <w:tcW w:w="0" w:type="auto"/>
+            <w:vAlign w:val="center"/>
+            <w:hideMark/>
+          </w:tcPr>
+          <w:p>
+            <w:r>
+              <w:t>27</w:t>
+            </w:r>
+          </w:p>
+        </w:tc>
+        <w:tc>
+          <w:tcPr>
+            <w:tcW w:w="0" w:type="auto"/>
+            <w:vAlign w:val="center"/>
+            <w:hideMark/>
+          </w:tcPr>
+          <w:p>
+            <w:r>
+              <w:t>Return</w:t>
+            </w:r>
+          </w:p>
+        </w:tc>
+        <w:tc>
+          <w:tcPr>
+            <w:tcW w:w="0" w:type="auto"/>
+            <w:vAlign w:val="center"/>
+            <w:hideMark/>
+          </w:tcPr>
+          <w:p>
+            <w:r>
+              <w:t>Event</w:t>
+            </w:r>
+          </w:p>
+        </w:tc>
+        <w:tc>
+          <w:tcPr>
+            <w:tcW w:w="0" w:type="auto"/>
+            <w:vAlign w:val="center"/>
+            <w:hideMark/>
+          </w:tcPr>
+          <w:p>
+            <w:r>
+              <w:t>Keep as Return Record</w:t>
+            </w:r>
+          </w:p>
+        </w:tc>
+      </w:tr>
+      <w:tr>
+        <w:trPr>
+          <w:tblCellSpacing w:w="15" w:type="dxa"/>
+        </w:trPr>
+        <w:tc>
+          <w:tcPr>
+            <w:tcW w:w="0" w:type="auto"/>
+            <w:vAlign w:val="center"/>
+            <w:hideMark/>
+          </w:tcPr>
+          <w:p>
+            <w:r>
+              <w:t>28</w:t>
+            </w:r>
+          </w:p>
+        </w:tc>
+        <w:tc>
+          <w:tcPr>
+            <w:tcW w:w="0" w:type="auto"/>
+            <w:vAlign w:val="center"/>
+            <w:hideMark/>
+          </w:tcPr>
+          <w:p>
+            <w:r>
+              <w:t>Return outcome</w:t>
+            </w:r>
+          </w:p>
+        </w:tc>
+        <w:tc>
+          <w:tcPr>
+            <w:tcW w:w="0" w:type="auto"/>
+            <w:vAlign w:val="center"/>
+            <w:hideMark/>
+          </w:tcPr>
+          <w:p>
+            <w:r>
+              <w:t>Status</w:t>
+            </w:r>
+          </w:p>
+        </w:tc>
+        <w:tc>
+          <w:tcPr>
+            <w:tcW w:w="0" w:type="auto"/>
+            <w:vAlign w:val="center"/>
+            <w:hideMark/>
+          </w:tcPr>
+          <w:p>
+            <w:r>
+              <w:t xml:space="preserve">Convert to a status </w:t>
+            </w:r>
+          </w:p>
+        </w:tc>
+      </w:tr>
+      <w:tr>
+        <w:trPr>
+          <w:tblCellSpacing w:w="15" w:type="dxa"/>
+        </w:trPr>
+        <w:tc>
+          <w:tcPr>
+            <w:tcW w:w="0" w:type="auto"/>
+            <w:vAlign w:val="center"/>
+            <w:hideMark/>
+          </w:tcPr>
+          <w:p>
+            <w:r>
+              <w:t>29</w:t>
+            </w:r>
+          </w:p>
+        </w:tc>
+        <w:tc>
+          <w:tcPr>
+            <w:tcW w:w="0" w:type="auto"/>
+            <w:vAlign w:val="center"/>
+            <w:hideMark/>
+          </w:tcPr>
+          <w:p>
+            <w:r>
+              <w:t>Condition, cleanliness</w:t>
+            </w:r>
+          </w:p>
+        </w:tc>
+        <w:tc>
+          <w:tcPr>
+            <w:tcW w:w="0" w:type="auto"/>
+            <w:vAlign w:val="center"/>
+            <w:hideMark/>
+          </w:tcPr>
+          <w:p>
+            <w:r>
+              <w:t>Attributes</w:t>
+            </w:r>
+          </w:p>
+        </w:tc>
+        <w:tc>
+          <w:tcPr>
+            <w:tcW w:w="0" w:type="auto"/>
+            <w:vAlign w:val="center"/>
+            <w:hideMark/>
+          </w:tcPr>
+          <w:p>
+            <w:r>
+              <w:t xml:space="preserve">Merge into Return Record </w:t>
+            </w:r>
+          </w:p>
+        </w:tc>
+      </w:tr>
+      <w:tr>
+        <w:trPr>
+          <w:tblCellSpacing w:w="15" w:type="dxa"/>
+        </w:trPr>
+        <w:tc>
+          <w:tcPr>
+            <w:tcW w:w="0" w:type="auto"/>
+            <w:vAlign w:val="center"/>
+            <w:hideMark/>
+          </w:tcPr>
+          <w:p>
+            <w:r>
+              <w:lastRenderedPageBreak/>
+              <w:t>30</w:t>
+            </w:r>
+          </w:p>
+        </w:tc>
+        <w:tc>
+          <w:tcPr>
+            <w:tcW w:w="0" w:type="auto"/>
+            <w:vAlign w:val="center"/>
+            <w:hideMark/>
+          </w:tcPr>
+          <w:p>
+            <w:r>
+              <w:t>Fault</w:t>
+            </w:r>
+          </w:p>
+        </w:tc>
+        <w:tc>
+          <w:tcPr>
+            <w:tcW w:w="0" w:type="auto"/>
+            <w:vAlign w:val="center"/>
+            <w:hideMark/>
+          </w:tcPr>
+          <w:p>
+            <w:r>
+              <w:t>Entity</w:t>
+            </w:r>
+          </w:p>
+        </w:tc>
+        <w:tc>
+          <w:tcPr>
+            <w:tcW w:w="0" w:type="auto"/>
+            <w:vAlign w:val="center"/>
+            <w:hideMark/>
+          </w:tcPr>
+          <w:p>
+            <w:r>
+              <w:t xml:space="preserve">Keep as Fault Report </w:t>
+            </w:r>
+          </w:p>
+        </w:tc>
+      </w:tr>
+      <w:tr>
+        <w:trPr>
+          <w:tblCellSpacing w:w="15" w:type="dxa"/>
+        </w:trPr>
+        <w:tc>
+          <w:tcPr>
+            <w:tcW w:w="0" w:type="auto"/>
+            <w:vAlign w:val="center"/>
+            <w:hideMark/>
+          </w:tcPr>
+          <w:p>
+            <w:r>
+              <w:t>31</w:t>
+            </w:r>
+          </w:p>
+        </w:tc>
+        <w:tc>
+          <w:tcPr>
+            <w:tcW w:w="0" w:type="auto"/>
+            <w:vAlign w:val="center"/>
+            <w:hideMark/>
+          </w:tcPr>
+          <w:p>
+            <w:r>
+              <w:t>Symptom and evidence</w:t>
+            </w:r>
+          </w:p>
+        </w:tc>
+        <w:tc>
+          <w:tcPr>
+            <w:tcW w:w="0" w:type="auto"/>
+            <w:vAlign w:val="center"/>
+            <w:hideMark/>
+          </w:tcPr>
+          <w:p>
+            <w:r>
+              <w:t>Attributes</w:t>
+            </w:r>
+          </w:p>
+        </w:tc>
+        <w:tc>
+          <w:tcPr>
+            <w:tcW w:w="0" w:type="auto"/>
+            <w:vAlign w:val="center"/>
+            <w:hideMark/>
+          </w:tcPr>
+          <w:p>
+            <w:r>
+              <w:t>Merge into Fault Report</w:t>
+            </w:r>
+          </w:p>
+        </w:tc>
+      </w:tr>
+      <w:tr>
+        <w:trPr>
+          <w:tblCellSpacing w:w="15" w:type="dxa"/>
+        </w:trPr>
+        <w:tc>
+          <w:tcPr>
+            <w:tcW w:w="0" w:type="auto"/>
+            <w:vAlign w:val="center"/>
+            <w:hideMark/>
+          </w:tcPr>
+          <w:p>
+            <w:r>
+              <w:t>34</w:t>
+            </w:r>
+          </w:p>
+        </w:tc>
+        <w:tc>
+          <w:tcPr>
+            <w:tcW w:w="0" w:type="auto"/>
+            <w:vAlign w:val="center"/>
+            <w:hideMark/>
+          </w:tcPr>
+          <w:p>
+            <w:r>
+              <w:t>Maintenance</w:t>
+            </w:r>
+          </w:p>
+        </w:tc>
+        <w:tc>
+          <w:tcPr>
+            <w:tcW w:w="0" w:type="auto"/>
+            <w:vAlign w:val="center"/>
+            <w:hideMark/>
+          </w:tcPr>
+          <w:p>
+            <w:r>
+              <w:t>Entity</w:t>
+            </w:r>
+          </w:p>
+        </w:tc>
+        <w:tc>
+          <w:tcPr>
+            <w:tcW w:w="0" w:type="auto"/>
+            <w:vAlign w:val="center"/>
+            <w:hideMark/>
+          </w:tcPr>
+          <w:p>
+            <w:r>
+              <w:t xml:space="preserve">Keep </w:t>
+            </w:r>
+          </w:p>
+        </w:tc>
+      </w:tr>
+      <w:tr>
+        <w:trPr>
+          <w:tblCellSpacing w:w="15" w:type="dxa"/>
+        </w:trPr>
+        <w:tc>
+          <w:tcPr>
+            <w:tcW w:w="0" w:type="auto"/>
+            <w:vAlign w:val="center"/>
+            <w:hideMark/>
+          </w:tcPr>
+          <w:p>
+            <w:r>
+              <w:t>35</w:t>
+            </w:r>
+          </w:p>
+        </w:tc>
+        <w:tc>
+          <w:tcPr>
+            <w:tcW w:w="0" w:type="auto"/>
+            <w:vAlign w:val="center"/>
+            <w:hideMark/>
+          </w:tcPr>
+          <w:p>
+            <w:r>
+              <w:t>Parts, external service</w:t>
+            </w:r>
+          </w:p>
+        </w:tc>
+        <w:tc>
+          <w:tcPr>
+            <w:tcW w:w="0" w:type="auto"/>
+            <w:vAlign w:val="center"/>
+            <w:hideMark/>
+          </w:tcPr>
+          <w:p>
+            <w:r>
+              <w:t>Attributes</w:t>
+            </w:r>
+          </w:p>
+        </w:tc>
+        <w:tc>
+          <w:tcPr>
+            <w:tcW w:w="0" w:type="auto"/>
+            <w:vAlign w:val="center"/>
+            <w:hideMark/>
+          </w:tcPr>
+          <w:p>
+            <w:r>
+              <w:t xml:space="preserve">Merge into Maintenance </w:t>
+            </w:r>
+          </w:p>
+        </w:tc>
+      </w:tr>
+      <w:tr>
+        <w:trPr>
+          <w:tblCellSpacing w:w="15" w:type="dxa"/>
+        </w:trPr>
+        <w:tc>
+          <w:tcPr>
+            <w:tcW w:w="0" w:type="auto"/>
+            <w:vAlign w:val="center"/>
+            <w:hideMark/>
+          </w:tcPr>
+          <w:p>
+            <w:r>
+              <w:t>38</w:t>
+            </w:r>
+          </w:p>
+        </w:tc>
+        <w:tc>
+          <w:tcPr>
+            <w:tcW w:w="0" w:type="auto"/>
+            <w:vAlign w:val="center"/>
+            <w:hideMark/>
+          </w:tcPr>
+          <w:p>
+            <w:r>
+              <w:t>Readiness</w:t>
+            </w:r>
+          </w:p>
+        </w:tc>
+        <w:tc>
+          <w:tcPr>
+            <w:tcW w:w="0" w:type="auto"/>
+            <w:vAlign w:val="center"/>
+            <w:hideMark/>
+          </w:tcPr>
+          <w:p>
+            <w:r>
+              <w:t>Derived</w:t>
+            </w:r>
+          </w:p>
+        </w:tc>
+        <w:tc>
+          <w:tcPr>
+            <w:tcW w:w="0" w:type="auto"/>
+            <w:vAlign w:val="center"/>
+            <w:hideMark/>
+          </w:tcPr>
+          <w:p>
+            <w:r>
+              <w:t>Keep</w:t>
+            </w:r>
+          </w:p>
+        </w:tc>
+      </w:tr>
+      <w:tr>
+        <w:trPr>
+          <w:tblCellSpacing w:w="15" w:type="dxa"/>
+        </w:trPr>
+        <w:tc>
+          <w:tcPr>
+            <w:tcW w:w="0" w:type="auto"/>
+            <w:vAlign w:val="center"/>
+            <w:hideMark/>
+          </w:tcPr>
+          <w:p>
+            <w:r>
+              <w:t>39</w:t>
+            </w:r>
+          </w:p>
+        </w:tc>
+        <w:tc>
+          <w:tcPr>
+            <w:tcW w:w="0" w:type="auto"/>
+            <w:vAlign w:val="center"/>
+            <w:hideMark/>
+          </w:tcPr>
+          <w:p>
+            <w:r>
+              <w:t>Overdue return</w:t>
+            </w:r>
+          </w:p>
+        </w:tc>
+        <w:tc>
+          <w:tcPr>
+            <w:tcW w:w="0" w:type="auto"/>
+            <w:vAlign w:val="center"/>
+            <w:hideMark/>
+          </w:tcPr>
+          <w:p>
+            <w:r>
+              <w:t>Derived</w:t>
+            </w:r>
+          </w:p>
+        </w:tc>
+        <w:tc>
+          <w:tcPr>
+            <w:tcW w:w="0" w:type="auto"/>
+            <w:vAlign w:val="center"/>
+            <w:hideMark/>
+          </w:tcPr>
+          <w:p>
+            <w:r>
+              <w:t>Keep as Return Record</w:t>
+            </w:r>
+          </w:p>
+        </w:tc>
+      </w:tr>
+      <w:tr>
+        <w:trPr>
+          <w:tblCellSpacing w:w="15" w:type="dxa"/>
+        </w:trPr>
+        <w:tc>
+          <w:tcPr>
+            <w:tcW w:w="0" w:type="auto"/>
+            <w:vAlign w:val="center"/>
+            <w:hideMark/>
+          </w:tcPr>
+          <w:p>
+            <w:r>
+              <w:t>40</w:t>
+            </w:r>
+          </w:p>
+        </w:tc>
+        <w:tc>
+          <w:tcPr>
+            <w:tcW w:w="0" w:type="auto"/>
+            <w:vAlign w:val="center"/>
+            <w:hideMark/>
+          </w:tcPr>
+          <w:p>
+            <w:r>
+              <w:t>Coordinator</w:t>
+            </w:r>
+          </w:p>
+        </w:tc>
+        <w:tc>
+          <w:tcPr>
+            <w:tcW w:w="0" w:type="auto"/>
+            <w:vAlign w:val="center"/>
+            <w:hideMark/>
+          </w:tcPr>
+          <w:p>
+            <w:r>
+              <w:t>Actor</w:t>
+            </w:r>
+          </w:p>
+        </w:tc>
+        <w:tc>
+          <w:tcPr>
+            <w:tcW w:w="0" w:type="auto"/>
+            <w:vAlign w:val="center"/>
+            <w:hideMark/>
+          </w:tcPr>
+          <w:p>
+            <w:r>
+              <w:t>Keep</w:t>
+            </w:r>
+          </w:p>
+        </w:tc>
+      </w:tr>
+      <w:tr>
+        <w:trPr>
+          <w:tblCellSpacing w:w="15" w:type="dxa"/>
+        </w:trPr>
+        <w:tc>
+          <w:tcPr>
+            <w:tcW w:w="0" w:type="auto"/>
+            <w:vAlign w:val="center"/>
+            <w:hideMark/>
+          </w:tcPr>
+          <w:p>
+            <w:r>
+              <w:t>41</w:t>
+            </w:r>
+          </w:p>
+        </w:tc>
+        <w:tc>
+          <w:tcPr>
+            <w:tcW w:w="0" w:type="auto"/>
+            <w:vAlign w:val="center"/>
+            <w:hideMark/>
+          </w:tcPr>
+          <w:p>
+            <w:r>
+              <w:t>Stores worker</w:t>
+            </w:r>
+          </w:p>
+        </w:tc>
+        <w:tc>
+          <w:tcPr>
+            <w:tcW w:w="0" w:type="auto"/>
+            <w:vAlign w:val="center"/>
+            <w:hideMark/>
+          </w:tcPr>
+          <w:p>
+            <w:r>
+              <w:t>Actor</w:t>
+            </w:r>
+          </w:p>
+        </w:tc>
+        <w:tc>
+          <w:tcPr>
+            <w:tcW w:w="0" w:type="auto"/>
+            <w:vAlign w:val="center"/>
+            <w:hideMark/>
+          </w:tcPr>
+          <w:p>
+            <w:r>
+              <w:t>Keep</w:t>
+            </w:r>
+          </w:p>
+        </w:tc>
+      </w:tr>
+      <w:tr>
+        <w:trPr>
+          <w:tblCellSpacing w:w="15" w:type="dxa"/>
+        </w:trPr>
+        <w:tc>
+          <w:tcPr>
+            <w:tcW w:w="0" w:type="auto"/>
+            <w:vAlign w:val="center"/>
+            <w:hideMark/>
+          </w:tcPr>
+          <w:p>
+            <w:r>
+              <w:t>42</w:t>
+            </w:r>
+          </w:p>
+        </w:tc>
+        <w:tc>
+          <w:tcPr>
+            <w:tcW w:w="0" w:type="auto"/>
+            <w:vAlign w:val="center"/>
+            <w:hideMark/>
+          </w:tcPr>
+          <w:p>
+            <w:r>
+              <w:t>Maintenance worker</w:t>
+            </w:r>
+          </w:p>
+        </w:tc>
+        <w:tc>
+          <w:tcPr>
+            <w:tcW w:w="0" w:type="auto"/>
+            <w:vAlign w:val="center"/>
+            <w:hideMark/>
+          </w:tcPr>
+          <w:p>
+            <w:r>
+              <w:t>Actor</w:t>
+            </w:r>
+          </w:p>
+        </w:tc>
+        <w:tc>
+          <w:tcPr>
+            <w:tcW w:w="0" w:type="auto"/>
+            <w:vAlign w:val="center"/>
+            <w:hideMark/>
+          </w:tcPr>
+          <w:p>
+            <w:r>
+              <w:t>Keep</w:t>
+            </w:r>
+          </w:p>
+        </w:tc>
+      </w:tr>
+      <w:tr>
+        <w:trPr>
+          <w:tblCellSpacing w:w="15" w:type="dxa"/>
+        </w:trPr>
+        <w:tc>
+          <w:tcPr>
+            <w:tcW w:w="0" w:type="auto"/>
+            <w:vAlign w:val="center"/>
+            <w:hideMark/>
+          </w:tcPr>
+          <w:p>
+            <w:r>
+              <w:t>43</w:t>
+            </w:r>
+          </w:p>
+        </w:tc>
+        <w:tc>
+          <w:tcPr>
+            <w:tcW w:w="0" w:type="auto"/>
+            <w:vAlign w:val="center"/>
+            <w:hideMark/>
+          </w:tcPr>
+          <w:p>
+            <w:r>
+              <w:t>Committee</w:t>
+            </w:r>
+          </w:p>
+        </w:tc>
+        <w:tc>
+          <w:tcPr>
+            <w:tcW w:w="0" w:type="auto"/>
+            <w:vAlign w:val="center"/>
+            <w:hideMark/>
+          </w:tcPr>
+          <w:p>
+            <w:r>
+              <w:t>E</w:t>
+            </w:r>
+            <w:proofErr w:type="spellStart"/>
+            <w:r>
+              <w:rPr>
+                <w:lang w:val="en-US"/>
+              </w:rPr>
+              <w:t>xternal</w:t>
+            </w:r>
+            <w:proofErr w:type="spellEnd"/>
+            <w:r>
+              <w:rPr>
+                <w:lang w:val="en-US"/>
+              </w:rPr>
+              <w:t xml:space="preserve"> a</w:t>
+            </w:r>
+            <w:proofErr w:type="spellStart"/>
+            <w:r>
+              <w:t>ctor</w:t>
+            </w:r>
+            <w:proofErr w:type="spellEnd"/>
+            <w:r>
+              <w:t xml:space="preserve"> </w:t>
+            </w:r>
+          </w:p>
+        </w:tc>
+        <w:tc>
+          <w:tcPr>
+            <w:tcW w:w="0" w:type="auto"/>
+            <w:vAlign w:val="center"/>
+            <w:hideMark/>
+          </w:tcPr>
+          <w:p>
+            <w:r>
+              <w:t xml:space="preserve">Keep as </w:t>
+            </w:r>
+            <w:r>
+              <w:t xml:space="preserve">a </w:t>
+            </w:r>
+            <w:r>
+              <w:t>stakeholder</w:t>
+            </w:r>
+          </w:p>
+        </w:tc>
+      </w:tr>
+      <w:tr>
+        <w:trPr>
+          <w:tblCellSpacing w:w="15" w:type="dxa"/>
+        </w:trPr>
+        <w:tc>
+          <w:tcPr>
+            <w:tcW w:w="0" w:type="auto"/>
+            <w:vAlign w:val="center"/>
+            <w:hideMark/>
+          </w:tcPr>
+          <w:p>
+            <w:r>
+              <w:t>44</w:t>
+            </w:r>
+          </w:p>
+        </w:tc>
+        <w:tc>
+          <w:tcPr>
+            <w:tcW w:w="0" w:type="auto"/>
+            <w:vAlign w:val="center"/>
+            <w:hideMark/>
+          </w:tcPr>
+          <w:p>
+            <w:r>
+              <w:t>Notification</w:t>
+            </w:r>
+          </w:p>
+        </w:tc>
+        <w:tc>
+          <w:tcPr>
+            <w:tcW w:w="0" w:type="auto"/>
+            <w:vAlign w:val="center"/>
+            <w:hideMark/>
+          </w:tcPr>
+          <w:p>
+            <w:r>
+              <w:t>Entity</w:t>
+            </w:r>
+          </w:p>
+        </w:tc>
+        <w:tc>
+          <w:tcPr>
+            <w:tcW w:w="0" w:type="auto"/>
+            <w:vAlign w:val="center"/>
+            <w:hideMark/>
+          </w:tcPr>
+          <w:p>
+            <w:r>
+              <w:t xml:space="preserve">Keep </w:t>
+            </w:r>
+          </w:p>
+        </w:tc>
+      </w:tr>
+      <w:tr>
+        <w:trPr>
+          <w:tblCellSpacing w:w="15" w:type="dxa"/>
+        </w:trPr>
+        <w:tc>
+          <w:tcPr>
+            <w:tcW w:w="0" w:type="auto"/>
+            <w:vAlign w:val="center"/>
+            <w:hideMark/>
+          </w:tcPr>
+          <w:p>
+            <w:r>
+              <w:t>46</w:t>
+            </w:r>
+          </w:p>
+        </w:tc>
+        <w:tc>
+          <w:tcPr>
+            <w:tcW w:w="0" w:type="auto"/>
+            <w:vAlign w:val="center"/>
+            <w:hideMark/>
+          </w:tcPr>
+          <w:p>
+            <w:r>
+              <w:t>Calendars, paper forms, messages</w:t>
+            </w:r>
+          </w:p>
+        </w:tc>
+        <w:tc>
+          <w:tcPr>
+            <w:tcW w:w="0" w:type="auto"/>
+            <w:vAlign w:val="center"/>
+            <w:hideMark/>
+          </w:tcPr>
+          <w:p>
+            <w:r>
+              <w:t>External</w:t>
+            </w:r>
+          </w:p>
+        </w:tc>
+        <w:tc>
+          <w:tcPr>
+            <w:tcW w:w="0" w:type="auto"/>
+            <w:vAlign w:val="center"/>
+            <w:hideMark/>
+          </w:tcPr>
+          <w:p>
+            <w:r>
+              <w:t xml:space="preserve">Remove </w:t>
+            </w:r>
+          </w:p>
+        </w:tc>
+      </w:tr>
+    </w:tbl>
+    <w:p/>
+    <w:p/>
+    <w:p>
+      <w:r>
+        <w:t>Conceptual classes and selected attributes</w:t>
+      </w:r>
+    </w:p>
+    <w:p>
+      <w:pPr>
+        <w:rPr>
+          <w:b/>
+          <w:bCs/>
+        </w:rPr>
+      </w:pPr>
+    </w:p>
+    <w:tbl>
+      <w:tblPr>
+        <w:tblW w:w="0" w:type="auto"/>
+        <w:tblCellSpacing w:w="15" w:type="dxa"/>
+        <w:tblBorders>
+          <w:top w:val="single" w:sz="4" w:space="0" w:color="auto"/>
+          <w:left w:val="single" w:sz="4" w:space="0" w:color="auto"/>
+          <w:bottom w:val="single" w:sz="4" w:space="0" w:color="auto"/>
+          <w:right w:val="single" w:sz="4" w:space="0" w:color="auto"/>
+          <w:insideH w:val="single" w:sz="4" w:space="0" w:color="auto"/>
+          <w:insideV w:val="single" w:sz="4" w:space="0" w:color="auto"/>
+        </w:tblBorders>
+        <w:tblCellMar>
+          <w:top w:w="15" w:type="dxa"/>
+          <w:left w:w="15" w:type="dxa"/>
+          <w:bottom w:w="15" w:type="dxa"/>
+          <w:right w:w="15" w:type="dxa"/>
+        </w:tblCellMar>
+        <w:tblLook w:val="04A0" w:firstRow="1" w:lastRow="0" w:firstColumn="1" w:lastColumn="0" w:noHBand="0" w:noVBand="1"/>
+      </w:tblPr>
+      <w:tblGrid>
+        <w:gridCol w:w="335"/>
+        <w:gridCol w:w="2013"/>
+        <w:gridCol w:w="6668"/>
+      </w:tblGrid>
+      <w:tr>
+        <w:trPr>
+          <w:tblHeader/>
+          <w:tblCellSpacing w:w="15" w:type="dxa"/>
+        </w:trPr>
+        <w:tc>
+          <w:tcPr>
+            <w:tcW w:w="0" w:type="auto"/>
+            <w:vAlign w:val="center"/>
+            <w:hideMark/>
+          </w:tcPr>
+          <w:p>
+            <w:pPr>
+              <w:rPr>
+                <w:b/>
+                <w:bCs/>
+              </w:rPr>
+            </w:pPr>
+            <w:r>
+              <w:rPr>
+                <w:b/>
+                <w:bCs/>
+              </w:rPr>
+              <w:t>#</w:t>
+            </w:r>
+          </w:p>
+        </w:tc>
+        <w:tc>
+          <w:tcPr>
+            <w:tcW w:w="0" w:type="auto"/>
+            <w:vAlign w:val="center"/>
+            <w:hideMark/>
+          </w:tcPr>
+          <w:p>
+            <w:pPr>
+              <w:rPr>
+                <w:b/>
+                <w:bCs/>
+              </w:rPr>
+            </w:pPr>
+            <w:r>
+              <w:rPr>
+                <w:b/>
+                <w:bCs/>
+              </w:rPr>
+              <w:t>Class</w:t>
+            </w:r>
+          </w:p>
+        </w:tc>
+        <w:tc>
+          <w:tcPr>
+            <w:tcW w:w="0" w:type="auto"/>
+            <w:vAlign w:val="center"/>
+            <w:hideMark/>
+          </w:tcPr>
+          <w:p>
+            <w:pPr>
+              <w:rPr>
+                <w:b/>
+                <w:bCs/>
+              </w:rPr>
+            </w:pPr>
+            <w:r>
+              <w:rPr>
+                <w:b/>
+                <w:bCs/>
+              </w:rPr>
+              <w:t>Selected attributes</w:t>
+            </w:r>
+          </w:p>
+        </w:tc>
+      </w:tr>
+      <w:tr>
+        <w:trPr>
+          <w:tblCellSpacing w:w="15" w:type="dxa"/>
+        </w:trPr>
+        <w:tc>
+          <w:tcPr>
+            <w:tcW w:w="0" w:type="auto"/>
+            <w:vAlign w:val="center"/>
+            <w:hideMark/>
+          </w:tcPr>
+          <w:p>
+            <w:r>
+              <w:t>1</w:t>
+            </w:r>
+          </w:p>
+        </w:tc>
+        <w:tc>
+          <w:tcPr>
+            <w:tcW w:w="0" w:type="auto"/>
+            <w:vAlign w:val="center"/>
+            <w:hideMark/>
+          </w:tcPr>
+          <w:p>
+            <w:r>
+              <w:t>Member</w:t>
+            </w:r>
+          </w:p>
+        </w:tc>
+        <w:tc>
+          <w:tcPr>
+            <w:tcW w:w="0" w:type="auto"/>
+            <w:vAlign w:val="center"/>
+            <w:hideMark/>
+          </w:tcPr>
+          <w:p>
+            <w:proofErr w:type="spellStart"/>
+            <w:r>
+              <w:t>memberId</w:t>
+            </w:r>
+            <w:proofErr w:type="spellEnd"/>
+            <w:r>
+              <w:t xml:space="preserve">, name, </w:t>
+            </w:r>
+            <w:proofErr w:type="spellStart"/>
+            <w:r>
+              <w:t>farmName</w:t>
+            </w:r>
+            <w:proofErr w:type="spellEnd"/>
+            <w:r>
+              <w:t xml:space="preserve">, </w:t>
+            </w:r>
+            <w:proofErr w:type="spellStart"/>
+            <w:r>
+              <w:t>contactDetails</w:t>
+            </w:r>
+            <w:proofErr w:type="spellEnd"/>
+            <w:r>
+              <w:t xml:space="preserve">, </w:t>
+            </w:r>
+            <w:proofErr w:type="spellStart"/>
+            <w:r>
+              <w:t>membershipStatus</w:t>
+            </w:r>
+            <w:proofErr w:type="spellEnd"/>
+          </w:p>
+        </w:tc>
+      </w:tr>
+      <w:tr>
+        <w:trPr>
+          <w:tblCellSpacing w:w="15" w:type="dxa"/>
+        </w:trPr>
+        <w:tc>
+          <w:tcPr>
+            <w:tcW w:w="0" w:type="auto"/>
+            <w:vAlign w:val="center"/>
+            <w:hideMark/>
+          </w:tcPr>
+          <w:p>
+            <w:r>
+              <w:t>2</w:t>
+            </w:r>
+          </w:p>
+        </w:tc>
+        <w:tc>
+          <w:tcPr>
+            <w:tcW w:w="0" w:type="auto"/>
+            <w:vAlign w:val="center"/>
+            <w:hideMark/>
+          </w:tcPr>
+          <w:p>
+            <w:proofErr w:type="spellStart"/>
+            <w:r>
+              <w:t>MemberDocument</w:t>
+            </w:r>
+            <w:proofErr w:type="spellEnd"/>
+          </w:p>
+        </w:tc>
+        <w:tc>
+          <w:tcPr>
+            <w:tcW w:w="0" w:type="auto"/>
+            <w:vAlign w:val="center"/>
+            <w:hideMark/>
+          </w:tcPr>
+          <w:p>
+            <w:proofErr w:type="spellStart"/>
+            <w:r>
+              <w:t>documentType</w:t>
+            </w:r>
+            <w:proofErr w:type="spellEnd"/>
+            <w:r>
+              <w:t xml:space="preserve">, </w:t>
+            </w:r>
+            <w:proofErr w:type="spellStart"/>
+            <w:r>
+              <w:t>expiryDate</w:t>
+            </w:r>
+            <w:proofErr w:type="spellEnd"/>
+            <w:r>
+              <w:t xml:space="preserve">, status </w:t>
+            </w:r>
+          </w:p>
+        </w:tc>
+      </w:tr>
+      <w:tr>
+        <w:trPr>
+          <w:tblCellSpacing w:w="15" w:type="dxa"/>
+        </w:trPr>
+        <w:tc>
+          <w:tcPr>
+            <w:tcW w:w="0" w:type="auto"/>
+            <w:vAlign w:val="center"/>
+            <w:hideMark/>
+          </w:tcPr>
+          <w:p>
+            <w:r>
+              <w:t>4</w:t>
+            </w:r>
+          </w:p>
+        </w:tc>
+        <w:tc>
+          <w:tcPr>
+            <w:tcW w:w="0" w:type="auto"/>
+            <w:vAlign w:val="center"/>
+            <w:hideMark/>
+          </w:tcPr>
+          <w:p>
+            <w:proofErr w:type="spellStart"/>
+            <w:r>
+              <w:t>EquipmentCategory</w:t>
+            </w:r>
+            <w:proofErr w:type="spellEnd"/>
+          </w:p>
+        </w:tc>
+        <w:tc>
+          <w:tcPr>
+            <w:tcW w:w="0" w:type="auto"/>
+            <w:vAlign w:val="center"/>
+            <w:hideMark/>
+          </w:tcPr>
+          <w:p>
+            <w:proofErr w:type="spellStart"/>
+            <w:r>
+              <w:t>categoryName</w:t>
+            </w:r>
+            <w:proofErr w:type="spellEnd"/>
+            <w:r>
+              <w:t xml:space="preserve">, </w:t>
+            </w:r>
+            <w:proofErr w:type="spellStart"/>
+            <w:r>
+              <w:t>requiredDocumentTypes</w:t>
+            </w:r>
+            <w:proofErr w:type="spellEnd"/>
+          </w:p>
+        </w:tc>
+      </w:tr>
+      <w:tr>
+        <w:trPr>
+          <w:tblCellSpacing w:w="15" w:type="dxa"/>
+        </w:trPr>
+        <w:tc>
+          <w:tcPr>
+            <w:tcW w:w="0" w:type="auto"/>
+            <w:vAlign w:val="center"/>
+            <w:hideMark/>
+          </w:tcPr>
+          <w:p>
+            <w:r>
+              <w:t>5</w:t>
+            </w:r>
+          </w:p>
+        </w:tc>
+        <w:tc>
+          <w:tcPr>
+            <w:tcW w:w="0" w:type="auto"/>
+            <w:vAlign w:val="center"/>
+            <w:hideMark/>
+          </w:tcPr>
+          <w:p>
+            <w:r>
+              <w:t>Machine</w:t>
+            </w:r>
+          </w:p>
+        </w:tc>
+        <w:tc>
+          <w:tcPr>
+            <w:tcW w:w="0" w:type="auto"/>
+            <w:vAlign w:val="center"/>
+            <w:hideMark/>
+          </w:tcPr>
+          <w:p>
+            <w:proofErr w:type="spellStart"/>
+            <w:r>
+              <w:t>machineId</w:t>
+            </w:r>
+            <w:proofErr w:type="spellEnd"/>
+            <w:r>
+              <w:t xml:space="preserve">, </w:t>
+            </w:r>
+            <w:proofErr w:type="spellStart"/>
+            <w:r>
+              <w:t>equipmentType</w:t>
+            </w:r>
+            <w:proofErr w:type="spellEnd"/>
+            <w:r>
+              <w:t xml:space="preserve">, </w:t>
+            </w:r>
+            <w:proofErr w:type="spellStart"/>
+            <w:r>
+              <w:t>usageMeasure</w:t>
+            </w:r>
+            <w:proofErr w:type="spellEnd"/>
+            <w:r>
+              <w:t xml:space="preserve">, </w:t>
+            </w:r>
+            <w:proofErr w:type="spellStart"/>
+            <w:r>
+              <w:t>currentUsage</w:t>
+            </w:r>
+            <w:proofErr w:type="spellEnd"/>
+            <w:r>
+              <w:t>, status</w:t>
+            </w:r>
+          </w:p>
+        </w:tc>
+      </w:tr>
+      <w:tr>
+        <w:trPr>
+          <w:tblCellSpacing w:w="15" w:type="dxa"/>
+        </w:trPr>
+        <w:tc>
+          <w:tcPr>
+            <w:tcW w:w="0" w:type="auto"/>
+            <w:vAlign w:val="center"/>
+            <w:hideMark/>
+          </w:tcPr>
+          <w:p>
+            <w:r>
+              <w:t>6</w:t>
+            </w:r>
+          </w:p>
+        </w:tc>
+        <w:tc>
+          <w:tcPr>
+            <w:tcW w:w="0" w:type="auto"/>
+            <w:vAlign w:val="center"/>
+            <w:hideMark/>
+          </w:tcPr>
+          <w:p>
+            <w:r>
+              <w:t>Attachment</w:t>
+            </w:r>
+          </w:p>
+        </w:tc>
+        <w:tc>
+          <w:tcPr>
+            <w:tcW w:w="0" w:type="auto"/>
+            <w:vAlign w:val="center"/>
+            <w:hideMark/>
+          </w:tcPr>
+          <w:p>
+            <w:proofErr w:type="spellStart"/>
+            <w:r>
+              <w:t>attachmentId</w:t>
+            </w:r>
+            <w:proofErr w:type="spellEnd"/>
+            <w:r>
+              <w:t xml:space="preserve">, </w:t>
+            </w:r>
+            <w:proofErr w:type="spellStart"/>
+            <w:r>
+              <w:t>attachmentType</w:t>
+            </w:r>
+            <w:proofErr w:type="spellEnd"/>
+            <w:r>
+              <w:t>, status</w:t>
+            </w:r>
+          </w:p>
+        </w:tc>
+      </w:tr>
+      <w:tr>
+        <w:trPr>
+          <w:tblCellSpacing w:w="15" w:type="dxa"/>
+        </w:trPr>
+        <w:tc>
+          <w:tcPr>
+            <w:tcW w:w="0" w:type="auto"/>
+            <w:vAlign w:val="center"/>
+            <w:hideMark/>
+          </w:tcPr>
+          <w:p>
+            <w:r>
+              <w:t>8</w:t>
+            </w:r>
+          </w:p>
+        </w:tc>
+        <w:tc>
+          <w:tcPr>
+            <w:tcW w:w="0" w:type="auto"/>
+            <w:vAlign w:val="center"/>
+            <w:hideMark/>
+          </w:tcPr>
+          <w:p>
+            <w:r>
+              <w:t>Reservation</w:t>
+            </w:r>
+          </w:p>
+        </w:tc>
+        <w:tc>
+          <w:tcPr>
+            <w:tcW w:w="0" w:type="auto"/>
+            <w:vAlign w:val="center"/>
+            <w:hideMark/>
+          </w:tcPr>
+          <w:p>
+            <w:proofErr w:type="spellStart"/>
+            <w:r>
+              <w:t>reservationId</w:t>
+            </w:r>
+            <w:proofErr w:type="spellEnd"/>
+            <w:r>
+              <w:t xml:space="preserve">, status, </w:t>
+            </w:r>
+            <w:proofErr w:type="spellStart"/>
+            <w:r>
+              <w:t>startDate</w:t>
+            </w:r>
+            <w:proofErr w:type="spellEnd"/>
+            <w:r>
+              <w:t xml:space="preserve">, </w:t>
+            </w:r>
+            <w:proofErr w:type="spellStart"/>
+            <w:r>
+              <w:t>endDate</w:t>
+            </w:r>
+            <w:proofErr w:type="spellEnd"/>
+            <w:r>
+              <w:t xml:space="preserve">, </w:t>
+            </w:r>
+            <w:proofErr w:type="spellStart"/>
+            <w:r>
+              <w:t>earliestStart</w:t>
+            </w:r>
+            <w:proofErr w:type="spellEnd"/>
+            <w:r>
+              <w:t xml:space="preserve">, </w:t>
+            </w:r>
+            <w:proofErr w:type="spellStart"/>
+            <w:r>
+              <w:t>latestEnd</w:t>
+            </w:r>
+            <w:proofErr w:type="spellEnd"/>
+            <w:r>
+              <w:t xml:space="preserve">, </w:t>
+            </w:r>
+            <w:proofErr w:type="spellStart"/>
+            <w:r>
+              <w:t>collectionArrangement</w:t>
+            </w:r>
+            <w:proofErr w:type="spellEnd"/>
+            <w:r>
+              <w:t xml:space="preserve">, </w:t>
+            </w:r>
+            <w:proofErr w:type="spellStart"/>
+            <w:r>
+              <w:t>memberID</w:t>
+            </w:r>
+            <w:proofErr w:type="spellEnd"/>
+          </w:p>
+        </w:tc>
+      </w:tr>
+      <w:tr>
+        <w:trPr>
+          <w:tblCellSpacing w:w="15" w:type="dxa"/>
+        </w:trPr>
+        <w:tc>
+          <w:tcPr>
+            <w:tcW w:w="0" w:type="auto"/>
+            <w:vAlign w:val="center"/>
+            <w:hideMark/>
+          </w:tcPr>
+          <w:p>
+            <w:r>
+              <w:t>10</w:t>
+            </w:r>
+          </w:p>
+        </w:tc>
+        <w:tc>
+          <w:tcPr>
+            <w:tcW w:w="0" w:type="auto"/>
+            <w:vAlign w:val="center"/>
+            <w:hideMark/>
+          </w:tcPr>
+          <w:p>
+            <w:proofErr w:type="spellStart"/>
+            <w:r>
+              <w:t>CollectionRecord</w:t>
+            </w:r>
+            <w:proofErr w:type="spellEnd"/>
+          </w:p>
+        </w:tc>
+        <w:tc>
+          <w:tcPr>
+            <w:tcW w:w="0" w:type="auto"/>
+            <w:vAlign w:val="center"/>
+            <w:hideMark/>
+          </w:tcPr>
+          <w:p>
+            <w:proofErr w:type="spellStart"/>
+            <w:r>
+              <w:t>collectionDate</w:t>
+            </w:r>
+            <w:proofErr w:type="spellEnd"/>
+            <w:r>
+              <w:t xml:space="preserve">, </w:t>
+            </w:r>
+            <w:proofErr w:type="spellStart"/>
+            <w:r>
+              <w:t>collectedBy</w:t>
+            </w:r>
+            <w:proofErr w:type="spellEnd"/>
+            <w:r>
+              <w:t xml:space="preserve">, </w:t>
+            </w:r>
+            <w:proofErr w:type="spellStart"/>
+            <w:r>
+              <w:t>checksCompleted</w:t>
+            </w:r>
+            <w:proofErr w:type="spellEnd"/>
+            <w:r>
+              <w:t xml:space="preserve">, </w:t>
+            </w:r>
+            <w:proofErr w:type="spellStart"/>
+            <w:r>
+              <w:t>u</w:t>
+            </w:r>
+            <w:r>
+              <w:t>sageReading</w:t>
+            </w:r>
+            <w:proofErr w:type="spellEnd"/>
+          </w:p>
+        </w:tc>
+      </w:tr>
+      <w:tr>
+        <w:trPr>
+          <w:tblCellSpacing w:w="15" w:type="dxa"/>
+        </w:trPr>
+        <w:tc>
+          <w:tcPr>
+            <w:tcW w:w="0" w:type="auto"/>
+            <w:vAlign w:val="center"/>
+            <w:hideMark/>
+          </w:tcPr>
+          <w:p>
+            <w:r>
+              <w:t>11</w:t>
+            </w:r>
+          </w:p>
+        </w:tc>
+        <w:tc>
+          <w:tcPr>
+            <w:tcW w:w="0" w:type="auto"/>
+            <w:vAlign w:val="center"/>
+            <w:hideMark/>
+          </w:tcPr>
+          <w:p>
+            <w:proofErr w:type="spellStart"/>
+            <w:r>
+              <w:t>ExtensionRequest</w:t>
+            </w:r>
+            <w:proofErr w:type="spellEnd"/>
+          </w:p>
+        </w:tc>
+        <w:tc>
+          <w:tcPr>
+            <w:tcW w:w="0" w:type="auto"/>
+            <w:vAlign w:val="center"/>
+            <w:hideMark/>
+          </w:tcPr>
+          <w:p>
+            <w:proofErr w:type="spellStart"/>
+            <w:r>
+              <w:t>requestedEndDate</w:t>
+            </w:r>
+            <w:proofErr w:type="spellEnd"/>
+            <w:r>
+              <w:t>,</w:t>
+            </w:r>
+            <w:r>
+              <w:t xml:space="preserve"> </w:t>
+            </w:r>
+            <w:proofErr w:type="spellStart"/>
+            <w:r>
+              <w:t>memberID</w:t>
+            </w:r>
+            <w:proofErr w:type="spellEnd"/>
+            <w:r>
+              <w:t xml:space="preserve">, </w:t>
+            </w:r>
+            <w:proofErr w:type="spellStart"/>
+            <w:r>
+              <w:t>reservationID</w:t>
+            </w:r>
+            <w:proofErr w:type="spellEnd"/>
+            <w:r>
+              <w:t xml:space="preserve">, status, </w:t>
+            </w:r>
+            <w:proofErr w:type="spellStart"/>
+            <w:r>
+              <w:t>decidedBy</w:t>
+            </w:r>
+            <w:proofErr w:type="spellEnd"/>
+            <w:r>
+              <w:t xml:space="preserve"> </w:t>
+            </w:r>
+          </w:p>
+        </w:tc>
+      </w:tr>
+      <w:tr>
+        <w:trPr>
+          <w:tblCellSpacing w:w="15" w:type="dxa"/>
+        </w:trPr>
+        <w:tc>
+          <w:tcPr>
+            <w:tcW w:w="0" w:type="auto"/>
+            <w:vAlign w:val="center"/>
+            <w:hideMark/>
+          </w:tcPr>
+          <w:p>
+            <w:r>
+              <w:t>12</w:t>
+            </w:r>
+          </w:p>
+        </w:tc>
+        <w:tc>
+          <w:tcPr>
+            <w:tcW w:w="0" w:type="auto"/>
+            <w:vAlign w:val="center"/>
+            <w:hideMark/>
+          </w:tcPr>
+          <w:p>
+            <w:proofErr w:type="spellStart"/>
+            <w:r>
+              <w:t>ReturnRecord</w:t>
+            </w:r>
+            <w:proofErr w:type="spellEnd"/>
+          </w:p>
+        </w:tc>
+        <w:tc>
+          <w:tcPr>
+            <w:tcW w:w="0" w:type="auto"/>
+            <w:vAlign w:val="center"/>
+            <w:hideMark/>
+          </w:tcPr>
+          <w:p>
+            <w:proofErr w:type="spellStart"/>
+            <w:r>
+              <w:t>returnDate</w:t>
+            </w:r>
+            <w:proofErr w:type="spellEnd"/>
+            <w:r>
+              <w:t xml:space="preserve">, condition, </w:t>
+            </w:r>
+            <w:proofErr w:type="spellStart"/>
+            <w:r>
+              <w:t>endUsageReading</w:t>
+            </w:r>
+            <w:proofErr w:type="spellEnd"/>
+            <w:r>
+              <w:t xml:space="preserve">, </w:t>
+            </w:r>
+            <w:proofErr w:type="spellStart"/>
+            <w:r>
+              <w:t>fuelLevel</w:t>
+            </w:r>
+            <w:proofErr w:type="spellEnd"/>
+            <w:r>
+              <w:t>, cleanliness, r</w:t>
+            </w:r>
+            <w:proofErr w:type="spellStart"/>
+            <w:r>
+              <w:t>eportedIssues</w:t>
+            </w:r>
+            <w:proofErr w:type="spellEnd"/>
+            <w:r>
+              <w:t xml:space="preserve">, outcome </w:t>
+            </w:r>
+          </w:p>
+        </w:tc>
+      </w:tr>
+      <w:tr>
+        <w:trPr>
+          <w:tblCellSpacing w:w="15" w:type="dxa"/>
+        </w:trPr>
+        <w:tc>
+          <w:tcPr>
+            <w:tcW w:w="0" w:type="auto"/>
+            <w:vAlign w:val="center"/>
+          </w:tcPr>
+          <w:p>
+            <w:r>
+              <w:t>13</w:t>
+            </w:r>
+          </w:p>
+        </w:tc>
+        <w:tc>
+          <w:tcPr>
+            <w:tcW w:w="0" w:type="auto"/>
+            <w:vAlign w:val="center"/>
+          </w:tcPr>
+          <w:p>
+            <w:proofErr w:type="spellStart"/>
+            <w:r>
+              <w:t>FaultReport</w:t>
+            </w:r>
+            <w:proofErr w:type="spellEnd"/>
+          </w:p>
+        </w:tc>
+        <w:tc>
+          <w:tcPr>
+            <w:tcW w:w="0" w:type="auto"/>
+            <w:vAlign w:val="center"/>
+          </w:tcPr>
+          <w:p>
+            <w:proofErr w:type="spellStart"/>
+            <w:r>
+              <w:t>reportID</w:t>
+            </w:r>
+            <w:proofErr w:type="spellEnd"/>
+            <w:r>
+              <w:t xml:space="preserve">, </w:t>
+            </w:r>
+            <w:proofErr w:type="spellStart"/>
+            <w:r>
+              <w:t>reportDate</w:t>
+            </w:r>
+            <w:proofErr w:type="spellEnd"/>
+            <w:r>
+              <w:t>,</w:t>
+            </w:r>
+            <w:r>
+              <w:t xml:space="preserve"> source</w:t>
+            </w:r>
+            <w:r>
+              <w:t>,</w:t>
+            </w:r>
+            <w:r>
+              <w:t xml:space="preserve"> symptoms</w:t>
+            </w:r>
+            <w:r>
+              <w:t xml:space="preserve">, </w:t>
+            </w:r>
+            <w:r>
+              <w:t>evidence</w:t>
+            </w:r>
+            <w:r>
+              <w:t xml:space="preserve">, </w:t>
+            </w:r>
+            <w:r>
+              <w:t>cause</w:t>
+            </w:r>
+            <w:r>
+              <w:t xml:space="preserve">, </w:t>
+            </w:r>
+            <w:r>
+              <w:t>status</w:t>
+            </w:r>
+          </w:p>
+        </w:tc>
+      </w:tr>
+      <w:tr>
+        <w:trPr>
+          <w:tblCellSpacing w:w="15" w:type="dxa"/>
+        </w:trPr>
+        <w:tc>
+          <w:tcPr>
+            <w:tcW w:w="0" w:type="auto"/>
+            <w:vAlign w:val="center"/>
+          </w:tcPr>
+          <w:p>
+            <w:r>
+              <w:t>14</w:t>
+            </w:r>
+          </w:p>
+        </w:tc>
+        <w:tc>
+          <w:tcPr>
+            <w:tcW w:w="0" w:type="auto"/>
+            <w:vAlign w:val="center"/>
+          </w:tcPr>
+          <w:p>
+            <w:r>
+              <w:t>MaintenanceTask</w:t>
+            </w:r>
+          </w:p>
+        </w:tc>
+        <w:tc>
+          <w:tcPr>
+            <w:tcW w:w="0" w:type="auto"/>
+            <w:vAlign w:val="center"/>
+          </w:tcPr>
+          <w:p>
+            <w:proofErr w:type="spellStart"/>
+            <w:r>
+              <w:t>taskID</w:t>
+            </w:r>
+            <w:proofErr w:type="spellEnd"/>
+            <w:r>
+              <w:t>,</w:t>
+            </w:r>
+            <w:r>
+              <w:t xml:space="preserve"> </w:t>
+            </w:r>
+            <w:proofErr w:type="spellStart"/>
+            <w:r>
+              <w:t>triggerType</w:t>
+            </w:r>
+            <w:proofErr w:type="spellEnd"/>
+            <w:r>
+              <w:t>,</w:t>
+            </w:r>
+            <w:r>
+              <w:t xml:space="preserve"> </w:t>
+            </w:r>
+            <w:proofErr w:type="spellStart"/>
+            <w:r>
+              <w:t>plannedDate</w:t>
+            </w:r>
+            <w:proofErr w:type="spellEnd"/>
+            <w:r>
+              <w:t>,</w:t>
+            </w:r>
+            <w:r>
+              <w:t xml:space="preserve"> </w:t>
+            </w:r>
+            <w:proofErr w:type="spellStart"/>
+            <w:r>
+              <w:t>partsNeeded</w:t>
+            </w:r>
+            <w:proofErr w:type="spellEnd"/>
+            <w:r>
+              <w:t>,</w:t>
+            </w:r>
+            <w:r>
+              <w:t xml:space="preserve"> </w:t>
+            </w:r>
+            <w:proofErr w:type="spellStart"/>
+            <w:r>
+              <w:t>provisionalCompletionDate</w:t>
+            </w:r>
+            <w:proofErr w:type="spellEnd"/>
+            <w:r>
+              <w:t>,</w:t>
+            </w:r>
+            <w:r>
+              <w:t xml:space="preserve"> status</w:t>
+            </w:r>
+          </w:p>
+        </w:tc>
+      </w:tr>
+    </w:tbl>
+    <w:p/>
+    <w:p>
+      <w:pPr>
+        <w:rPr>
+          <w:b/>
+          <w:bCs/>
+        </w:rPr>
+      </w:pPr>
+      <w:r>
+        <w:rPr>
+          <w:b/>
+          <w:bCs/>
+        </w:rPr>
+        <w:t>Traceability matrix</w:t>
+      </w:r>
+    </w:p>
+    <w:p/>
+    <w:p/>
+    <w:tbl>
+      <w:tblPr>
+        <w:tblW w:w="0" w:type="auto"/>
+        <w:tblCellSpacing w:w="15" w:type="dxa"/>
+        <w:tblBorders>
+          <w:top w:val="single" w:sz="4" w:space="0" w:color="auto"/>
+          <w:left w:val="single" w:sz="4" w:space="0" w:color="auto"/>
+          <w:bottom w:val="single" w:sz="4" w:space="0" w:color="auto"/>
+          <w:right w:val="single" w:sz="4" w:space="0" w:color="auto"/>
+          <w:insideH w:val="single" w:sz="4" w:space="0" w:color="auto"/>
+          <w:insideV w:val="single" w:sz="4" w:space="0" w:color="auto"/>
+        </w:tblBorders>
+        <w:tblCellMar>
+          <w:top w:w="15" w:type="dxa"/>
+          <w:left w:w="15" w:type="dxa"/>
+          <w:bottom w:w="15" w:type="dxa"/>
+          <w:right w:w="15" w:type="dxa"/>
+        </w:tblCellMar>
+        <w:tblLook w:val="04A0" w:firstRow="1" w:lastRow="0" w:firstColumn="1" w:lastColumn="0" w:noHBand="0" w:noVBand="1"/>
+      </w:tblPr>
+      <w:tblGrid>
+        <w:gridCol w:w="2601"/>
+        <w:gridCol w:w="2481"/>
+        <w:gridCol w:w="1131"/>
+        <w:gridCol w:w="2803"/>
+      </w:tblGrid>
+      <w:tr>
+        <w:trPr>
+          <w:tblHeader/>
+          <w:tblCellSpacing w:w="15" w:type="dxa"/>
+        </w:trPr>
+        <w:tc>
+          <w:tcPr>
+            <w:tcW w:w="0" w:type="auto"/>
+            <w:vAlign w:val="center"/>
+            <w:hideMark/>
+          </w:tcPr>
+          <w:p>
+            <w:pPr>
+              <w:rPr>
+                <w:b/>
+                <w:bCs/>
+              </w:rPr>
+            </w:pPr>
+            <w:r>
+              <w:rPr>
+                <w:b/>
+                <w:bCs/>
+              </w:rPr>
+              <w:t>Problem / goal</w:t>
+            </w:r>
+          </w:p>
+        </w:tc>
+        <w:tc>
+          <w:tcPr>
+            <w:tcW w:w="0" w:type="auto"/>
+            <w:vAlign w:val="center"/>
+            <w:hideMark/>
+          </w:tcPr>
+          <w:p>
+            <w:pPr>
+              <w:rPr>
+                <w:b/>
+                <w:bCs/>
+              </w:rPr>
+            </w:pPr>
+            <w:r>
+              <w:rPr>
+                <w:b/>
+                <w:bCs/>
+              </w:rPr>
+              <w:t>Use case</w:t>
+            </w:r>
+          </w:p>
+        </w:tc>
+        <w:tc>
+          <w:tcPr>
+            <w:tcW w:w="0" w:type="auto"/>
+            <w:vAlign w:val="center"/>
+            <w:hideMark/>
+          </w:tcPr>
+          <w:p>
+            <w:pPr>
+              <w:rPr>
+                <w:b/>
+                <w:bCs/>
+              </w:rPr>
+            </w:pPr>
+            <w:r>
+              <w:rPr>
+                <w:b/>
+                <w:bCs/>
+              </w:rPr>
+              <w:t>Gherkin scenario</w:t>
+            </w:r>
+          </w:p>
+        </w:tc>
+        <w:tc>
+          <w:tcPr>
+            <w:tcW w:w="0" w:type="auto"/>
+            <w:vAlign w:val="center"/>
+            <w:hideMark/>
+          </w:tcPr>
+          <w:p>
+            <w:pPr>
+              <w:rPr>
+                <w:b/>
+                <w:bCs/>
+              </w:rPr>
+            </w:pPr>
+            <w:r>
+              <w:rPr>
+                <w:b/>
+                <w:bCs/>
+              </w:rPr>
+              <w:t>Domain concept</w:t>
+            </w:r>
+          </w:p>
+        </w:tc>
+      </w:tr>
+      <w:tr>
+        <w:trPr>
+          <w:tblCellSpacing w:w="15" w:type="dxa"/>
+        </w:trPr>
+        <w:tc>
+          <w:tcPr>
+            <w:tcW w:w="0" w:type="auto"/>
+            <w:vAlign w:val="center"/>
+            <w:hideMark/>
+          </w:tcPr>
+          <w:p>
+            <w:r>
+              <w:rPr>
+                <w:b/>
+                <w:bCs/>
+              </w:rPr>
+              <w:t>FR01</w:t>
+            </w:r>
+            <w:r>
+              <w:t xml:space="preserve"> Register a member and keep one record</w:t>
+            </w:r>
+          </w:p>
+        </w:tc>
+        <w:tc>
+          <w:tcPr>
+            <w:tcW w:w="0" w:type="auto"/>
+            <w:vAlign w:val="center"/>
+            <w:hideMark/>
+          </w:tcPr>
+          <w:p>
+            <w:r>
+              <w:t>Manage Member Eligibility</w:t>
+            </w:r>
+          </w:p>
+        </w:tc>
+        <w:tc>
+          <w:tcPr>
+            <w:tcW w:w="0" w:type="auto"/>
+            <w:vAlign w:val="center"/>
+            <w:hideMark/>
+          </w:tcPr>
+          <w:p>
+            <w:r>
+              <w:t>S2</w:t>
+            </w:r>
+          </w:p>
+        </w:tc>
+        <w:tc>
+          <w:tcPr>
+            <w:tcW w:w="0" w:type="auto"/>
+            <w:vAlign w:val="center"/>
+            <w:hideMark/>
+          </w:tcPr>
+          <w:p>
+            <w:r>
+              <w:t>Member</w:t>
+            </w:r>
+          </w:p>
+        </w:tc>
+      </w:tr>
+      <w:tr>
+        <w:trPr>
+          <w:tblCellSpacing w:w="15" w:type="dxa"/>
+        </w:trPr>
+        <w:tc>
+          <w:tcPr>
+            <w:tcW w:w="0" w:type="auto"/>
+            <w:vAlign w:val="center"/>
+            <w:hideMark/>
+          </w:tcPr>
+          <w:p>
+            <w:r>
+              <w:rPr>
+                <w:b/>
+                <w:bCs/>
+              </w:rPr>
+              <w:lastRenderedPageBreak/>
+              <w:t>FR02</w:t>
+            </w:r>
+            <w:r>
+              <w:t xml:space="preserve"> Record evidence and check eligibility</w:t>
+            </w:r>
+          </w:p>
+        </w:tc>
+        <w:tc>
+          <w:tcPr>
+            <w:tcW w:w="0" w:type="auto"/>
+            <w:vAlign w:val="center"/>
+            <w:hideMark/>
+          </w:tcPr>
+          <w:p>
+            <w:r>
+              <w:t>Manage Member Eligibility</w:t>
+            </w:r>
+          </w:p>
+        </w:tc>
+        <w:tc>
+          <w:tcPr>
+            <w:tcW w:w="0" w:type="auto"/>
+            <w:vAlign w:val="center"/>
+            <w:hideMark/>
+          </w:tcPr>
+          <w:p>
+            <w:r>
+              <w:t>S1, S2</w:t>
+            </w:r>
+          </w:p>
+        </w:tc>
+        <w:tc>
+          <w:tcPr>
+            <w:tcW w:w="0" w:type="auto"/>
+            <w:vAlign w:val="center"/>
+            <w:hideMark/>
+          </w:tcPr>
+          <w:p>
+            <w:proofErr w:type="spellStart"/>
+            <w:r>
+              <w:t>MemberDocument</w:t>
+            </w:r>
+            <w:proofErr w:type="spellEnd"/>
+            <w:r>
+              <w:t xml:space="preserve">, </w:t>
+            </w:r>
+            <w:proofErr w:type="spellStart"/>
+            <w:r>
+              <w:t>CategoryApproval</w:t>
+            </w:r>
+            <w:proofErr w:type="spellEnd"/>
+            <w:r>
+              <w:t xml:space="preserve">, </w:t>
+            </w:r>
+            <w:proofErr w:type="spellStart"/>
+            <w:r>
+              <w:t>EquipmentCategory</w:t>
+            </w:r>
+            <w:proofErr w:type="spellEnd"/>
+          </w:p>
+        </w:tc>
+      </w:tr>
+      <w:tr>
+        <w:trPr>
+          <w:tblCellSpacing w:w="15" w:type="dxa"/>
+        </w:trPr>
+        <w:tc>
+          <w:tcPr>
+            <w:tcW w:w="0" w:type="auto"/>
+            <w:vAlign w:val="center"/>
+            <w:hideMark/>
+          </w:tcPr>
+          <w:p>
+            <w:r>
+              <w:rPr>
+                <w:b/>
+                <w:bCs/>
+              </w:rPr>
+              <w:t>FR03</w:t>
+            </w:r>
+            <w:r>
+              <w:t xml:space="preserve"> Submit a request, including a flexible window</w:t>
+            </w:r>
+          </w:p>
+        </w:tc>
+        <w:tc>
+          <w:tcPr>
+            <w:tcW w:w="0" w:type="auto"/>
+            <w:vAlign w:val="center"/>
+            <w:hideMark/>
+          </w:tcPr>
+          <w:p>
+            <w:r>
+              <w:t>Submit Reservation Request</w:t>
+            </w:r>
+          </w:p>
+        </w:tc>
+        <w:tc>
+          <w:tcPr>
+            <w:tcW w:w="0" w:type="auto"/>
+            <w:vAlign w:val="center"/>
+            <w:hideMark/>
+          </w:tcPr>
+          <w:p>
+            <w:r>
+              <w:t>S1, S3</w:t>
+            </w:r>
+          </w:p>
+        </w:tc>
+        <w:tc>
+          <w:tcPr>
+            <w:tcW w:w="0" w:type="auto"/>
+            <w:vAlign w:val="center"/>
+            <w:hideMark/>
+          </w:tcPr>
+          <w:p>
+            <w:r>
+              <w:t>Reservation</w:t>
+            </w:r>
+          </w:p>
+        </w:tc>
+      </w:tr>
+      <w:tr>
+        <w:trPr>
+          <w:tblCellSpacing w:w="15" w:type="dxa"/>
+        </w:trPr>
+        <w:tc>
+          <w:tcPr>
+            <w:tcW w:w="0" w:type="auto"/>
+            <w:vAlign w:val="center"/>
+            <w:hideMark/>
+          </w:tcPr>
+          <w:p>
+            <w:r>
+              <w:rPr>
+                <w:b/>
+                <w:bCs/>
+              </w:rPr>
+              <w:t>FR04</w:t>
+            </w:r>
+            <w:r>
+              <w:t xml:space="preserve"> Show status and notify when a flexible reservation becomes firm</w:t>
+            </w:r>
+          </w:p>
+        </w:tc>
+        <w:tc>
+          <w:tcPr>
+            <w:tcW w:w="0" w:type="auto"/>
+            <w:vAlign w:val="center"/>
+            <w:hideMark/>
+          </w:tcPr>
+          <w:p>
+            <w:r>
+              <w:t>Confirm Reservation</w:t>
+            </w:r>
+          </w:p>
+        </w:tc>
+        <w:tc>
+          <w:tcPr>
+            <w:tcW w:w="0" w:type="auto"/>
+            <w:vAlign w:val="center"/>
+            <w:hideMark/>
+          </w:tcPr>
+          <w:p>
+            <w:r>
+              <w:t>S</w:t>
+            </w:r>
+            <w:r>
+              <w:t>1</w:t>
+            </w:r>
+          </w:p>
+        </w:tc>
+        <w:tc>
+          <w:tcPr>
+            <w:tcW w:w="0" w:type="auto"/>
+            <w:vAlign w:val="center"/>
+            <w:hideMark/>
+          </w:tcPr>
+          <w:p>
+            <w:r>
+              <w:t>Reservation (status)</w:t>
+            </w:r>
+          </w:p>
+        </w:tc>
+      </w:tr>
+      <w:tr>
+        <w:trPr>
+          <w:tblCellSpacing w:w="15" w:type="dxa"/>
+        </w:trPr>
+        <w:tc>
+          <w:tcPr>
+            <w:tcW w:w="0" w:type="auto"/>
+            <w:vAlign w:val="center"/>
+            <w:hideMark/>
+          </w:tcPr>
+          <w:p>
+            <w:r>
+              <w:rPr>
+                <w:b/>
+                <w:bCs/>
+              </w:rPr>
+              <w:t>FR07</w:t>
+            </w:r>
+            <w:r>
+              <w:t xml:space="preserve"> Detect competing requests and record the decision and reason</w:t>
+            </w:r>
+          </w:p>
+        </w:tc>
+        <w:tc>
+          <w:tcPr>
+            <w:tcW w:w="0" w:type="auto"/>
+            <w:vAlign w:val="center"/>
+            <w:hideMark/>
+          </w:tcPr>
+          <w:p>
+            <w:r>
+              <w:t>Resolve Competing Requests</w:t>
+            </w:r>
+          </w:p>
+        </w:tc>
+        <w:tc>
+          <w:tcPr>
+            <w:tcW w:w="0" w:type="auto"/>
+            <w:vAlign w:val="center"/>
+            <w:hideMark/>
+          </w:tcPr>
+          <w:p>
+            <w:r>
+              <w:t>S3</w:t>
+            </w:r>
+          </w:p>
+        </w:tc>
+        <w:tc>
+          <w:tcPr>
+            <w:tcW w:w="0" w:type="auto"/>
+            <w:vAlign w:val="center"/>
+            <w:hideMark/>
+          </w:tcPr>
+          <w:p>
+            <w:proofErr w:type="spellStart"/>
+            <w:r>
+              <w:t>ConflictDecision</w:t>
+            </w:r>
+            <w:proofErr w:type="spellEnd"/>
+            <w:r>
+              <w:t>, Reservation</w:t>
+            </w:r>
+          </w:p>
+        </w:tc>
+      </w:tr>
+      <w:tr>
+        <w:trPr>
+          <w:tblCellSpacing w:w="15" w:type="dxa"/>
+        </w:trPr>
+        <w:tc>
+          <w:tcPr>
+            <w:tcW w:w="0" w:type="auto"/>
+            <w:vAlign w:val="center"/>
+            <w:hideMark/>
+          </w:tcPr>
+          <w:p>
+            <w:r>
+              <w:rPr>
+                <w:b/>
+                <w:bCs/>
+              </w:rPr>
+              <w:t>FR08</w:t>
+            </w:r>
+            <w:r>
+              <w:t xml:space="preserve"> Record collection, collector and starting reading</w:t>
+            </w:r>
+          </w:p>
+        </w:tc>
+        <w:tc>
+          <w:tcPr>
+            <w:tcW w:w="0" w:type="auto"/>
+            <w:vAlign w:val="center"/>
+            <w:hideMark/>
+          </w:tcPr>
+          <w:p>
+            <w:r>
+              <w:t>Collect Equipment</w:t>
+            </w:r>
+          </w:p>
+        </w:tc>
+        <w:tc>
+          <w:tcPr>
+            <w:tcW w:w="0" w:type="auto"/>
+            <w:vAlign w:val="center"/>
+            <w:hideMark/>
+          </w:tcPr>
+          <w:p>
+            <w:pPr>
+              <w:rPr>
+                <w:b/>
+                <w:bCs/>
+              </w:rPr>
+            </w:pPr>
+          </w:p>
+        </w:tc>
+        <w:tc>
+          <w:tcPr>
+            <w:tcW w:w="0" w:type="auto"/>
+            <w:vAlign w:val="center"/>
+            <w:hideMark/>
+          </w:tcPr>
+          <w:p>
+            <w:proofErr w:type="spellStart"/>
+            <w:r>
+              <w:t>CollectionRecord</w:t>
+            </w:r>
+            <w:proofErr w:type="spellEnd"/>
+          </w:p>
+        </w:tc>
+      </w:tr>
+      <w:tr>
+        <w:trPr>
+          <w:tblCellSpacing w:w="15" w:type="dxa"/>
+        </w:trPr>
+        <w:tc>
+          <w:tcPr>
+            <w:tcW w:w="0" w:type="auto"/>
+            <w:vAlign w:val="center"/>
+            <w:hideMark/>
+          </w:tcPr>
+          <w:p>
+            <w:r>
+              <w:rPr>
+                <w:b/>
+                <w:bCs/>
+              </w:rPr>
+              <w:t>FR09</w:t>
+            </w:r>
+            <w:r>
+              <w:t xml:space="preserve"> Hold an extension as pending and check later bookings</w:t>
+            </w:r>
+          </w:p>
+        </w:tc>
+        <w:tc>
+          <w:tcPr>
+            <w:tcW w:w="0" w:type="auto"/>
+            <w:vAlign w:val="center"/>
+            <w:hideMark/>
+          </w:tcPr>
+          <w:p>
+            <w:r>
+              <w:t>Request Extension, Decide Extension</w:t>
+            </w:r>
+          </w:p>
+        </w:tc>
+        <w:tc>
+          <w:tcPr>
+            <w:tcW w:w="0" w:type="auto"/>
+            <w:vAlign w:val="center"/>
+            <w:hideMark/>
+          </w:tcPr>
+          <w:p/>
+        </w:tc>
+        <w:tc>
+          <w:tcPr>
+            <w:tcW w:w="0" w:type="auto"/>
+            <w:vAlign w:val="center"/>
+            <w:hideMark/>
+          </w:tcPr>
+          <w:p>
+            <w:proofErr w:type="spellStart"/>
+            <w:r>
+              <w:t>ExtensionRequest</w:t>
+            </w:r>
+            <w:proofErr w:type="spellEnd"/>
+            <w:r>
+              <w:t>, Reservation</w:t>
+            </w:r>
+          </w:p>
+        </w:tc>
+      </w:tr>
+      <w:tr>
+        <w:trPr>
+          <w:tblCellSpacing w:w="15" w:type="dxa"/>
+        </w:trPr>
+        <w:tc>
+          <w:tcPr>
+            <w:tcW w:w="0" w:type="auto"/>
+            <w:vAlign w:val="center"/>
+            <w:hideMark/>
+          </w:tcPr>
+          <w:p>
+            <w:r>
+              <w:rPr>
+                <w:b/>
+                <w:bCs/>
+              </w:rPr>
+              <w:t>FR10</w:t>
+            </w:r>
+            <w:r>
+              <w:t xml:space="preserve"> </w:t>
+            </w:r>
+            <w:r>
+              <w:t>The system shall allow staff to record condition</w:t>
+            </w:r>
+            <w:r>
+              <w:t xml:space="preserve"> of the equipment at the return</w:t>
+            </w:r>
+          </w:p>
+        </w:tc>
+        <w:tc>
+          <w:tcPr>
+            <w:tcW w:w="0" w:type="auto"/>
+            <w:vAlign w:val="center"/>
+            <w:hideMark/>
+          </w:tcPr>
+          <w:p>
+            <w:r>
+              <w:t>Record Equipment Return</w:t>
+            </w:r>
+          </w:p>
+        </w:tc>
+        <w:tc>
+          <w:tcPr>
+            <w:tcW w:w="0" w:type="auto"/>
+            <w:vAlign w:val="center"/>
+            <w:hideMark/>
+          </w:tcPr>
+          <w:p/>
+        </w:tc>
+        <w:tc>
+          <w:tcPr>
+            <w:tcW w:w="0" w:type="auto"/>
+            <w:vAlign w:val="center"/>
+            <w:hideMark/>
+          </w:tcPr>
+          <w:p>
+            <w:proofErr w:type="spellStart"/>
+            <w:r>
+              <w:t>ReturnRecord</w:t>
+            </w:r>
+            <w:proofErr w:type="spellEnd"/>
+          </w:p>
+        </w:tc>
+      </w:tr>
+      <w:tr>
+        <w:trPr>
+          <w:tblCellSpacing w:w="15" w:type="dxa"/>
+        </w:trPr>
+        <w:tc>
+          <w:tcPr>
+            <w:tcW w:w="0" w:type="auto"/>
+            <w:vAlign w:val="center"/>
+            <w:hideMark/>
+          </w:tcPr>
+          <w:p>
+            <w:r>
+              <w:rPr>
+                <w:b/>
+                <w:bCs/>
+              </w:rPr>
+              <w:t>FR11</w:t>
+            </w:r>
+            <w:r>
+              <w:t xml:space="preserve"> Record a fault without a cause, and return to service only by an authorised role</w:t>
+            </w:r>
+          </w:p>
+        </w:tc>
+        <w:tc>
+          <w:tcPr>
+            <w:tcW w:w="0" w:type="auto"/>
+            <w:vAlign w:val="center"/>
+            <w:hideMark/>
+          </w:tcPr>
+          <w:p>
+            <w:r>
+              <w:t>UC11 Report Fault, UC12 Plan Maintenance, UC13 Return to Service</w:t>
+            </w:r>
+          </w:p>
+        </w:tc>
+        <w:tc>
+          <w:tcPr>
+            <w:tcW w:w="0" w:type="auto"/>
+            <w:vAlign w:val="center"/>
+            <w:hideMark/>
+          </w:tcPr>
+          <w:p>
+            <w:pPr>
+              <w:rPr>
+                <w:b/>
+                <w:bCs/>
+              </w:rPr>
+            </w:pPr>
+          </w:p>
+          <w:p/>
+        </w:tc>
+        <w:tc>
+          <w:tcPr>
+            <w:tcW w:w="0" w:type="auto"/>
+            <w:vAlign w:val="center"/>
+            <w:hideMark/>
+          </w:tcPr>
+          <w:p>
+            <w:proofErr w:type="spellStart"/>
+            <w:r>
+              <w:t>FaultReport</w:t>
+            </w:r>
+            <w:proofErr w:type="spellEnd"/>
+            <w:r>
+              <w:t xml:space="preserve">, </w:t>
+            </w:r>
+            <w:proofErr w:type="spellStart"/>
+            <w:r>
+              <w:t>MaintenanceTask</w:t>
+            </w:r>
+            <w:proofErr w:type="spellEnd"/>
           </w:p>
         </w:tc>
       </w:tr>
@@ -9280,6 +13361,7 @@
   <w:style w:type="character" w:default="1" w:styleId="DefaultParagraphFont">
     <w:name w:val="Default Paragraph Font"/>
     <w:uiPriority w:val="1"/>
+    <w:semiHidden/>
     <w:unhideWhenUsed/>
   </w:style>
   <w:style w:type="table" w:default="1" w:styleId="TableNormal">
